--- a/Не должно попасть в релиз/Диплом/Диплом.docx
+++ b/Не должно попасть в релиз/Диплом/Диплом.docx
@@ -355,7 +355,7 @@
           </mc:Choice>
           <mc:Fallback>
             <w:pict>
-              <v:shape w14:anchorId="34D2690A" id="Graphic 2" o:spid="_x0000_s1026" style="position:absolute;margin-left:82.25pt;margin-top:16.85pt;width:482.25pt;height:1pt;z-index:15729664;visibility:visible;mso-wrap-style:square;mso-wrap-distance-left:0;mso-wrap-distance-top:0;mso-wrap-distance-right:0;mso-wrap-distance-bottom:0;mso-position-horizontal:absolute;mso-position-horizontal-relative:page;mso-position-vertical:absolute;mso-position-vertical-relative:text;v-text-anchor:top" coordsize="6124575,12700" o:gfxdata="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" path="m6124206,l,,,6350r12,6350l6124206,12700r,-6350l6124206,xe" fillcolor="black" stroked="f">
+              <v:shape w14:anchorId="56B4BE22" id="Graphic 2" o:spid="_x0000_s1026" style="position:absolute;margin-left:82.25pt;margin-top:16.85pt;width:482.25pt;height:1pt;z-index:15729664;visibility:visible;mso-wrap-style:square;mso-wrap-distance-left:0;mso-wrap-distance-top:0;mso-wrap-distance-right:0;mso-wrap-distance-bottom:0;mso-position-horizontal:absolute;mso-position-horizontal-relative:page;mso-position-vertical:absolute;mso-position-vertical-relative:text;v-text-anchor:top" coordsize="6124575,12700" o:gfxdata="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" path="m6124206,l,,,6350r12,6350l6124206,12700r,-6350l6124206,xe" fillcolor="black" stroked="f">
                 <v:path arrowok="t"/>
                 <w10:wrap anchorx="page"/>
               </v:shape>
@@ -470,7 +470,7 @@
           </mc:Choice>
           <mc:Fallback>
             <w:pict>
-              <v:shape w14:anchorId="5341F784" id="Graphic 3" o:spid="_x0000_s1026" style="position:absolute;margin-left:82.25pt;margin-top:26.75pt;width:482.25pt;height:.5pt;z-index:15730176;visibility:visible;mso-wrap-style:square;mso-wrap-distance-left:0;mso-wrap-distance-top:0;mso-wrap-distance-right:0;mso-wrap-distance-bottom:0;mso-position-horizontal:absolute;mso-position-horizontal-relative:page;mso-position-vertical:absolute;mso-position-vertical-relative:text;v-text-anchor:top" coordsize="6124575,6350" o:gfxdata="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" path="m,l,6350r6124194,l6124194,,,xe" fillcolor="black" stroked="f">
+              <v:shape w14:anchorId="7625084A" id="Graphic 3" o:spid="_x0000_s1026" style="position:absolute;margin-left:82.25pt;margin-top:26.75pt;width:482.25pt;height:.5pt;z-index:15730176;visibility:visible;mso-wrap-style:square;mso-wrap-distance-left:0;mso-wrap-distance-top:0;mso-wrap-distance-right:0;mso-wrap-distance-bottom:0;mso-position-horizontal:absolute;mso-position-horizontal-relative:page;mso-position-vertical:absolute;mso-position-vertical-relative:text;v-text-anchor:top" coordsize="6124575,6350" o:gfxdata="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" path="m,l,6350r6124194,l6124194,,,xe" fillcolor="black" stroked="f">
                 <v:path arrowok="t"/>
                 <w10:wrap anchorx="page"/>
               </v:shape>
@@ -1884,7 +1884,7 @@
           </mc:Choice>
           <mc:Fallback>
             <w:pict>
-              <v:group w14:anchorId="14D003C8" id="Group 5" o:spid="_x0000_s1026" style="position:absolute;margin-left:300.35pt;margin-top:20.45pt;width:55.85pt;height:26.8pt;z-index:-15728640;mso-wrap-distance-left:0;mso-wrap-distance-right:0;mso-position-horizontal-relative:page" coordsize="7092,3403" o:gfxdata="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">
+              <v:group w14:anchorId="66B254AE" id="Group 5" o:spid="_x0000_s1026" style="position:absolute;margin-left:300.35pt;margin-top:20.45pt;width:55.85pt;height:26.8pt;z-index:-15728640;mso-wrap-distance-left:0;mso-wrap-distance-right:0;mso-position-horizontal-relative:page" coordsize="7092,3403" o:gfxdata="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">
                 <v:shape id="Graphic 6" o:spid="_x0000_s1027" style="position:absolute;top:126;width:7092;height:3207;visibility:visible;mso-wrap-style:square;v-text-anchor:top" coordsize="709295,320675" o:gfxdata="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" path="m709295,78105r-227965,l481330,,220345,r,78105l,78105,,320675r709295,l709295,78105xe" stroked="f">
                   <v:path arrowok="t"/>
                 </v:shape>
@@ -2311,7 +2311,7 @@
           </mc:Choice>
           <mc:Fallback>
             <w:pict>
-              <v:shape w14:anchorId="46D5583C" id="Graphic 9" o:spid="_x0000_s1026" style="position:absolute;margin-left:76.5pt;margin-top:26.05pt;width:499.5pt;height:.5pt;z-index:-15726592;visibility:visible;mso-wrap-style:square;mso-wrap-distance-left:0;mso-wrap-distance-top:0;mso-wrap-distance-right:0;mso-wrap-distance-bottom:0;mso-position-horizontal:absolute;mso-position-horizontal-relative:page;mso-position-vertical:absolute;mso-position-vertical-relative:text;v-text-anchor:top" coordsize="6343650,6350" o:gfxdata="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" path="m6343396,l,,,6350r6343396,l6343396,xe" fillcolor="black" stroked="f">
+              <v:shape w14:anchorId="5A6E730D" id="Graphic 9" o:spid="_x0000_s1026" style="position:absolute;margin-left:76.5pt;margin-top:26.05pt;width:499.5pt;height:.5pt;z-index:-15726592;visibility:visible;mso-wrap-style:square;mso-wrap-distance-left:0;mso-wrap-distance-top:0;mso-wrap-distance-right:0;mso-wrap-distance-bottom:0;mso-position-horizontal:absolute;mso-position-horizontal-relative:page;mso-position-vertical:absolute;mso-position-vertical-relative:text;v-text-anchor:top" coordsize="6343650,6350" o:gfxdata="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" path="m6343396,l,,,6350r6343396,l6343396,xe" fillcolor="black" stroked="f">
                 <v:path arrowok="t"/>
                 <w10:wrap type="topAndBottom" anchorx="page"/>
               </v:shape>
@@ -6620,110 +6620,6 @@
           </w:p>
         </w:tc>
       </w:tr>
-      <w:tr>
-        <w:trPr>
-          <w:jc w:val="center"/>
-        </w:trPr>
-        <w:tc>
-          <w:tcPr>
-            <w:tcW w:w="1413" w:type="dxa"/>
-          </w:tcPr>
-          <w:p>
-            <w:pPr>
-              <w:spacing w:line="360" w:lineRule="auto"/>
-              <w:jc w:val="both"/>
-              <w:rPr>
-                <w:sz w:val="28"/>
-                <w:szCs w:val="28"/>
-                <w:lang w:val="en-US"/>
-              </w:rPr>
-            </w:pPr>
-            <w:r>
-              <w:rPr>
-                <w:sz w:val="28"/>
-                <w:szCs w:val="28"/>
-                <w:lang w:val="en-US"/>
-              </w:rPr>
-              <w:t>ST.0</w:t>
-            </w:r>
-            <w:r>
-              <w:rPr>
-                <w:sz w:val="28"/>
-                <w:szCs w:val="28"/>
-                <w:lang w:val="en-US"/>
-              </w:rPr>
-              <w:t>5</w:t>
-            </w:r>
-          </w:p>
-        </w:tc>
-        <w:tc>
-          <w:tcPr>
-            <w:tcW w:w="7932" w:type="dxa"/>
-          </w:tcPr>
-          <w:p>
-            <w:pPr>
-              <w:spacing w:line="360" w:lineRule="auto"/>
-              <w:jc w:val="both"/>
-              <w:rPr>
-                <w:sz w:val="28"/>
-                <w:szCs w:val="28"/>
-              </w:rPr>
-            </w:pPr>
-          </w:p>
-        </w:tc>
-      </w:tr>
-      <w:tr>
-        <w:trPr>
-          <w:jc w:val="center"/>
-        </w:trPr>
-        <w:tc>
-          <w:tcPr>
-            <w:tcW w:w="1413" w:type="dxa"/>
-          </w:tcPr>
-          <w:p>
-            <w:pPr>
-              <w:spacing w:line="360" w:lineRule="auto"/>
-              <w:jc w:val="both"/>
-              <w:rPr>
-                <w:sz w:val="28"/>
-                <w:szCs w:val="28"/>
-                <w:lang w:val="en-US"/>
-              </w:rPr>
-            </w:pPr>
-            <w:r>
-              <w:rPr>
-                <w:sz w:val="28"/>
-                <w:szCs w:val="28"/>
-                <w:lang w:val="en-US"/>
-              </w:rPr>
-              <w:t>ST.0</w:t>
-            </w:r>
-            <w:r>
-              <w:rPr>
-                <w:sz w:val="28"/>
-                <w:szCs w:val="28"/>
-                <w:lang w:val="en-US"/>
-              </w:rPr>
-              <w:t>6</w:t>
-            </w:r>
-          </w:p>
-        </w:tc>
-        <w:tc>
-          <w:tcPr>
-            <w:tcW w:w="7932" w:type="dxa"/>
-          </w:tcPr>
-          <w:p>
-            <w:pPr>
-              <w:spacing w:line="360" w:lineRule="auto"/>
-              <w:jc w:val="both"/>
-              <w:rPr>
-                <w:sz w:val="28"/>
-                <w:szCs w:val="28"/>
-              </w:rPr>
-            </w:pPr>
-          </w:p>
-        </w:tc>
-      </w:tr>
     </w:tbl>
     <w:p>
       <w:pPr>
@@ -7925,15 +7821,7 @@
           <w:sz w:val="28"/>
           <w:szCs w:val="28"/>
         </w:rPr>
-        <w:t xml:space="preserve">У заинтересованных сторон есть определенные проблемы, которые необходимо </w:t>
-      </w:r>
-      <w:r>
-        <w:rPr>
-          <w:sz w:val="28"/>
-          <w:szCs w:val="28"/>
-        </w:rPr>
-        <w:lastRenderedPageBreak/>
-        <w:t>решить</w:t>
+        <w:t>У заинтересованных сторон есть определенные проблемы, которые необходимо решить</w:t>
       </w:r>
     </w:p>
     <w:p>
@@ -7979,6 +7867,7 @@
         <w:tc>
           <w:tcPr>
             <w:tcW w:w="1413" w:type="dxa"/>
+            <w:vAlign w:val="center"/>
           </w:tcPr>
           <w:p>
             <w:pPr>
@@ -7992,10 +7881,12 @@
             </w:pPr>
             <w:r>
               <w:rPr>
+                <w:b/>
+                <w:color w:val="000000" w:themeColor="text1"/>
                 <w:sz w:val="28"/>
                 <w:szCs w:val="28"/>
-                <w:lang w:val="en-US"/>
-              </w:rPr>
+              </w:rPr>
+              <w:lastRenderedPageBreak/>
               <w:t>ID</w:t>
             </w:r>
           </w:p>
@@ -8003,6 +7894,7 @@
         <w:tc>
           <w:tcPr>
             <w:tcW w:w="5953" w:type="dxa"/>
+            <w:vAlign w:val="center"/>
           </w:tcPr>
           <w:p>
             <w:pPr>
@@ -8015,6 +7907,8 @@
             </w:pPr>
             <w:r>
               <w:rPr>
+                <w:b/>
+                <w:color w:val="000000" w:themeColor="text1"/>
                 <w:sz w:val="28"/>
                 <w:szCs w:val="28"/>
               </w:rPr>
@@ -8025,6 +7919,7 @@
         <w:tc>
           <w:tcPr>
             <w:tcW w:w="1979" w:type="dxa"/>
+            <w:vAlign w:val="center"/>
           </w:tcPr>
           <w:p>
             <w:pPr>
@@ -8037,10 +7932,21 @@
             </w:pPr>
             <w:r>
               <w:rPr>
+                <w:b/>
+                <w:color w:val="000000" w:themeColor="text1"/>
                 <w:sz w:val="28"/>
                 <w:szCs w:val="28"/>
               </w:rPr>
               <w:t>Трассировка</w:t>
+            </w:r>
+            <w:r>
+              <w:rPr>
+                <w:b/>
+                <w:color w:val="000000" w:themeColor="text1"/>
+                <w:sz w:val="28"/>
+                <w:szCs w:val="28"/>
+              </w:rPr>
+              <w:t xml:space="preserve"> к ЗС</w:t>
             </w:r>
           </w:p>
         </w:tc>
@@ -8065,9 +7971,9 @@
             </w:pPr>
             <w:r>
               <w:rPr>
+                <w:color w:val="000000" w:themeColor="text1"/>
                 <w:sz w:val="28"/>
                 <w:szCs w:val="28"/>
-                <w:lang w:val="en-US"/>
               </w:rPr>
               <w:t>StPr.01</w:t>
             </w:r>
@@ -8088,31 +7994,11 @@
             </w:pPr>
             <w:r>
               <w:rPr>
+                <w:color w:val="000000" w:themeColor="text1"/>
                 <w:sz w:val="28"/>
                 <w:szCs w:val="28"/>
               </w:rPr>
-              <w:t>Высокий риск ст</w:t>
-            </w:r>
-            <w:r>
-              <w:rPr>
-                <w:sz w:val="28"/>
-                <w:szCs w:val="28"/>
-              </w:rPr>
-              <w:t>олкновени</w:t>
-            </w:r>
-            <w:r>
-              <w:rPr>
-                <w:sz w:val="28"/>
-                <w:szCs w:val="28"/>
-              </w:rPr>
-              <w:t>й</w:t>
-            </w:r>
-            <w:r>
-              <w:rPr>
-                <w:sz w:val="28"/>
-                <w:szCs w:val="28"/>
-              </w:rPr>
-              <w:t xml:space="preserve"> на перекрёстке</w:t>
+              <w:t>Длительное ожидание на перекрёстке из-за фиксированных циклов</w:t>
             </w:r>
           </w:p>
         </w:tc>
@@ -8131,61 +8017,11 @@
             </w:pPr>
             <w:r>
               <w:rPr>
+                <w:color w:val="000000" w:themeColor="text1"/>
                 <w:sz w:val="28"/>
                 <w:szCs w:val="28"/>
-                <w:lang w:val="en-US"/>
               </w:rPr>
               <w:t>ST.01</w:t>
-            </w:r>
-          </w:p>
-          <w:p>
-            <w:pPr>
-              <w:spacing w:line="360" w:lineRule="auto"/>
-              <w:jc w:val="both"/>
-              <w:rPr>
-                <w:sz w:val="28"/>
-                <w:szCs w:val="28"/>
-              </w:rPr>
-            </w:pPr>
-            <w:r>
-              <w:rPr>
-                <w:sz w:val="28"/>
-                <w:szCs w:val="28"/>
-                <w:lang w:val="en-US"/>
-              </w:rPr>
-              <w:t>ST.0</w:t>
-            </w:r>
-            <w:r>
-              <w:rPr>
-                <w:sz w:val="28"/>
-                <w:szCs w:val="28"/>
-              </w:rPr>
-              <w:t>2</w:t>
-            </w:r>
-          </w:p>
-          <w:p>
-            <w:pPr>
-              <w:spacing w:line="360" w:lineRule="auto"/>
-              <w:jc w:val="both"/>
-              <w:rPr>
-                <w:sz w:val="28"/>
-                <w:szCs w:val="28"/>
-              </w:rPr>
-            </w:pPr>
-            <w:r>
-              <w:rPr>
-                <w:sz w:val="28"/>
-                <w:szCs w:val="28"/>
-                <w:lang w:val="en-US"/>
-              </w:rPr>
-              <w:t>ST.0</w:t>
-            </w:r>
-            <w:r>
-              <w:rPr>
-                <w:sz w:val="28"/>
-                <w:szCs w:val="28"/>
-              </w:rPr>
-              <w:t>3</w:t>
             </w:r>
           </w:p>
         </w:tc>
@@ -8209,18 +8045,11 @@
             </w:pPr>
             <w:r>
               <w:rPr>
+                <w:color w:val="000000" w:themeColor="text1"/>
                 <w:sz w:val="28"/>
                 <w:szCs w:val="28"/>
-                <w:lang w:val="en-US"/>
-              </w:rPr>
-              <w:t>StPr.0</w:t>
-            </w:r>
-            <w:r>
-              <w:rPr>
-                <w:sz w:val="28"/>
-                <w:szCs w:val="28"/>
-              </w:rPr>
-              <w:t>2</w:t>
+              </w:rPr>
+              <w:t>StPr.02</w:t>
             </w:r>
           </w:p>
         </w:tc>
@@ -8239,10 +8068,11 @@
             </w:pPr>
             <w:r>
               <w:rPr>
+                <w:color w:val="000000" w:themeColor="text1"/>
                 <w:sz w:val="28"/>
                 <w:szCs w:val="28"/>
               </w:rPr>
-              <w:t>Длительное ожидание на перекрёстке и заторы</w:t>
+              <w:t>Невозможность удалённого управления светофором в аварийной ситуации</w:t>
             </w:r>
           </w:p>
         </w:tc>
@@ -8261,18 +8091,11 @@
             </w:pPr>
             <w:r>
               <w:rPr>
+                <w:color w:val="000000" w:themeColor="text1"/>
                 <w:sz w:val="28"/>
                 <w:szCs w:val="28"/>
-                <w:lang w:val="en-US"/>
-              </w:rPr>
-              <w:t>ST.01</w:t>
-            </w:r>
-            <w:r>
-              <w:rPr>
-                <w:sz w:val="28"/>
-                <w:szCs w:val="28"/>
-              </w:rPr>
-              <w:t>.1</w:t>
+              </w:rPr>
+              <w:t>ST.02</w:t>
             </w:r>
           </w:p>
         </w:tc>
@@ -8296,18 +8119,11 @@
             </w:pPr>
             <w:r>
               <w:rPr>
+                <w:color w:val="000000" w:themeColor="text1"/>
                 <w:sz w:val="28"/>
                 <w:szCs w:val="28"/>
-                <w:lang w:val="en-US"/>
-              </w:rPr>
-              <w:t>StPr.0</w:t>
-            </w:r>
-            <w:r>
-              <w:rPr>
-                <w:sz w:val="28"/>
-                <w:szCs w:val="28"/>
-              </w:rPr>
-              <w:t>3</w:t>
+              </w:rPr>
+              <w:t>StPr.03</w:t>
             </w:r>
           </w:p>
         </w:tc>
@@ -8326,10 +8142,11 @@
             </w:pPr>
             <w:r>
               <w:rPr>
+                <w:color w:val="000000" w:themeColor="text1"/>
                 <w:sz w:val="28"/>
                 <w:szCs w:val="28"/>
               </w:rPr>
-              <w:t>Невозможность безопасно пересечь дорогу на перекрёстке в условиях неупорядоченного автомобильного движения</w:t>
+              <w:t>Отсутствие аналитики для оптимизации режимов работы светофоров</w:t>
             </w:r>
           </w:p>
         </w:tc>
@@ -8348,19 +8165,11 @@
             </w:pPr>
             <w:r>
               <w:rPr>
+                <w:color w:val="000000" w:themeColor="text1"/>
                 <w:sz w:val="28"/>
                 <w:szCs w:val="28"/>
-                <w:lang w:val="en-US"/>
-              </w:rPr>
-              <w:t>ST.0</w:t>
-            </w:r>
-            <w:r>
-              <w:rPr>
-                <w:sz w:val="28"/>
-                <w:szCs w:val="28"/>
-                <w:lang w:val="en-US"/>
-              </w:rPr>
-              <w:t>1.2</w:t>
+              </w:rPr>
+              <w:t>ST.03</w:t>
             </w:r>
           </w:p>
         </w:tc>
@@ -8384,18 +8193,11 @@
             </w:pPr>
             <w:r>
               <w:rPr>
+                <w:color w:val="000000" w:themeColor="text1"/>
                 <w:sz w:val="28"/>
                 <w:szCs w:val="28"/>
-                <w:lang w:val="en-US"/>
-              </w:rPr>
-              <w:t>StPr.0</w:t>
-            </w:r>
-            <w:r>
-              <w:rPr>
-                <w:sz w:val="28"/>
-                <w:szCs w:val="28"/>
-              </w:rPr>
-              <w:t>4</w:t>
+              </w:rPr>
+              <w:t>StPr.04</w:t>
             </w:r>
           </w:p>
         </w:tc>
@@ -8414,10 +8216,11 @@
             </w:pPr>
             <w:r>
               <w:rPr>
+                <w:color w:val="000000" w:themeColor="text1"/>
                 <w:sz w:val="28"/>
                 <w:szCs w:val="28"/>
               </w:rPr>
-              <w:t>Задержки при прохождении перекрёстков в чрезвычайных ситуациях</w:t>
+              <w:t>Ручная проверка исправности оборудования</w:t>
             </w:r>
           </w:p>
         </w:tc>
@@ -8437,190 +8240,9 @@
             </w:pPr>
             <w:r>
               <w:rPr>
+                <w:color w:val="000000" w:themeColor="text1"/>
                 <w:sz w:val="28"/>
                 <w:szCs w:val="28"/>
-                <w:lang w:val="en-US"/>
-              </w:rPr>
-              <w:t>ST.0</w:t>
-            </w:r>
-            <w:r>
-              <w:rPr>
-                <w:sz w:val="28"/>
-                <w:szCs w:val="28"/>
-              </w:rPr>
-              <w:t>1.</w:t>
-            </w:r>
-            <w:r>
-              <w:rPr>
-                <w:sz w:val="28"/>
-                <w:szCs w:val="28"/>
-                <w:lang w:val="en-US"/>
-              </w:rPr>
-              <w:t>3</w:t>
-            </w:r>
-          </w:p>
-        </w:tc>
-      </w:tr>
-      <w:tr>
-        <w:trPr>
-          <w:jc w:val="center"/>
-        </w:trPr>
-        <w:tc>
-          <w:tcPr>
-            <w:tcW w:w="1413" w:type="dxa"/>
-          </w:tcPr>
-          <w:p>
-            <w:pPr>
-              <w:spacing w:line="360" w:lineRule="auto"/>
-              <w:jc w:val="both"/>
-              <w:rPr>
-                <w:sz w:val="28"/>
-                <w:szCs w:val="28"/>
-                <w:lang w:val="en-US"/>
-              </w:rPr>
-            </w:pPr>
-            <w:r>
-              <w:rPr>
-                <w:sz w:val="28"/>
-                <w:szCs w:val="28"/>
-                <w:lang w:val="en-US"/>
-              </w:rPr>
-              <w:t>StPr.0</w:t>
-            </w:r>
-            <w:r>
-              <w:rPr>
-                <w:sz w:val="28"/>
-                <w:szCs w:val="28"/>
-                <w:lang w:val="en-US"/>
-              </w:rPr>
-              <w:t>5</w:t>
-            </w:r>
-          </w:p>
-        </w:tc>
-        <w:tc>
-          <w:tcPr>
-            <w:tcW w:w="5953" w:type="dxa"/>
-          </w:tcPr>
-          <w:p>
-            <w:pPr>
-              <w:spacing w:line="360" w:lineRule="auto"/>
-              <w:jc w:val="both"/>
-              <w:rPr>
-                <w:sz w:val="28"/>
-                <w:szCs w:val="28"/>
-              </w:rPr>
-            </w:pPr>
-            <w:r>
-              <w:rPr>
-                <w:sz w:val="28"/>
-                <w:szCs w:val="28"/>
-              </w:rPr>
-              <w:t>Невозможность с обеспечением высокой точности работы системы в сложных погодных условиях, таких как дождь, снег и туман</w:t>
-            </w:r>
-          </w:p>
-        </w:tc>
-        <w:tc>
-          <w:tcPr>
-            <w:tcW w:w="1979" w:type="dxa"/>
-          </w:tcPr>
-          <w:p>
-            <w:pPr>
-              <w:spacing w:line="360" w:lineRule="auto"/>
-              <w:jc w:val="both"/>
-              <w:rPr>
-                <w:sz w:val="28"/>
-                <w:szCs w:val="28"/>
-                <w:lang w:val="en-US"/>
-              </w:rPr>
-            </w:pPr>
-            <w:r>
-              <w:rPr>
-                <w:sz w:val="28"/>
-                <w:szCs w:val="28"/>
-                <w:lang w:val="en-US"/>
-              </w:rPr>
-              <w:t>ST.03</w:t>
-            </w:r>
-          </w:p>
-        </w:tc>
-      </w:tr>
-      <w:tr>
-        <w:trPr>
-          <w:jc w:val="center"/>
-        </w:trPr>
-        <w:tc>
-          <w:tcPr>
-            <w:tcW w:w="1413" w:type="dxa"/>
-          </w:tcPr>
-          <w:p>
-            <w:pPr>
-              <w:spacing w:line="360" w:lineRule="auto"/>
-              <w:jc w:val="both"/>
-              <w:rPr>
-                <w:sz w:val="28"/>
-                <w:szCs w:val="28"/>
-                <w:lang w:val="en-US"/>
-              </w:rPr>
-            </w:pPr>
-            <w:r>
-              <w:rPr>
-                <w:sz w:val="28"/>
-                <w:szCs w:val="28"/>
-                <w:lang w:val="en-US"/>
-              </w:rPr>
-              <w:t>StPr.0</w:t>
-            </w:r>
-            <w:r>
-              <w:rPr>
-                <w:sz w:val="28"/>
-                <w:szCs w:val="28"/>
-                <w:lang w:val="en-US"/>
-              </w:rPr>
-              <w:t>6</w:t>
-            </w:r>
-          </w:p>
-        </w:tc>
-        <w:tc>
-          <w:tcPr>
-            <w:tcW w:w="5953" w:type="dxa"/>
-          </w:tcPr>
-          <w:p>
-            <w:pPr>
-              <w:spacing w:line="360" w:lineRule="auto"/>
-              <w:jc w:val="both"/>
-              <w:rPr>
-                <w:sz w:val="28"/>
-                <w:szCs w:val="28"/>
-              </w:rPr>
-            </w:pPr>
-            <w:r>
-              <w:rPr>
-                <w:sz w:val="28"/>
-                <w:szCs w:val="28"/>
-              </w:rPr>
-              <w:t>Невозможность оперативного обслуживания и устранения неисправностей</w:t>
-            </w:r>
-          </w:p>
-        </w:tc>
-        <w:tc>
-          <w:tcPr>
-            <w:tcW w:w="1979" w:type="dxa"/>
-          </w:tcPr>
-          <w:p>
-            <w:pPr>
-              <w:spacing w:line="360" w:lineRule="auto"/>
-              <w:jc w:val="both"/>
-              <w:rPr>
-                <w:sz w:val="28"/>
-                <w:szCs w:val="28"/>
-                <w:lang w:val="en-US"/>
-              </w:rPr>
-            </w:pPr>
-            <w:r>
-              <w:rPr>
-                <w:sz w:val="28"/>
-                <w:szCs w:val="28"/>
-                <w:lang w:val="en-US"/>
               </w:rPr>
               <w:t>ST.04</w:t>
             </w:r>
@@ -8694,6 +8316,7 @@
         <w:tc>
           <w:tcPr>
             <w:tcW w:w="1129" w:type="dxa"/>
+            <w:vAlign w:val="center"/>
           </w:tcPr>
           <w:p>
             <w:pPr>
@@ -8707,9 +8330,11 @@
             </w:pPr>
             <w:r>
               <w:rPr>
+                <w:b/>
+                <w:bCs/>
+                <w:color w:val="000000" w:themeColor="text1"/>
                 <w:sz w:val="28"/>
                 <w:szCs w:val="28"/>
-                <w:lang w:val="en-US"/>
               </w:rPr>
               <w:t>ID</w:t>
             </w:r>
@@ -8718,6 +8343,7 @@
         <w:tc>
           <w:tcPr>
             <w:tcW w:w="4111" w:type="dxa"/>
+            <w:vAlign w:val="center"/>
           </w:tcPr>
           <w:p>
             <w:pPr>
@@ -8730,6 +8356,9 @@
             </w:pPr>
             <w:r>
               <w:rPr>
+                <w:b/>
+                <w:bCs/>
+                <w:color w:val="000000" w:themeColor="text1"/>
                 <w:sz w:val="28"/>
                 <w:szCs w:val="28"/>
               </w:rPr>
@@ -8740,6 +8369,7 @@
         <w:tc>
           <w:tcPr>
             <w:tcW w:w="2126" w:type="dxa"/>
+            <w:vAlign w:val="center"/>
           </w:tcPr>
           <w:p>
             <w:pPr>
@@ -8752,6 +8382,9 @@
             </w:pPr>
             <w:r>
               <w:rPr>
+                <w:b/>
+                <w:bCs/>
+                <w:color w:val="000000" w:themeColor="text1"/>
                 <w:sz w:val="28"/>
                 <w:szCs w:val="28"/>
               </w:rPr>
@@ -8762,6 +8395,7 @@
         <w:tc>
           <w:tcPr>
             <w:tcW w:w="1979" w:type="dxa"/>
+            <w:vAlign w:val="center"/>
           </w:tcPr>
           <w:p>
             <w:pPr>
@@ -8774,6 +8408,9 @@
             </w:pPr>
             <w:r>
               <w:rPr>
+                <w:b/>
+                <w:bCs/>
+                <w:color w:val="000000" w:themeColor="text1"/>
                 <w:sz w:val="28"/>
                 <w:szCs w:val="28"/>
               </w:rPr>
@@ -8786,6 +8423,7 @@
         <w:tc>
           <w:tcPr>
             <w:tcW w:w="1129" w:type="dxa"/>
+            <w:vAlign w:val="center"/>
           </w:tcPr>
           <w:p>
             <w:pPr>
@@ -8799,6 +8437,7 @@
             </w:pPr>
             <w:r>
               <w:rPr>
+                <w:color w:val="000000" w:themeColor="text1"/>
                 <w:sz w:val="28"/>
                 <w:szCs w:val="28"/>
               </w:rPr>
@@ -8809,6 +8448,7 @@
         <w:tc>
           <w:tcPr>
             <w:tcW w:w="4111" w:type="dxa"/>
+            <w:vAlign w:val="center"/>
           </w:tcPr>
           <w:p>
             <w:pPr>
@@ -8821,16 +8461,18 @@
             </w:pPr>
             <w:r>
               <w:rPr>
+                <w:color w:val="000000" w:themeColor="text1"/>
                 <w:sz w:val="28"/>
                 <w:szCs w:val="28"/>
               </w:rPr>
-              <w:t>Снижение вероятности столкновений на перекрёстке</w:t>
+              <w:t>Оптимизация времени ожидания на перекрёстке за счёт адаптивных циклов</w:t>
             </w:r>
           </w:p>
         </w:tc>
         <w:tc>
           <w:tcPr>
             <w:tcW w:w="2126" w:type="dxa"/>
+            <w:vAlign w:val="center"/>
           </w:tcPr>
           <w:p>
             <w:pPr>
@@ -8844,39 +8486,18 @@
             </w:pPr>
             <w:r>
               <w:rPr>
+                <w:color w:val="000000" w:themeColor="text1"/>
                 <w:sz w:val="28"/>
                 <w:szCs w:val="28"/>
               </w:rPr>
               <w:t>ST.01</w:t>
-            </w:r>
-            <w:r>
-              <w:rPr>
-                <w:sz w:val="28"/>
-                <w:szCs w:val="28"/>
-                <w:lang w:val="en-US"/>
-              </w:rPr>
-              <w:t xml:space="preserve">, </w:t>
-            </w:r>
-            <w:r>
-              <w:rPr>
-                <w:sz w:val="28"/>
-                <w:szCs w:val="28"/>
-                <w:lang w:val="en-US"/>
-              </w:rPr>
-              <w:t>ST.0</w:t>
-            </w:r>
-            <w:r>
-              <w:rPr>
-                <w:sz w:val="28"/>
-                <w:szCs w:val="28"/>
-              </w:rPr>
-              <w:t>2</w:t>
             </w:r>
           </w:p>
         </w:tc>
         <w:tc>
           <w:tcPr>
             <w:tcW w:w="1979" w:type="dxa"/>
+            <w:vAlign w:val="center"/>
           </w:tcPr>
           <w:p>
             <w:pPr>
@@ -8889,9 +8510,9 @@
             </w:pPr>
             <w:r>
               <w:rPr>
+                <w:color w:val="000000" w:themeColor="text1"/>
                 <w:sz w:val="28"/>
                 <w:szCs w:val="28"/>
-                <w:lang w:val="en-US"/>
               </w:rPr>
               <w:t>StPr.01</w:t>
             </w:r>
@@ -8902,6 +8523,7 @@
         <w:tc>
           <w:tcPr>
             <w:tcW w:w="1129" w:type="dxa"/>
+            <w:vAlign w:val="center"/>
           </w:tcPr>
           <w:p>
             <w:pPr>
@@ -8914,24 +8536,18 @@
             </w:pPr>
             <w:r>
               <w:rPr>
+                <w:color w:val="000000" w:themeColor="text1"/>
                 <w:sz w:val="28"/>
                 <w:szCs w:val="28"/>
-                <w:lang w:val="en-US"/>
-              </w:rPr>
-              <w:t>StN.0</w:t>
-            </w:r>
-            <w:r>
-              <w:rPr>
-                <w:sz w:val="28"/>
-                <w:szCs w:val="28"/>
-              </w:rPr>
-              <w:t>2</w:t>
+              </w:rPr>
+              <w:t>StN.02</w:t>
             </w:r>
           </w:p>
         </w:tc>
         <w:tc>
           <w:tcPr>
             <w:tcW w:w="4111" w:type="dxa"/>
+            <w:vAlign w:val="center"/>
           </w:tcPr>
           <w:p>
             <w:pPr>
@@ -8944,16 +8560,18 @@
             </w:pPr>
             <w:r>
               <w:rPr>
+                <w:color w:val="000000" w:themeColor="text1"/>
                 <w:sz w:val="28"/>
                 <w:szCs w:val="28"/>
               </w:rPr>
-              <w:t>Минимизация времени ожидания на перекрёстке</w:t>
+              <w:t>Удалённое управление светофорами в аварийных ситуациях</w:t>
             </w:r>
           </w:p>
         </w:tc>
         <w:tc>
           <w:tcPr>
             <w:tcW w:w="2126" w:type="dxa"/>
+            <w:vAlign w:val="center"/>
           </w:tcPr>
           <w:p>
             <w:pPr>
@@ -8966,16 +8584,18 @@
             </w:pPr>
             <w:r>
               <w:rPr>
+                <w:color w:val="000000" w:themeColor="text1"/>
                 <w:sz w:val="28"/>
                 <w:szCs w:val="28"/>
               </w:rPr>
-              <w:t>ST.01.1</w:t>
+              <w:t>ST.02</w:t>
             </w:r>
           </w:p>
         </w:tc>
         <w:tc>
           <w:tcPr>
             <w:tcW w:w="1979" w:type="dxa"/>
+            <w:vAlign w:val="center"/>
           </w:tcPr>
           <w:p>
             <w:pPr>
@@ -8988,18 +8608,11 @@
             </w:pPr>
             <w:r>
               <w:rPr>
+                <w:color w:val="000000" w:themeColor="text1"/>
                 <w:sz w:val="28"/>
                 <w:szCs w:val="28"/>
-                <w:lang w:val="en-US"/>
-              </w:rPr>
-              <w:t>StPr.0</w:t>
-            </w:r>
-            <w:r>
-              <w:rPr>
-                <w:sz w:val="28"/>
-                <w:szCs w:val="28"/>
-              </w:rPr>
-              <w:t>2</w:t>
+              </w:rPr>
+              <w:t>StPr.02</w:t>
             </w:r>
           </w:p>
         </w:tc>
@@ -9008,6 +8621,7 @@
         <w:tc>
           <w:tcPr>
             <w:tcW w:w="1129" w:type="dxa"/>
+            <w:vAlign w:val="center"/>
           </w:tcPr>
           <w:p>
             <w:pPr>
@@ -9020,24 +8634,18 @@
             </w:pPr>
             <w:r>
               <w:rPr>
+                <w:color w:val="000000" w:themeColor="text1"/>
                 <w:sz w:val="28"/>
                 <w:szCs w:val="28"/>
-                <w:lang w:val="en-US"/>
-              </w:rPr>
-              <w:t>StN.0</w:t>
-            </w:r>
-            <w:r>
-              <w:rPr>
-                <w:sz w:val="28"/>
-                <w:szCs w:val="28"/>
-              </w:rPr>
-              <w:t>3</w:t>
+              </w:rPr>
+              <w:t>StN.03</w:t>
             </w:r>
           </w:p>
         </w:tc>
         <w:tc>
           <w:tcPr>
             <w:tcW w:w="4111" w:type="dxa"/>
+            <w:vAlign w:val="center"/>
           </w:tcPr>
           <w:p>
             <w:pPr>
@@ -9050,16 +8658,18 @@
             </w:pPr>
             <w:r>
               <w:rPr>
+                <w:color w:val="000000" w:themeColor="text1"/>
                 <w:sz w:val="28"/>
                 <w:szCs w:val="28"/>
               </w:rPr>
-              <w:t>Безопасное пересечение перекрёстка</w:t>
+              <w:t>Автоматизированный сбор аналитики для оптимизации режимов работы светофоров</w:t>
             </w:r>
           </w:p>
         </w:tc>
         <w:tc>
           <w:tcPr>
             <w:tcW w:w="2126" w:type="dxa"/>
+            <w:vAlign w:val="center"/>
           </w:tcPr>
           <w:p>
             <w:pPr>
@@ -9072,16 +8682,18 @@
             </w:pPr>
             <w:r>
               <w:rPr>
+                <w:color w:val="000000" w:themeColor="text1"/>
                 <w:sz w:val="28"/>
                 <w:szCs w:val="28"/>
               </w:rPr>
-              <w:t>ST.01.2</w:t>
+              <w:t>ST.03</w:t>
             </w:r>
           </w:p>
         </w:tc>
         <w:tc>
           <w:tcPr>
             <w:tcW w:w="1979" w:type="dxa"/>
+            <w:vAlign w:val="center"/>
           </w:tcPr>
           <w:p>
             <w:pPr>
@@ -9094,18 +8706,11 @@
             </w:pPr>
             <w:r>
               <w:rPr>
+                <w:color w:val="000000" w:themeColor="text1"/>
                 <w:sz w:val="28"/>
                 <w:szCs w:val="28"/>
-                <w:lang w:val="en-US"/>
-              </w:rPr>
-              <w:t>StPr.0</w:t>
-            </w:r>
-            <w:r>
-              <w:rPr>
-                <w:sz w:val="28"/>
-                <w:szCs w:val="28"/>
-              </w:rPr>
-              <w:t>3</w:t>
+              </w:rPr>
+              <w:t>StPr.03</w:t>
             </w:r>
           </w:p>
         </w:tc>
@@ -9114,6 +8719,7 @@
         <w:tc>
           <w:tcPr>
             <w:tcW w:w="1129" w:type="dxa"/>
+            <w:vAlign w:val="center"/>
           </w:tcPr>
           <w:p>
             <w:pPr>
@@ -9126,24 +8732,18 @@
             </w:pPr>
             <w:r>
               <w:rPr>
+                <w:color w:val="000000" w:themeColor="text1"/>
                 <w:sz w:val="28"/>
                 <w:szCs w:val="28"/>
-                <w:lang w:val="en-US"/>
-              </w:rPr>
-              <w:t>StN.0</w:t>
-            </w:r>
-            <w:r>
-              <w:rPr>
-                <w:sz w:val="28"/>
-                <w:szCs w:val="28"/>
-              </w:rPr>
-              <w:t>4</w:t>
+              </w:rPr>
+              <w:t>StN.04</w:t>
             </w:r>
           </w:p>
         </w:tc>
         <w:tc>
           <w:tcPr>
             <w:tcW w:w="4111" w:type="dxa"/>
+            <w:vAlign w:val="center"/>
           </w:tcPr>
           <w:p>
             <w:pPr>
@@ -9156,31 +8756,18 @@
             </w:pPr>
             <w:r>
               <w:rPr>
-                <w:bCs/>
+                <w:color w:val="000000" w:themeColor="text1"/>
                 <w:sz w:val="28"/>
                 <w:szCs w:val="28"/>
               </w:rPr>
-              <w:t>Беспрепятственный проезд через перекрёсток для экстренных служб</w:t>
-            </w:r>
-            <w:r>
-              <w:rPr>
-                <w:sz w:val="28"/>
-                <w:szCs w:val="28"/>
-              </w:rPr>
-              <w:t xml:space="preserve"> с предоставлением приоритета движения и освобожд</w:t>
-            </w:r>
-            <w:r>
-              <w:rPr>
-                <w:sz w:val="28"/>
-                <w:szCs w:val="28"/>
-              </w:rPr>
-              <w:t>ением дороги при их приближении</w:t>
+              <w:t>Автоматическая диагностика состояния оборудования светофоров</w:t>
             </w:r>
           </w:p>
         </w:tc>
         <w:tc>
           <w:tcPr>
             <w:tcW w:w="2126" w:type="dxa"/>
+            <w:vAlign w:val="center"/>
           </w:tcPr>
           <w:p>
             <w:pPr>
@@ -9193,16 +8780,18 @@
             </w:pPr>
             <w:r>
               <w:rPr>
+                <w:color w:val="000000" w:themeColor="text1"/>
                 <w:sz w:val="28"/>
                 <w:szCs w:val="28"/>
               </w:rPr>
-              <w:t>ST.01.3</w:t>
+              <w:t>ST.04</w:t>
             </w:r>
           </w:p>
         </w:tc>
         <w:tc>
           <w:tcPr>
             <w:tcW w:w="1979" w:type="dxa"/>
+            <w:vAlign w:val="center"/>
           </w:tcPr>
           <w:p>
             <w:pPr>
@@ -9215,251 +8804,11 @@
             </w:pPr>
             <w:r>
               <w:rPr>
+                <w:color w:val="000000" w:themeColor="text1"/>
                 <w:sz w:val="28"/>
                 <w:szCs w:val="28"/>
-                <w:lang w:val="en-US"/>
-              </w:rPr>
-              <w:t>StPr.0</w:t>
-            </w:r>
-            <w:r>
-              <w:rPr>
-                <w:sz w:val="28"/>
-                <w:szCs w:val="28"/>
-              </w:rPr>
-              <w:t>4</w:t>
-            </w:r>
-          </w:p>
-        </w:tc>
-      </w:tr>
-      <w:tr>
-        <w:tc>
-          <w:tcPr>
-            <w:tcW w:w="1129" w:type="dxa"/>
-          </w:tcPr>
-          <w:p>
-            <w:pPr>
-              <w:spacing w:line="360" w:lineRule="auto"/>
-              <w:jc w:val="both"/>
-              <w:rPr>
-                <w:sz w:val="28"/>
-                <w:szCs w:val="28"/>
-                <w:lang w:val="en-US"/>
-              </w:rPr>
-            </w:pPr>
-            <w:r>
-              <w:rPr>
-                <w:sz w:val="28"/>
-                <w:szCs w:val="28"/>
-                <w:lang w:val="en-US"/>
-              </w:rPr>
-              <w:t>StN.0</w:t>
-            </w:r>
-            <w:r>
-              <w:rPr>
-                <w:sz w:val="28"/>
-                <w:szCs w:val="28"/>
-                <w:lang w:val="en-US"/>
-              </w:rPr>
-              <w:t>5</w:t>
-            </w:r>
-          </w:p>
-        </w:tc>
-        <w:tc>
-          <w:tcPr>
-            <w:tcW w:w="4111" w:type="dxa"/>
-          </w:tcPr>
-          <w:p>
-            <w:pPr>
-              <w:spacing w:after="160" w:line="259" w:lineRule="auto"/>
-              <w:jc w:val="both"/>
-              <w:rPr>
-                <w:bCs/>
-                <w:sz w:val="28"/>
-                <w:szCs w:val="28"/>
-              </w:rPr>
-            </w:pPr>
-            <w:r>
-              <w:rPr>
-                <w:bCs/>
-                <w:sz w:val="28"/>
-                <w:szCs w:val="28"/>
-              </w:rPr>
-              <w:t>Высокая точность работы системы в любых погодных условиях</w:t>
-            </w:r>
-            <w:r>
-              <w:rPr>
-                <w:sz w:val="28"/>
-                <w:szCs w:val="28"/>
-              </w:rPr>
-              <w:t xml:space="preserve"> для обеспечения стабильности управления </w:t>
-            </w:r>
-            <w:r>
-              <w:rPr>
-                <w:sz w:val="28"/>
-                <w:szCs w:val="28"/>
-              </w:rPr>
-              <w:t>движением в дождь, снег и туман</w:t>
-            </w:r>
-          </w:p>
-        </w:tc>
-        <w:tc>
-          <w:tcPr>
-            <w:tcW w:w="2126" w:type="dxa"/>
-          </w:tcPr>
-          <w:p>
-            <w:pPr>
-              <w:spacing w:line="360" w:lineRule="auto"/>
-              <w:jc w:val="both"/>
-              <w:rPr>
-                <w:sz w:val="28"/>
-                <w:szCs w:val="28"/>
-              </w:rPr>
-            </w:pPr>
-            <w:r>
-              <w:rPr>
-                <w:sz w:val="28"/>
-                <w:szCs w:val="28"/>
-              </w:rPr>
-              <w:t>ST.03</w:t>
-            </w:r>
-          </w:p>
-        </w:tc>
-        <w:tc>
-          <w:tcPr>
-            <w:tcW w:w="1979" w:type="dxa"/>
-          </w:tcPr>
-          <w:p>
-            <w:pPr>
-              <w:spacing w:line="360" w:lineRule="auto"/>
-              <w:jc w:val="both"/>
-              <w:rPr>
-                <w:sz w:val="28"/>
-                <w:szCs w:val="28"/>
-              </w:rPr>
-            </w:pPr>
-            <w:r>
-              <w:rPr>
-                <w:sz w:val="28"/>
-                <w:szCs w:val="28"/>
-                <w:lang w:val="en-US"/>
-              </w:rPr>
-              <w:t>StPr.0</w:t>
-            </w:r>
-            <w:r>
-              <w:rPr>
-                <w:sz w:val="28"/>
-                <w:szCs w:val="28"/>
-              </w:rPr>
-              <w:t>6</w:t>
-            </w:r>
-          </w:p>
-        </w:tc>
-      </w:tr>
-      <w:tr>
-        <w:tc>
-          <w:tcPr>
-            <w:tcW w:w="1129" w:type="dxa"/>
-          </w:tcPr>
-          <w:p>
-            <w:pPr>
-              <w:spacing w:line="360" w:lineRule="auto"/>
-              <w:jc w:val="both"/>
-              <w:rPr>
-                <w:sz w:val="28"/>
-                <w:szCs w:val="28"/>
-                <w:lang w:val="en-US"/>
-              </w:rPr>
-            </w:pPr>
-            <w:r>
-              <w:rPr>
-                <w:sz w:val="28"/>
-                <w:szCs w:val="28"/>
-                <w:lang w:val="en-US"/>
-              </w:rPr>
-              <w:t>StN.0</w:t>
-            </w:r>
-            <w:r>
-              <w:rPr>
-                <w:sz w:val="28"/>
-                <w:szCs w:val="28"/>
-                <w:lang w:val="en-US"/>
-              </w:rPr>
-              <w:t>6</w:t>
-            </w:r>
-          </w:p>
-        </w:tc>
-        <w:tc>
-          <w:tcPr>
-            <w:tcW w:w="4111" w:type="dxa"/>
-          </w:tcPr>
-          <w:p>
-            <w:pPr>
-              <w:spacing w:after="160" w:line="259" w:lineRule="auto"/>
-              <w:jc w:val="both"/>
-              <w:rPr>
-                <w:bCs/>
-                <w:sz w:val="28"/>
-                <w:szCs w:val="28"/>
-              </w:rPr>
-            </w:pPr>
-            <w:r>
-              <w:rPr>
-                <w:sz w:val="28"/>
-                <w:szCs w:val="28"/>
-              </w:rPr>
-              <w:t>Оперативное обслуживание и устранение неисправностей</w:t>
-            </w:r>
-          </w:p>
-        </w:tc>
-        <w:tc>
-          <w:tcPr>
-            <w:tcW w:w="2126" w:type="dxa"/>
-          </w:tcPr>
-          <w:p>
-            <w:pPr>
-              <w:spacing w:line="360" w:lineRule="auto"/>
-              <w:jc w:val="both"/>
-              <w:rPr>
-                <w:sz w:val="28"/>
-                <w:szCs w:val="28"/>
-              </w:rPr>
-            </w:pPr>
-            <w:r>
-              <w:rPr>
-                <w:sz w:val="28"/>
-                <w:szCs w:val="28"/>
-              </w:rPr>
-              <w:t>ST.04</w:t>
-            </w:r>
-          </w:p>
-        </w:tc>
-        <w:tc>
-          <w:tcPr>
-            <w:tcW w:w="1979" w:type="dxa"/>
-          </w:tcPr>
-          <w:p>
-            <w:pPr>
-              <w:spacing w:line="360" w:lineRule="auto"/>
-              <w:jc w:val="both"/>
-              <w:rPr>
-                <w:sz w:val="28"/>
-                <w:szCs w:val="28"/>
-              </w:rPr>
-            </w:pPr>
-            <w:r>
-              <w:rPr>
-                <w:sz w:val="28"/>
-                <w:szCs w:val="28"/>
-                <w:lang w:val="en-US"/>
-              </w:rPr>
-              <w:t>StPr.0</w:t>
-            </w:r>
-            <w:r>
-              <w:rPr>
-                <w:sz w:val="28"/>
-                <w:szCs w:val="28"/>
-              </w:rPr>
-              <w:t>7</w:t>
+              </w:rPr>
+              <w:t>StPr.04</w:t>
             </w:r>
           </w:p>
         </w:tc>
@@ -9539,12 +8888,14 @@
         <w:tc>
           <w:tcPr>
             <w:tcW w:w="1555" w:type="dxa"/>
+            <w:vAlign w:val="center"/>
           </w:tcPr>
           <w:p>
             <w:pPr>
               <w:spacing w:line="360" w:lineRule="auto"/>
               <w:jc w:val="both"/>
               <w:rPr>
+                <w:color w:val="000000" w:themeColor="text1"/>
                 <w:sz w:val="24"/>
                 <w:szCs w:val="24"/>
                 <w:lang w:val="en-US"/>
@@ -9552,9 +8903,10 @@
             </w:pPr>
             <w:r>
               <w:rPr>
-                <w:sz w:val="24"/>
-                <w:szCs w:val="24"/>
-                <w:lang w:val="en-US"/>
+                <w:rFonts w:ascii="Segoe UI" w:hAnsi="Segoe UI" w:cs="Segoe UI"/>
+                <w:b/>
+                <w:bCs/>
+                <w:color w:val="000000" w:themeColor="text1"/>
               </w:rPr>
               <w:t>ID</w:t>
             </w:r>
@@ -9563,20 +8915,24 @@
         <w:tc>
           <w:tcPr>
             <w:tcW w:w="4675" w:type="dxa"/>
+            <w:vAlign w:val="center"/>
           </w:tcPr>
           <w:p>
             <w:pPr>
               <w:spacing w:line="360" w:lineRule="auto"/>
               <w:jc w:val="both"/>
               <w:rPr>
+                <w:color w:val="000000" w:themeColor="text1"/>
                 <w:sz w:val="24"/>
                 <w:szCs w:val="24"/>
               </w:rPr>
             </w:pPr>
             <w:r>
               <w:rPr>
-                <w:sz w:val="24"/>
-                <w:szCs w:val="24"/>
+                <w:rFonts w:ascii="Segoe UI" w:hAnsi="Segoe UI" w:cs="Segoe UI"/>
+                <w:b/>
+                <w:bCs/>
+                <w:color w:val="000000" w:themeColor="text1"/>
               </w:rPr>
               <w:t>Цель</w:t>
             </w:r>
@@ -9585,22 +8941,26 @@
         <w:tc>
           <w:tcPr>
             <w:tcW w:w="3115" w:type="dxa"/>
+            <w:vAlign w:val="center"/>
           </w:tcPr>
           <w:p>
             <w:pPr>
               <w:spacing w:line="360" w:lineRule="auto"/>
               <w:jc w:val="both"/>
               <w:rPr>
+                <w:color w:val="000000" w:themeColor="text1"/>
                 <w:sz w:val="24"/>
                 <w:szCs w:val="24"/>
               </w:rPr>
             </w:pPr>
             <w:r>
               <w:rPr>
-                <w:sz w:val="24"/>
-                <w:szCs w:val="24"/>
-              </w:rPr>
-              <w:t>Трассировка</w:t>
+                <w:rFonts w:ascii="Segoe UI" w:hAnsi="Segoe UI" w:cs="Segoe UI"/>
+                <w:b/>
+                <w:bCs/>
+                <w:color w:val="000000" w:themeColor="text1"/>
+              </w:rPr>
+              <w:t>Трассировка к проблемам</w:t>
             </w:r>
           </w:p>
         </w:tc>
@@ -9609,12 +8969,14 @@
         <w:tc>
           <w:tcPr>
             <w:tcW w:w="1555" w:type="dxa"/>
+            <w:vAlign w:val="center"/>
           </w:tcPr>
           <w:p>
             <w:pPr>
               <w:spacing w:line="360" w:lineRule="auto"/>
               <w:jc w:val="both"/>
               <w:rPr>
+                <w:color w:val="000000" w:themeColor="text1"/>
                 <w:sz w:val="28"/>
                 <w:szCs w:val="28"/>
                 <w:lang w:val="en-US"/>
@@ -9622,9 +8984,8 @@
             </w:pPr>
             <w:r>
               <w:rPr>
-                <w:sz w:val="28"/>
-                <w:szCs w:val="28"/>
-                <w:lang w:val="en-US"/>
+                <w:rFonts w:ascii="Segoe UI" w:hAnsi="Segoe UI" w:cs="Segoe UI"/>
+                <w:color w:val="000000" w:themeColor="text1"/>
               </w:rPr>
               <w:t>StG.01</w:t>
             </w:r>
@@ -9633,50 +8994,46 @@
         <w:tc>
           <w:tcPr>
             <w:tcW w:w="4675" w:type="dxa"/>
+            <w:vAlign w:val="center"/>
           </w:tcPr>
           <w:p>
             <w:pPr>
               <w:spacing w:line="360" w:lineRule="auto"/>
               <w:jc w:val="both"/>
               <w:rPr>
+                <w:color w:val="000000" w:themeColor="text1"/>
                 <w:sz w:val="28"/>
                 <w:szCs w:val="28"/>
               </w:rPr>
             </w:pPr>
             <w:r>
               <w:rPr>
-                <w:sz w:val="28"/>
-                <w:szCs w:val="28"/>
-              </w:rPr>
-              <w:t>Минимизировать вероятность аварий на перекрёстке</w:t>
-            </w:r>
-            <w:r>
-              <w:rPr>
-                <w:sz w:val="28"/>
-                <w:szCs w:val="28"/>
-              </w:rPr>
-              <w:t>.</w:t>
+                <w:rFonts w:ascii="Segoe UI" w:hAnsi="Segoe UI" w:cs="Segoe UI"/>
+                <w:color w:val="000000" w:themeColor="text1"/>
+              </w:rPr>
+              <w:t>Сократить среднее время ожидания участников движения на перекрёстке</w:t>
             </w:r>
           </w:p>
         </w:tc>
         <w:tc>
           <w:tcPr>
             <w:tcW w:w="3115" w:type="dxa"/>
+            <w:vAlign w:val="center"/>
           </w:tcPr>
           <w:p>
             <w:pPr>
               <w:spacing w:line="360" w:lineRule="auto"/>
               <w:jc w:val="both"/>
               <w:rPr>
+                <w:color w:val="000000" w:themeColor="text1"/>
                 <w:sz w:val="28"/>
                 <w:szCs w:val="28"/>
               </w:rPr>
             </w:pPr>
             <w:r>
               <w:rPr>
-                <w:sz w:val="28"/>
-                <w:szCs w:val="28"/>
-                <w:lang w:val="en-US"/>
+                <w:rFonts w:ascii="Segoe UI" w:hAnsi="Segoe UI" w:cs="Segoe UI"/>
+                <w:color w:val="000000" w:themeColor="text1"/>
               </w:rPr>
               <w:t>StPr.01</w:t>
             </w:r>
@@ -9687,82 +9044,72 @@
         <w:tc>
           <w:tcPr>
             <w:tcW w:w="1555" w:type="dxa"/>
+            <w:vAlign w:val="center"/>
           </w:tcPr>
           <w:p>
             <w:pPr>
               <w:spacing w:line="360" w:lineRule="auto"/>
               <w:jc w:val="both"/>
               <w:rPr>
+                <w:color w:val="000000" w:themeColor="text1"/>
                 <w:sz w:val="28"/>
                 <w:szCs w:val="28"/>
               </w:rPr>
             </w:pPr>
             <w:r>
               <w:rPr>
-                <w:sz w:val="28"/>
-                <w:szCs w:val="28"/>
-                <w:lang w:val="en-US"/>
-              </w:rPr>
-              <w:t>StG.0</w:t>
-            </w:r>
-            <w:r>
-              <w:rPr>
-                <w:sz w:val="28"/>
-                <w:szCs w:val="28"/>
-              </w:rPr>
-              <w:t>2</w:t>
+                <w:rFonts w:ascii="Segoe UI" w:hAnsi="Segoe UI" w:cs="Segoe UI"/>
+                <w:color w:val="000000" w:themeColor="text1"/>
+              </w:rPr>
+              <w:t>StG.02</w:t>
             </w:r>
           </w:p>
         </w:tc>
         <w:tc>
           <w:tcPr>
             <w:tcW w:w="4675" w:type="dxa"/>
+            <w:vAlign w:val="center"/>
           </w:tcPr>
           <w:p>
             <w:pPr>
               <w:spacing w:line="360" w:lineRule="auto"/>
               <w:jc w:val="both"/>
               <w:rPr>
+                <w:color w:val="000000" w:themeColor="text1"/>
                 <w:sz w:val="28"/>
                 <w:szCs w:val="28"/>
               </w:rPr>
             </w:pPr>
             <w:r>
               <w:rPr>
-                <w:sz w:val="28"/>
-                <w:szCs w:val="28"/>
-              </w:rPr>
-              <w:t>Сократить время ожидания на перекрёстке</w:t>
+                <w:rFonts w:ascii="Segoe UI" w:hAnsi="Segoe UI" w:cs="Segoe UI"/>
+                <w:color w:val="000000" w:themeColor="text1"/>
+              </w:rPr>
+              <w:t>Обеспечить возможность удалённого управления светофорами в аварийных ситуациях</w:t>
             </w:r>
           </w:p>
         </w:tc>
         <w:tc>
           <w:tcPr>
             <w:tcW w:w="3115" w:type="dxa"/>
+            <w:vAlign w:val="center"/>
           </w:tcPr>
           <w:p>
             <w:pPr>
               <w:spacing w:line="360" w:lineRule="auto"/>
               <w:jc w:val="both"/>
               <w:rPr>
+                <w:color w:val="000000" w:themeColor="text1"/>
                 <w:sz w:val="28"/>
                 <w:szCs w:val="28"/>
               </w:rPr>
             </w:pPr>
             <w:r>
               <w:rPr>
-                <w:sz w:val="28"/>
-                <w:szCs w:val="28"/>
-                <w:lang w:val="en-US"/>
-              </w:rPr>
-              <w:t>StPr.0</w:t>
-            </w:r>
-            <w:r>
-              <w:rPr>
-                <w:sz w:val="28"/>
-                <w:szCs w:val="28"/>
-              </w:rPr>
-              <w:t>2</w:t>
+                <w:rFonts w:ascii="Segoe UI" w:hAnsi="Segoe UI" w:cs="Segoe UI"/>
+                <w:color w:val="000000" w:themeColor="text1"/>
+              </w:rPr>
+              <w:t>StPr.02</w:t>
             </w:r>
           </w:p>
         </w:tc>
@@ -9771,82 +9118,72 @@
         <w:tc>
           <w:tcPr>
             <w:tcW w:w="1555" w:type="dxa"/>
+            <w:vAlign w:val="center"/>
           </w:tcPr>
           <w:p>
             <w:pPr>
               <w:spacing w:line="360" w:lineRule="auto"/>
               <w:jc w:val="both"/>
               <w:rPr>
+                <w:color w:val="000000" w:themeColor="text1"/>
                 <w:sz w:val="28"/>
                 <w:szCs w:val="28"/>
               </w:rPr>
             </w:pPr>
             <w:r>
               <w:rPr>
-                <w:sz w:val="28"/>
-                <w:szCs w:val="28"/>
-                <w:lang w:val="en-US"/>
-              </w:rPr>
-              <w:t>StG.0</w:t>
-            </w:r>
-            <w:r>
-              <w:rPr>
-                <w:sz w:val="28"/>
-                <w:szCs w:val="28"/>
-              </w:rPr>
-              <w:t>3</w:t>
+                <w:rFonts w:ascii="Segoe UI" w:hAnsi="Segoe UI" w:cs="Segoe UI"/>
+                <w:color w:val="000000" w:themeColor="text1"/>
+              </w:rPr>
+              <w:t>StG.03</w:t>
             </w:r>
           </w:p>
         </w:tc>
         <w:tc>
           <w:tcPr>
             <w:tcW w:w="4675" w:type="dxa"/>
+            <w:vAlign w:val="center"/>
           </w:tcPr>
           <w:p>
             <w:pPr>
               <w:spacing w:line="360" w:lineRule="auto"/>
               <w:jc w:val="both"/>
               <w:rPr>
+                <w:color w:val="000000" w:themeColor="text1"/>
                 <w:sz w:val="28"/>
                 <w:szCs w:val="28"/>
               </w:rPr>
             </w:pPr>
             <w:r>
               <w:rPr>
-                <w:sz w:val="28"/>
-                <w:szCs w:val="28"/>
-              </w:rPr>
-              <w:t>Обеспечить безопасное пересечение пешеходов через перекрёсток.</w:t>
+                <w:rFonts w:ascii="Segoe UI" w:hAnsi="Segoe UI" w:cs="Segoe UI"/>
+                <w:color w:val="000000" w:themeColor="text1"/>
+              </w:rPr>
+              <w:t>Автоматизировать анализ данных для оптимизации режимов работы светофоров</w:t>
             </w:r>
           </w:p>
         </w:tc>
         <w:tc>
           <w:tcPr>
             <w:tcW w:w="3115" w:type="dxa"/>
+            <w:vAlign w:val="center"/>
           </w:tcPr>
           <w:p>
             <w:pPr>
               <w:spacing w:line="360" w:lineRule="auto"/>
               <w:jc w:val="both"/>
               <w:rPr>
+                <w:color w:val="000000" w:themeColor="text1"/>
                 <w:sz w:val="28"/>
                 <w:szCs w:val="28"/>
               </w:rPr>
             </w:pPr>
             <w:r>
               <w:rPr>
-                <w:sz w:val="28"/>
-                <w:szCs w:val="28"/>
-                <w:lang w:val="en-US"/>
-              </w:rPr>
-              <w:t>StPr.0</w:t>
-            </w:r>
-            <w:r>
-              <w:rPr>
-                <w:sz w:val="28"/>
-                <w:szCs w:val="28"/>
-              </w:rPr>
-              <w:t>3</w:t>
+                <w:rFonts w:ascii="Segoe UI" w:hAnsi="Segoe UI" w:cs="Segoe UI"/>
+                <w:color w:val="000000" w:themeColor="text1"/>
+              </w:rPr>
+              <w:t>StPr.03</w:t>
             </w:r>
           </w:p>
         </w:tc>
@@ -9855,235 +9192,72 @@
         <w:tc>
           <w:tcPr>
             <w:tcW w:w="1555" w:type="dxa"/>
+            <w:vAlign w:val="center"/>
           </w:tcPr>
           <w:p>
             <w:pPr>
               <w:spacing w:line="360" w:lineRule="auto"/>
               <w:jc w:val="both"/>
               <w:rPr>
+                <w:color w:val="000000" w:themeColor="text1"/>
                 <w:sz w:val="28"/>
                 <w:szCs w:val="28"/>
               </w:rPr>
             </w:pPr>
             <w:r>
               <w:rPr>
-                <w:sz w:val="28"/>
-                <w:szCs w:val="28"/>
-                <w:lang w:val="en-US"/>
-              </w:rPr>
-              <w:t>StG.0</w:t>
-            </w:r>
-            <w:r>
-              <w:rPr>
-                <w:sz w:val="28"/>
-                <w:szCs w:val="28"/>
-              </w:rPr>
-              <w:t>4</w:t>
+                <w:rFonts w:ascii="Segoe UI" w:hAnsi="Segoe UI" w:cs="Segoe UI"/>
+                <w:color w:val="000000" w:themeColor="text1"/>
+              </w:rPr>
+              <w:t>StG.04</w:t>
             </w:r>
           </w:p>
         </w:tc>
         <w:tc>
           <w:tcPr>
             <w:tcW w:w="4675" w:type="dxa"/>
+            <w:vAlign w:val="center"/>
           </w:tcPr>
           <w:p>
             <w:pPr>
               <w:spacing w:line="360" w:lineRule="auto"/>
               <w:jc w:val="both"/>
               <w:rPr>
+                <w:color w:val="000000" w:themeColor="text1"/>
                 <w:sz w:val="28"/>
                 <w:szCs w:val="28"/>
               </w:rPr>
             </w:pPr>
             <w:r>
               <w:rPr>
-                <w:sz w:val="28"/>
-                <w:szCs w:val="28"/>
-              </w:rPr>
-              <w:t>Предоставить приоритет для спецтранспорта и служб экстренной помощи.</w:t>
+                <w:rFonts w:ascii="Segoe UI" w:hAnsi="Segoe UI" w:cs="Segoe UI"/>
+                <w:color w:val="000000" w:themeColor="text1"/>
+              </w:rPr>
+              <w:t>Исключить необходимость ручной проверки оборудования светофоров</w:t>
             </w:r>
           </w:p>
         </w:tc>
         <w:tc>
           <w:tcPr>
             <w:tcW w:w="3115" w:type="dxa"/>
+            <w:vAlign w:val="center"/>
           </w:tcPr>
           <w:p>
             <w:pPr>
               <w:spacing w:line="360" w:lineRule="auto"/>
               <w:jc w:val="both"/>
               <w:rPr>
+                <w:color w:val="000000" w:themeColor="text1"/>
                 <w:sz w:val="28"/>
                 <w:szCs w:val="28"/>
               </w:rPr>
             </w:pPr>
             <w:r>
               <w:rPr>
-                <w:sz w:val="28"/>
-                <w:szCs w:val="28"/>
-                <w:lang w:val="en-US"/>
-              </w:rPr>
-              <w:t>StPr.0</w:t>
-            </w:r>
-            <w:r>
-              <w:rPr>
-                <w:sz w:val="28"/>
-                <w:szCs w:val="28"/>
-              </w:rPr>
-              <w:t>4</w:t>
-            </w:r>
-          </w:p>
-        </w:tc>
-      </w:tr>
-      <w:tr>
-        <w:tc>
-          <w:tcPr>
-            <w:tcW w:w="1555" w:type="dxa"/>
-          </w:tcPr>
-          <w:p>
-            <w:pPr>
-              <w:spacing w:line="360" w:lineRule="auto"/>
-              <w:jc w:val="both"/>
-              <w:rPr>
-                <w:sz w:val="28"/>
-                <w:szCs w:val="28"/>
-                <w:lang w:val="en-US"/>
-              </w:rPr>
-            </w:pPr>
-            <w:r>
-              <w:rPr>
-                <w:sz w:val="28"/>
-                <w:szCs w:val="28"/>
-                <w:lang w:val="en-US"/>
-              </w:rPr>
-              <w:t>StG.0</w:t>
-            </w:r>
-            <w:r>
-              <w:rPr>
-                <w:sz w:val="28"/>
-                <w:szCs w:val="28"/>
-              </w:rPr>
-              <w:t>6</w:t>
-            </w:r>
-          </w:p>
-        </w:tc>
-        <w:tc>
-          <w:tcPr>
-            <w:tcW w:w="4675" w:type="dxa"/>
-          </w:tcPr>
-          <w:p>
-            <w:pPr>
-              <w:spacing w:line="360" w:lineRule="auto"/>
-              <w:jc w:val="both"/>
-              <w:rPr>
-                <w:sz w:val="28"/>
-                <w:szCs w:val="28"/>
-              </w:rPr>
-            </w:pPr>
-            <w:r>
-              <w:rPr>
-                <w:sz w:val="28"/>
-                <w:szCs w:val="28"/>
-              </w:rPr>
-              <w:t>Обеспечить высокую точность работы системы в любых погодных условиях для обеспечения стабильности управления движением в дождь, снег и туман</w:t>
-            </w:r>
-          </w:p>
-        </w:tc>
-        <w:tc>
-          <w:tcPr>
-            <w:tcW w:w="3115" w:type="dxa"/>
-          </w:tcPr>
-          <w:p>
-            <w:pPr>
-              <w:spacing w:line="360" w:lineRule="auto"/>
-              <w:jc w:val="both"/>
-              <w:rPr>
-                <w:sz w:val="28"/>
-                <w:szCs w:val="28"/>
-              </w:rPr>
-            </w:pPr>
-            <w:r>
-              <w:rPr>
-                <w:sz w:val="28"/>
-                <w:szCs w:val="28"/>
-              </w:rPr>
-              <w:t>StPr.06</w:t>
-            </w:r>
-          </w:p>
-        </w:tc>
-      </w:tr>
-      <w:tr>
-        <w:tc>
-          <w:tcPr>
-            <w:tcW w:w="1555" w:type="dxa"/>
-          </w:tcPr>
-          <w:p>
-            <w:pPr>
-              <w:spacing w:line="360" w:lineRule="auto"/>
-              <w:jc w:val="both"/>
-              <w:rPr>
-                <w:sz w:val="28"/>
-                <w:szCs w:val="28"/>
-              </w:rPr>
-            </w:pPr>
-            <w:r>
-              <w:rPr>
-                <w:sz w:val="28"/>
-                <w:szCs w:val="28"/>
-                <w:lang w:val="en-US"/>
-              </w:rPr>
-              <w:t>StG.0</w:t>
-            </w:r>
-            <w:r>
-              <w:rPr>
-                <w:sz w:val="28"/>
-                <w:szCs w:val="28"/>
-              </w:rPr>
-              <w:t>7</w:t>
-            </w:r>
-          </w:p>
-        </w:tc>
-        <w:tc>
-          <w:tcPr>
-            <w:tcW w:w="4675" w:type="dxa"/>
-          </w:tcPr>
-          <w:p>
-            <w:pPr>
-              <w:spacing w:line="360" w:lineRule="auto"/>
-              <w:jc w:val="both"/>
-              <w:rPr>
-                <w:sz w:val="28"/>
-                <w:szCs w:val="28"/>
-              </w:rPr>
-            </w:pPr>
-            <w:r>
-              <w:rPr>
-                <w:sz w:val="28"/>
-                <w:szCs w:val="28"/>
-              </w:rPr>
-              <w:t>Обеспечить возможность оперативного обслуживания и устранения неисправностей</w:t>
-            </w:r>
-          </w:p>
-        </w:tc>
-        <w:tc>
-          <w:tcPr>
-            <w:tcW w:w="3115" w:type="dxa"/>
-          </w:tcPr>
-          <w:p>
-            <w:pPr>
-              <w:spacing w:line="360" w:lineRule="auto"/>
-              <w:jc w:val="both"/>
-              <w:rPr>
-                <w:sz w:val="28"/>
-                <w:szCs w:val="28"/>
-              </w:rPr>
-            </w:pPr>
-            <w:r>
-              <w:rPr>
-                <w:sz w:val="28"/>
-                <w:szCs w:val="28"/>
-              </w:rPr>
-              <w:t>StPr.07</w:t>
+                <w:rFonts w:ascii="Segoe UI" w:hAnsi="Segoe UI" w:cs="Segoe UI"/>
+                <w:color w:val="000000" w:themeColor="text1"/>
+              </w:rPr>
+              <w:t>StPr.04</w:t>
             </w:r>
           </w:p>
         </w:tc>

--- a/Не должно попасть в релиз/Диплом/Диплом.docx
+++ b/Не должно попасть в релиз/Диплом/Диплом.docx
@@ -1,6 +1,6 @@
 
 <file path=word/document.xml><?xml version="1.0" encoding="utf-8"?>
-<w:document xmlns:wpc="http://schemas.microsoft.com/office/word/2010/wordprocessingCanvas" xmlns:cx="http://schemas.microsoft.com/office/drawing/2014/chartex" xmlns:cx1="http://schemas.microsoft.com/office/drawing/2015/9/8/chartex" xmlns:cx2="http://schemas.microsoft.com/office/drawing/2015/10/21/chartex" xmlns:cx3="http://schemas.microsoft.com/office/drawing/2016/5/9/chartex" xmlns:cx4="http://schemas.microsoft.com/office/drawing/2016/5/10/chartex" xmlns:cx5="http://schemas.microsoft.com/office/drawing/2016/5/11/chartex" xmlns:cx6="http://schemas.microsoft.com/office/drawing/2016/5/12/chartex" xmlns:cx7="http://schemas.microsoft.com/office/drawing/2016/5/13/chartex" xmlns:cx8="http://schemas.microsoft.com/office/drawing/2016/5/14/chartex" xmlns:mc="http://schemas.openxmlformats.org/markup-compatibility/2006" xmlns:aink="http://schemas.microsoft.com/office/drawing/2016/ink" xmlns:am3d="http://schemas.microsoft.com/office/drawing/2017/model3d" xmlns:o="urn:schemas-microsoft-com:office:office" xmlns:r="http://schemas.openxmlformats.org/officeDocument/2006/relationships" xmlns:m="http://schemas.openxmlformats.org/officeDocument/2006/math" xmlns:v="urn:schemas-microsoft-com:vml" xmlns:wp14="http://schemas.microsoft.com/office/word/2010/wordprocessingDrawing" xmlns:wp="http://schemas.openxmlformats.org/drawingml/2006/wordprocessingDrawing" xmlns:w10="urn:schemas-microsoft-com:office:word" xmlns:w="http://schemas.openxmlformats.org/wordprocessingml/2006/main" xmlns:w14="http://schemas.microsoft.com/office/word/2010/wordml" xmlns:w15="http://schemas.microsoft.com/office/word/2012/wordml" xmlns:w16cex="http://schemas.microsoft.com/office/word/2018/wordml/cex" xmlns:w16cid="http://schemas.microsoft.com/office/word/2016/wordml/cid" xmlns:w16="http://schemas.microsoft.com/office/word/2018/wordml" xmlns:w16sdtdh="http://schemas.microsoft.com/office/word/2020/wordml/sdtdatahash" xmlns:w16se="http://schemas.microsoft.com/office/word/2015/wordml/symex" xmlns:wpg="http://schemas.microsoft.com/office/word/2010/wordprocessingGroup" xmlns:wpi="http://schemas.microsoft.com/office/word/2010/wordprocessingInk" xmlns:wne="http://schemas.microsoft.com/office/word/2006/wordml" xmlns:wps="http://schemas.microsoft.com/office/word/2010/wordprocessingShape" mc:Ignorable="w14 w15 w16se w16cid w16 w16cex w16sdtdh wp14">
+<w:document xmlns:wpc="http://schemas.microsoft.com/office/word/2010/wordprocessingCanvas" xmlns:cx="http://schemas.microsoft.com/office/drawing/2014/chartex" xmlns:mc="http://schemas.openxmlformats.org/markup-compatibility/2006" xmlns:o="urn:schemas-microsoft-com:office:office" xmlns:r="http://schemas.openxmlformats.org/officeDocument/2006/relationships" xmlns:m="http://schemas.openxmlformats.org/officeDocument/2006/math" xmlns:v="urn:schemas-microsoft-com:vml" xmlns:wp14="http://schemas.microsoft.com/office/word/2010/wordprocessingDrawing" xmlns:wp="http://schemas.openxmlformats.org/drawingml/2006/wordprocessingDrawing" xmlns:w10="urn:schemas-microsoft-com:office:word" xmlns:w="http://schemas.openxmlformats.org/wordprocessingml/2006/main" xmlns:w14="http://schemas.microsoft.com/office/word/2010/wordml" xmlns:w15="http://schemas.microsoft.com/office/word/2012/wordml" xmlns:w16se="http://schemas.microsoft.com/office/word/2015/wordml/symex" xmlns:wpg="http://schemas.microsoft.com/office/word/2010/wordprocessingGroup" xmlns:wpi="http://schemas.microsoft.com/office/word/2010/wordprocessingInk" xmlns:wne="http://schemas.microsoft.com/office/word/2006/wordml" xmlns:wps="http://schemas.microsoft.com/office/word/2010/wordprocessingShape" mc:Ignorable="w14 w15 w16se wp14">
   <w:body>
     <w:p>
       <w:pPr>
@@ -14,6 +14,7 @@
         <w:rPr>
           <w:noProof/>
           <w:sz w:val="20"/>
+          <w:lang w:eastAsia="ru-RU"/>
         </w:rPr>
         <w:drawing>
           <wp:inline distT="0" distB="0" distL="0" distR="0" wp14:anchorId="28C884B9" wp14:editId="2F986A6D">
@@ -274,6 +275,7 @@
       <w:r>
         <w:rPr>
           <w:noProof/>
+          <w:lang w:eastAsia="ru-RU"/>
         </w:rPr>
         <mc:AlternateContent>
           <mc:Choice Requires="wps">
@@ -355,7 +357,7 @@
           </mc:Choice>
           <mc:Fallback>
             <w:pict>
-              <v:shape w14:anchorId="56B4BE22" id="Graphic 2" o:spid="_x0000_s1026" style="position:absolute;margin-left:82.25pt;margin-top:16.85pt;width:482.25pt;height:1pt;z-index:15729664;visibility:visible;mso-wrap-style:square;mso-wrap-distance-left:0;mso-wrap-distance-top:0;mso-wrap-distance-right:0;mso-wrap-distance-bottom:0;mso-position-horizontal:absolute;mso-position-horizontal-relative:page;mso-position-vertical:absolute;mso-position-vertical-relative:text;v-text-anchor:top" coordsize="6124575,12700" o:gfxdata="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" path="m6124206,l,,,6350r12,6350l6124206,12700r,-6350l6124206,xe" fillcolor="black" stroked="f">
+              <v:shape w14:anchorId="33DD86BE" id="Graphic 2" o:spid="_x0000_s1026" style="position:absolute;margin-left:82.25pt;margin-top:16.85pt;width:482.25pt;height:1pt;z-index:15729664;visibility:visible;mso-wrap-style:square;mso-wrap-distance-left:0;mso-wrap-distance-top:0;mso-wrap-distance-right:0;mso-wrap-distance-bottom:0;mso-position-horizontal:absolute;mso-position-horizontal-relative:page;mso-position-vertical:absolute;mso-position-vertical-relative:text;v-text-anchor:top" coordsize="6124575,12700" o:gfxdata="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" path="m6124206,l,,,6350r12,6350l6124206,12700r,-6350l6124206,xe" fillcolor="black" stroked="f">
                 <v:path arrowok="t"/>
                 <w10:wrap anchorx="page"/>
               </v:shape>
@@ -395,6 +397,7 @@
         <w:rPr>
           <w:noProof/>
           <w:sz w:val="20"/>
+          <w:lang w:eastAsia="ru-RU"/>
         </w:rPr>
         <mc:AlternateContent>
           <mc:Choice Requires="wps">
@@ -470,7 +473,7 @@
           </mc:Choice>
           <mc:Fallback>
             <w:pict>
-              <v:shape w14:anchorId="7625084A" id="Graphic 3" o:spid="_x0000_s1026" style="position:absolute;margin-left:82.25pt;margin-top:26.75pt;width:482.25pt;height:.5pt;z-index:15730176;visibility:visible;mso-wrap-style:square;mso-wrap-distance-left:0;mso-wrap-distance-top:0;mso-wrap-distance-right:0;mso-wrap-distance-bottom:0;mso-position-horizontal:absolute;mso-position-horizontal-relative:page;mso-position-vertical:absolute;mso-position-vertical-relative:text;v-text-anchor:top" coordsize="6124575,6350" o:gfxdata="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" path="m,l,6350r6124194,l6124194,,,xe" fillcolor="black" stroked="f">
+              <v:shape w14:anchorId="4EF5C11E" id="Graphic 3" o:spid="_x0000_s1026" style="position:absolute;margin-left:82.25pt;margin-top:26.75pt;width:482.25pt;height:.5pt;z-index:15730176;visibility:visible;mso-wrap-style:square;mso-wrap-distance-left:0;mso-wrap-distance-top:0;mso-wrap-distance-right:0;mso-wrap-distance-bottom:0;mso-position-horizontal:absolute;mso-position-horizontal-relative:page;mso-position-vertical:absolute;mso-position-vertical-relative:text;v-text-anchor:top" coordsize="6124575,6350" o:gfxdata="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" path="m,l,6350r6124194,l6124194,,,xe" fillcolor="black" stroked="f">
                 <v:path arrowok="t"/>
                 <w10:wrap anchorx="page"/>
               </v:shape>
@@ -1161,15 +1164,8 @@
                 <w:sz w:val="28"/>
               </w:rPr>
               <w:tab/>
-            </w:r>
-            <w:proofErr w:type="spellStart"/>
-            <w:r>
-              <w:rPr>
-                <w:sz w:val="28"/>
-              </w:rPr>
               <w:t>Соседко</w:t>
             </w:r>
-            <w:proofErr w:type="spellEnd"/>
             <w:r>
               <w:rPr>
                 <w:spacing w:val="-4"/>
@@ -1590,6 +1586,7 @@
       <w:r>
         <w:rPr>
           <w:noProof/>
+          <w:lang w:eastAsia="ru-RU"/>
         </w:rPr>
         <mc:AlternateContent>
           <mc:Choice Requires="wps">
@@ -1658,7 +1655,8 @@
                 <v:stroke joinstyle="miter"/>
                 <v:path gradientshapeok="t" o:connecttype="rect"/>
               </v:shapetype>
-              <v:shape id="Textbox 4" o:spid="_x0000_s1026" type="#_x0000_t202" style="position:absolute;left:0;text-align:left;margin-left:323.4pt;margin-top:83.9pt;width:5.6pt;height:11pt;z-index:-17104896;visibility:visible;mso-wrap-style:square;mso-wrap-distance-left:0;mso-wrap-distance-top:0;mso-wrap-distance-right:0;mso-wrap-distance-bottom:0;mso-position-horizontal:absolute;mso-position-horizontal-relative:page;mso-position-vertical:absolute;mso-position-vertical-relative:text;v-text-anchor:top" o:gfxdata="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" filled="f" stroked="f">
+              <v:shape id="Textbox 4" o:spid="_x0000_s1026" type="#_x0000_t202" style="position:absolute;left:0;text-align:left;margin-left:323.4pt;margin-top:83.9pt;width:5.6pt;height:11pt;z-index:-17104896;visibility:visible;mso-wrap-style:square;mso-wrap-distance-left:0;mso-wrap-distance-top:0;mso-wrap-distance-right:0;mso-wrap-distance-bottom:0;mso-position-horizontal:absolute;mso-position-horizontal-relative:page;mso-position-vertical:absolute;mso-position-vertical-relative:text;v-text-anchor:top" o:gfxdata="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" filled="f" stroked="f">
+                <v:path arrowok="t"/>
                 <v:textbox inset="0,0,0,0">
                   <w:txbxContent>
                     <w:p>
@@ -1736,6 +1734,7 @@
         <w:rPr>
           <w:noProof/>
           <w:sz w:val="20"/>
+          <w:lang w:eastAsia="ru-RU"/>
         </w:rPr>
         <mc:AlternateContent>
           <mc:Choice Requires="wpg">
@@ -1884,7 +1883,7 @@
           </mc:Choice>
           <mc:Fallback>
             <w:pict>
-              <v:group w14:anchorId="66B254AE" id="Group 5" o:spid="_x0000_s1026" style="position:absolute;margin-left:300.35pt;margin-top:20.45pt;width:55.85pt;height:26.8pt;z-index:-15728640;mso-wrap-distance-left:0;mso-wrap-distance-right:0;mso-position-horizontal-relative:page" coordsize="7092,3403" o:gfxdata="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">
+              <v:group w14:anchorId="20569349" id="Group 5" o:spid="_x0000_s1026" style="position:absolute;margin-left:300.35pt;margin-top:20.45pt;width:55.85pt;height:26.8pt;z-index:-15728640;mso-wrap-distance-left:0;mso-wrap-distance-right:0;mso-position-horizontal-relative:page" coordsize="7092,3403" o:gfxdata="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">
                 <v:shape id="Graphic 6" o:spid="_x0000_s1027" style="position:absolute;top:126;width:7092;height:3207;visibility:visible;mso-wrap-style:square;v-text-anchor:top" coordsize="709295,320675" o:gfxdata="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" path="m709295,78105r-227965,l481330,,220345,r,78105l,78105,,320675r709295,l709295,78105xe" stroked="f">
                   <v:path arrowok="t"/>
                 </v:shape>
@@ -1943,6 +1942,7 @@
               <w:rPr>
                 <w:noProof/>
                 <w:sz w:val="20"/>
+                <w:lang w:eastAsia="ru-RU"/>
               </w:rPr>
               <w:lastRenderedPageBreak/>
               <w:drawing>
@@ -2236,6 +2236,7 @@
         <w:rPr>
           <w:noProof/>
           <w:sz w:val="20"/>
+          <w:lang w:eastAsia="ru-RU"/>
         </w:rPr>
         <mc:AlternateContent>
           <mc:Choice Requires="wps">
@@ -2311,7 +2312,7 @@
           </mc:Choice>
           <mc:Fallback>
             <w:pict>
-              <v:shape w14:anchorId="5A6E730D" id="Graphic 9" o:spid="_x0000_s1026" style="position:absolute;margin-left:76.5pt;margin-top:26.05pt;width:499.5pt;height:.5pt;z-index:-15726592;visibility:visible;mso-wrap-style:square;mso-wrap-distance-left:0;mso-wrap-distance-top:0;mso-wrap-distance-right:0;mso-wrap-distance-bottom:0;mso-position-horizontal:absolute;mso-position-horizontal-relative:page;mso-position-vertical:absolute;mso-position-vertical-relative:text;v-text-anchor:top" coordsize="6343650,6350" o:gfxdata="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" path="m6343396,l,,,6350r6343396,l6343396,xe" fillcolor="black" stroked="f">
+              <v:shape w14:anchorId="63AAB036" id="Graphic 9" o:spid="_x0000_s1026" style="position:absolute;margin-left:76.5pt;margin-top:26.05pt;width:499.5pt;height:.5pt;z-index:-15726592;visibility:visible;mso-wrap-style:square;mso-wrap-distance-left:0;mso-wrap-distance-top:0;mso-wrap-distance-right:0;mso-wrap-distance-bottom:0;mso-position-horizontal:absolute;mso-position-horizontal-relative:page;mso-position-vertical:absolute;mso-position-vertical-relative:text;v-text-anchor:top" coordsize="6343650,6350" o:gfxdata="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" path="m6343396,l,,,6350r6343396,l6343396,xe" fillcolor="black" stroked="f">
                 <v:path arrowok="t"/>
                 <w10:wrap type="topAndBottom" anchorx="page"/>
               </v:shape>
@@ -2821,30 +2822,7 @@
                 <w:sz w:val="24"/>
                 <w:u w:val="single"/>
               </w:rPr>
-              <w:t>Филяев</w:t>
-            </w:r>
-            <w:r>
-              <w:rPr>
-                <w:spacing w:val="-3"/>
-                <w:sz w:val="24"/>
-                <w:u w:val="single"/>
-              </w:rPr>
-              <w:t xml:space="preserve"> </w:t>
-            </w:r>
-            <w:r>
-              <w:rPr>
-                <w:sz w:val="24"/>
-                <w:u w:val="single"/>
-              </w:rPr>
-              <w:t>Сергей</w:t>
-            </w:r>
-            <w:r>
-              <w:rPr>
-                <w:spacing w:val="-2"/>
-                <w:sz w:val="24"/>
-                <w:u w:val="single"/>
-              </w:rPr>
-              <w:t xml:space="preserve"> Олегович</w:t>
+              <w:t>Кударенко Станислав Александрович</w:t>
             </w:r>
           </w:p>
           <w:p>
@@ -3111,77 +3089,14 @@
               <w:rPr>
                 <w:sz w:val="24"/>
               </w:rPr>
-              <w:t>системы</w:t>
-            </w:r>
-            <w:r>
-              <w:rPr>
-                <w:spacing w:val="10"/>
-                <w:sz w:val="24"/>
-              </w:rPr>
-              <w:t xml:space="preserve"> </w:t>
-            </w:r>
-            <w:r>
-              <w:rPr>
-                <w:sz w:val="24"/>
-              </w:rPr>
-              <w:t>управления</w:t>
-            </w:r>
-            <w:r>
-              <w:rPr>
-                <w:spacing w:val="25"/>
-                <w:sz w:val="24"/>
-              </w:rPr>
-              <w:t xml:space="preserve"> </w:t>
-            </w:r>
-            <w:r>
-              <w:rPr>
-                <w:sz w:val="24"/>
-              </w:rPr>
-              <w:t>движением</w:t>
-            </w:r>
-            <w:r>
-              <w:rPr>
-                <w:spacing w:val="5"/>
-                <w:sz w:val="24"/>
-              </w:rPr>
-              <w:t xml:space="preserve"> </w:t>
-            </w:r>
-            <w:r>
-              <w:rPr>
-                <w:spacing w:val="-5"/>
-                <w:sz w:val="24"/>
-              </w:rPr>
-              <w:t>на</w:t>
-            </w:r>
-          </w:p>
-          <w:p>
-            <w:pPr>
-              <w:pStyle w:val="TableParagraph"/>
-              <w:spacing w:before="4" w:line="261" w:lineRule="exact"/>
-              <w:ind w:left="1185"/>
-              <w:rPr>
-                <w:sz w:val="24"/>
-              </w:rPr>
-            </w:pPr>
-            <w:r>
-              <w:rPr>
-                <w:sz w:val="24"/>
-              </w:rPr>
-              <w:t>железнодорожном</w:t>
-            </w:r>
-            <w:r>
-              <w:rPr>
-                <w:spacing w:val="20"/>
-                <w:sz w:val="24"/>
-              </w:rPr>
-              <w:t xml:space="preserve"> </w:t>
+              <w:t>интеллектуальной системы управления движением на перекрёстке</w:t>
             </w:r>
             <w:r>
               <w:rPr>
                 <w:spacing w:val="-2"/>
                 <w:sz w:val="24"/>
               </w:rPr>
-              <w:t>переезде.</w:t>
+              <w:t>.</w:t>
             </w:r>
           </w:p>
         </w:tc>
@@ -3551,19 +3466,11 @@
               </w:rPr>
               <w:t xml:space="preserve"> </w:t>
             </w:r>
-            <w:proofErr w:type="spellStart"/>
             <w:r>
               <w:rPr>
                 <w:sz w:val="20"/>
               </w:rPr>
-              <w:t>моделе</w:t>
-            </w:r>
-            <w:proofErr w:type="spellEnd"/>
-            <w:r>
-              <w:rPr>
-                <w:sz w:val="20"/>
-              </w:rPr>
-              <w:t>-ориентированной</w:t>
+              <w:t>моделе-ориентированной</w:t>
             </w:r>
             <w:r>
               <w:rPr>
@@ -5076,12 +4983,13 @@
       <w:r>
         <w:rPr>
           <w:noProof/>
+          <w:lang w:eastAsia="ru-RU"/>
         </w:rPr>
         <w:drawing>
-          <wp:inline distT="0" distB="0" distL="0" distR="0" wp14:anchorId="26E7858A" wp14:editId="4DAC4A35">
-            <wp:extent cx="6399530" cy="2886075"/>
-            <wp:effectExtent l="0" t="0" r="1270" b="9525"/>
-            <wp:docPr id="20" name="Рисунок 20"/>
+          <wp:inline distT="0" distB="0" distL="0" distR="0" wp14:anchorId="0AB2DA57" wp14:editId="0A6EF3CE">
+            <wp:extent cx="6120130" cy="2720340"/>
+            <wp:effectExtent l="0" t="0" r="0" b="3810"/>
+            <wp:docPr id="15" name="Рисунок 15"/>
             <wp:cNvGraphicFramePr>
               <a:graphicFrameLocks xmlns:a="http://schemas.openxmlformats.org/drawingml/2006/main" noChangeAspect="1"/>
             </wp:cNvGraphicFramePr>
@@ -5101,7 +5009,7 @@
                   <pic:spPr>
                     <a:xfrm>
                       <a:off x="0" y="0"/>
-                      <a:ext cx="6399530" cy="2886075"/>
+                      <a:ext cx="6120130" cy="2720340"/>
                     </a:xfrm>
                     <a:prstGeom prst="rect">
                       <a:avLst/>
@@ -5353,7 +5261,6 @@
         <w:ind w:left="141"/>
       </w:pPr>
       <w:r>
-        <w:lastRenderedPageBreak/>
         <w:t>Цели</w:t>
       </w:r>
       <w:r>
@@ -5389,6 +5296,7 @@
         <w:rPr>
           <w:sz w:val="28"/>
         </w:rPr>
+        <w:lastRenderedPageBreak/>
         <w:t>улучшение</w:t>
       </w:r>
       <w:r>
@@ -5487,7 +5395,6 @@
           <w:sz w:val="28"/>
         </w:rPr>
       </w:pPr>
-      <w:proofErr w:type="gramStart"/>
       <w:r>
         <w:rPr>
           <w:sz w:val="28"/>
@@ -5507,7 +5414,6 @@
         </w:rPr>
         <w:t>времени</w:t>
       </w:r>
-      <w:proofErr w:type="gramEnd"/>
       <w:r>
         <w:rPr>
           <w:spacing w:val="-13"/>
@@ -5565,709 +5471,6 @@
     </w:p>
     <w:p>
       <w:pPr>
-        <w:pStyle w:val="1"/>
-      </w:pPr>
-      <w:bookmarkStart w:id="1" w:name="Процесс_деятельности"/>
-      <w:bookmarkEnd w:id="1"/>
-      <w:r>
-        <w:lastRenderedPageBreak/>
-        <w:t>Процесс</w:t>
-      </w:r>
-      <w:r>
-        <w:rPr>
-          <w:spacing w:val="-11"/>
-        </w:rPr>
-        <w:t xml:space="preserve"> </w:t>
-      </w:r>
-      <w:r>
-        <w:rPr>
-          <w:spacing w:val="-2"/>
-        </w:rPr>
-        <w:t>деятельности</w:t>
-      </w:r>
-    </w:p>
-    <w:p>
-      <w:pPr>
-        <w:pStyle w:val="a3"/>
-        <w:spacing w:before="184"/>
-        <w:ind w:left="141"/>
-      </w:pPr>
-      <w:r>
-        <w:t>Описание</w:t>
-      </w:r>
-      <w:r>
-        <w:rPr>
-          <w:spacing w:val="-8"/>
-        </w:rPr>
-        <w:t xml:space="preserve"> </w:t>
-      </w:r>
-      <w:r>
-        <w:t>процесса</w:t>
-      </w:r>
-      <w:r>
-        <w:rPr>
-          <w:spacing w:val="-11"/>
-        </w:rPr>
-        <w:t xml:space="preserve"> </w:t>
-      </w:r>
-      <w:r>
-        <w:t>деятельности</w:t>
-      </w:r>
-      <w:r>
-        <w:rPr>
-          <w:spacing w:val="-6"/>
-        </w:rPr>
-        <w:t xml:space="preserve"> </w:t>
-      </w:r>
-      <w:r>
-        <w:t>приведено</w:t>
-      </w:r>
-      <w:r>
-        <w:rPr>
-          <w:spacing w:val="-8"/>
-        </w:rPr>
-        <w:t xml:space="preserve"> </w:t>
-      </w:r>
-      <w:r>
-        <w:t>на</w:t>
-      </w:r>
-      <w:r>
-        <w:rPr>
-          <w:spacing w:val="-8"/>
-        </w:rPr>
-        <w:t xml:space="preserve"> </w:t>
-      </w:r>
-      <w:r>
-        <w:t>рисунке</w:t>
-      </w:r>
-      <w:r>
-        <w:rPr>
-          <w:spacing w:val="-7"/>
-        </w:rPr>
-        <w:t xml:space="preserve"> </w:t>
-      </w:r>
-      <w:r>
-        <w:rPr>
-          <w:spacing w:val="-5"/>
-        </w:rPr>
-        <w:t>1.2</w:t>
-      </w:r>
-    </w:p>
-    <w:p>
-      <w:pPr>
-        <w:pStyle w:val="a3"/>
-        <w:rPr>
-          <w:sz w:val="20"/>
-        </w:rPr>
-      </w:pPr>
-    </w:p>
-    <w:p>
-      <w:pPr>
-        <w:pStyle w:val="a3"/>
-        <w:spacing w:before="18"/>
-        <w:rPr>
-          <w:sz w:val="20"/>
-        </w:rPr>
-      </w:pPr>
-      <w:r>
-        <w:rPr>
-          <w:noProof/>
-          <w:sz w:val="20"/>
-        </w:rPr>
-        <w:drawing>
-          <wp:anchor distT="0" distB="0" distL="0" distR="0" simplePos="0" relativeHeight="487590912" behindDoc="1" locked="0" layoutInCell="1" allowOverlap="1" wp14:anchorId="062F97CB" wp14:editId="6ADEEAEF">
-            <wp:simplePos x="0" y="0"/>
-            <wp:positionH relativeFrom="page">
-              <wp:posOffset>2136775</wp:posOffset>
-            </wp:positionH>
-            <wp:positionV relativeFrom="paragraph">
-              <wp:posOffset>172769</wp:posOffset>
-            </wp:positionV>
-            <wp:extent cx="3835983" cy="3133439"/>
-            <wp:effectExtent l="0" t="0" r="0" b="0"/>
-            <wp:wrapTopAndBottom/>
-            <wp:docPr id="12" name="Image 12"/>
-            <wp:cNvGraphicFramePr>
-              <a:graphicFrameLocks xmlns:a="http://schemas.openxmlformats.org/drawingml/2006/main"/>
-            </wp:cNvGraphicFramePr>
-            <a:graphic xmlns:a="http://schemas.openxmlformats.org/drawingml/2006/main">
-              <a:graphicData uri="http://schemas.openxmlformats.org/drawingml/2006/picture">
-                <pic:pic xmlns:pic="http://schemas.openxmlformats.org/drawingml/2006/picture">
-                  <pic:nvPicPr>
-                    <pic:cNvPr id="12" name="Image 12"/>
-                    <pic:cNvPicPr/>
-                  </pic:nvPicPr>
-                  <pic:blipFill>
-                    <a:blip r:embed="rId11" cstate="print"/>
-                    <a:stretch>
-                      <a:fillRect/>
-                    </a:stretch>
-                  </pic:blipFill>
-                  <pic:spPr>
-                    <a:xfrm>
-                      <a:off x="0" y="0"/>
-                      <a:ext cx="3835983" cy="3133439"/>
-                    </a:xfrm>
-                    <a:prstGeom prst="rect">
-                      <a:avLst/>
-                    </a:prstGeom>
-                  </pic:spPr>
-                </pic:pic>
-              </a:graphicData>
-            </a:graphic>
-          </wp:anchor>
-        </w:drawing>
-      </w:r>
-    </w:p>
-    <w:p>
-      <w:pPr>
-        <w:spacing w:before="225"/>
-        <w:ind w:left="275" w:right="701"/>
-        <w:jc w:val="center"/>
-        <w:rPr>
-          <w:sz w:val="24"/>
-        </w:rPr>
-      </w:pPr>
-      <w:r>
-        <w:rPr>
-          <w:sz w:val="24"/>
-        </w:rPr>
-        <w:t>Рисунок</w:t>
-      </w:r>
-      <w:r>
-        <w:rPr>
-          <w:spacing w:val="-10"/>
-          <w:sz w:val="24"/>
-        </w:rPr>
-        <w:t xml:space="preserve"> </w:t>
-      </w:r>
-      <w:r>
-        <w:rPr>
-          <w:sz w:val="24"/>
-        </w:rPr>
-        <w:t>1.2</w:t>
-      </w:r>
-      <w:r>
-        <w:rPr>
-          <w:spacing w:val="-7"/>
-          <w:sz w:val="24"/>
-        </w:rPr>
-        <w:t xml:space="preserve"> </w:t>
-      </w:r>
-      <w:r>
-        <w:rPr>
-          <w:sz w:val="24"/>
-        </w:rPr>
-        <w:t>–</w:t>
-      </w:r>
-      <w:r>
-        <w:rPr>
-          <w:spacing w:val="-8"/>
-          <w:sz w:val="24"/>
-        </w:rPr>
-        <w:t xml:space="preserve"> </w:t>
-      </w:r>
-      <w:r>
-        <w:rPr>
-          <w:sz w:val="24"/>
-        </w:rPr>
-        <w:t>Контекстная</w:t>
-      </w:r>
-      <w:r>
-        <w:rPr>
-          <w:spacing w:val="-1"/>
-          <w:sz w:val="24"/>
-        </w:rPr>
-        <w:t xml:space="preserve"> </w:t>
-      </w:r>
-      <w:r>
-        <w:rPr>
-          <w:sz w:val="24"/>
-        </w:rPr>
-        <w:t>диаграмма</w:t>
-      </w:r>
-      <w:r>
-        <w:rPr>
-          <w:spacing w:val="-9"/>
-          <w:sz w:val="24"/>
-        </w:rPr>
-        <w:t xml:space="preserve"> </w:t>
-      </w:r>
-      <w:r>
-        <w:rPr>
-          <w:sz w:val="24"/>
-        </w:rPr>
-        <w:t>процесса</w:t>
-      </w:r>
-      <w:r>
-        <w:rPr>
-          <w:spacing w:val="-3"/>
-          <w:sz w:val="24"/>
-        </w:rPr>
-        <w:t xml:space="preserve"> </w:t>
-      </w:r>
-      <w:r>
-        <w:rPr>
-          <w:spacing w:val="-2"/>
-          <w:sz w:val="24"/>
-        </w:rPr>
-        <w:t>деятельности</w:t>
-      </w:r>
-    </w:p>
-    <w:p>
-      <w:pPr>
-        <w:jc w:val="center"/>
-        <w:rPr>
-          <w:sz w:val="24"/>
-        </w:rPr>
-        <w:sectPr>
-          <w:pgSz w:w="11920" w:h="16840"/>
-          <w:pgMar w:top="1060" w:right="283" w:bottom="960" w:left="1559" w:header="0" w:footer="696" w:gutter="0"/>
-          <w:cols w:space="720"/>
-        </w:sectPr>
-      </w:pPr>
-    </w:p>
-    <w:p>
-      <w:pPr>
-        <w:pStyle w:val="1"/>
-      </w:pPr>
-      <w:bookmarkStart w:id="2" w:name="Декомпозиция_процесса_(IDEF0)"/>
-      <w:bookmarkEnd w:id="2"/>
-      <w:r>
-        <w:lastRenderedPageBreak/>
-        <w:t>Декомпозиция</w:t>
-      </w:r>
-      <w:r>
-        <w:rPr>
-          <w:spacing w:val="-16"/>
-        </w:rPr>
-        <w:t xml:space="preserve"> </w:t>
-      </w:r>
-      <w:r>
-        <w:t>процесса</w:t>
-      </w:r>
-      <w:r>
-        <w:rPr>
-          <w:spacing w:val="-15"/>
-        </w:rPr>
-        <w:t xml:space="preserve"> </w:t>
-      </w:r>
-      <w:r>
-        <w:rPr>
-          <w:spacing w:val="-2"/>
-        </w:rPr>
-        <w:t>(IDEF0)</w:t>
-      </w:r>
-    </w:p>
-    <w:p>
-      <w:pPr>
-        <w:pStyle w:val="a3"/>
-        <w:spacing w:before="239"/>
-        <w:ind w:left="141"/>
-      </w:pPr>
-      <w:r>
-        <w:t>Декомпозиция</w:t>
-      </w:r>
-      <w:r>
-        <w:rPr>
-          <w:spacing w:val="-17"/>
-        </w:rPr>
-        <w:t xml:space="preserve"> </w:t>
-      </w:r>
-      <w:r>
-        <w:t>процесса</w:t>
-      </w:r>
-      <w:r>
-        <w:rPr>
-          <w:spacing w:val="-11"/>
-        </w:rPr>
-        <w:t xml:space="preserve"> </w:t>
-      </w:r>
-      <w:r>
-        <w:t>деятельности</w:t>
-      </w:r>
-      <w:r>
-        <w:rPr>
-          <w:spacing w:val="-10"/>
-        </w:rPr>
-        <w:t xml:space="preserve"> </w:t>
-      </w:r>
-      <w:r>
-        <w:t>приведена</w:t>
-      </w:r>
-      <w:r>
-        <w:rPr>
-          <w:spacing w:val="-12"/>
-        </w:rPr>
-        <w:t xml:space="preserve"> </w:t>
-      </w:r>
-      <w:r>
-        <w:t>на</w:t>
-      </w:r>
-      <w:r>
-        <w:rPr>
-          <w:spacing w:val="-11"/>
-        </w:rPr>
-        <w:t xml:space="preserve"> </w:t>
-      </w:r>
-      <w:r>
-        <w:t>рисунке</w:t>
-      </w:r>
-      <w:r>
-        <w:rPr>
-          <w:spacing w:val="-12"/>
-        </w:rPr>
-        <w:t xml:space="preserve"> </w:t>
-      </w:r>
-      <w:r>
-        <w:rPr>
-          <w:spacing w:val="-5"/>
-        </w:rPr>
-        <w:t>1.3</w:t>
-      </w:r>
-    </w:p>
-    <w:p>
-      <w:pPr>
-        <w:pStyle w:val="a3"/>
-        <w:rPr>
-          <w:sz w:val="20"/>
-        </w:rPr>
-      </w:pPr>
-    </w:p>
-    <w:p>
-      <w:pPr>
-        <w:pStyle w:val="a3"/>
-        <w:spacing w:before="111"/>
-        <w:rPr>
-          <w:sz w:val="20"/>
-        </w:rPr>
-      </w:pPr>
-      <w:r>
-        <w:rPr>
-          <w:noProof/>
-          <w:sz w:val="20"/>
-        </w:rPr>
-        <w:drawing>
-          <wp:anchor distT="0" distB="0" distL="0" distR="0" simplePos="0" relativeHeight="487591424" behindDoc="1" locked="0" layoutInCell="1" allowOverlap="1" wp14:anchorId="04E7C8C4" wp14:editId="4B0DB715">
-            <wp:simplePos x="0" y="0"/>
-            <wp:positionH relativeFrom="page">
-              <wp:posOffset>1122044</wp:posOffset>
-            </wp:positionH>
-            <wp:positionV relativeFrom="paragraph">
-              <wp:posOffset>231824</wp:posOffset>
-            </wp:positionV>
-            <wp:extent cx="5834860" cy="3561683"/>
-            <wp:effectExtent l="0" t="0" r="0" b="0"/>
-            <wp:wrapTopAndBottom/>
-            <wp:docPr id="13" name="Image 13"/>
-            <wp:cNvGraphicFramePr>
-              <a:graphicFrameLocks xmlns:a="http://schemas.openxmlformats.org/drawingml/2006/main"/>
-            </wp:cNvGraphicFramePr>
-            <a:graphic xmlns:a="http://schemas.openxmlformats.org/drawingml/2006/main">
-              <a:graphicData uri="http://schemas.openxmlformats.org/drawingml/2006/picture">
-                <pic:pic xmlns:pic="http://schemas.openxmlformats.org/drawingml/2006/picture">
-                  <pic:nvPicPr>
-                    <pic:cNvPr id="13" name="Image 13"/>
-                    <pic:cNvPicPr/>
-                  </pic:nvPicPr>
-                  <pic:blipFill>
-                    <a:blip r:embed="rId12" cstate="print"/>
-                    <a:stretch>
-                      <a:fillRect/>
-                    </a:stretch>
-                  </pic:blipFill>
-                  <pic:spPr>
-                    <a:xfrm>
-                      <a:off x="0" y="0"/>
-                      <a:ext cx="5834860" cy="3561683"/>
-                    </a:xfrm>
-                    <a:prstGeom prst="rect">
-                      <a:avLst/>
-                    </a:prstGeom>
-                  </pic:spPr>
-                </pic:pic>
-              </a:graphicData>
-            </a:graphic>
-          </wp:anchor>
-        </w:drawing>
-      </w:r>
-    </w:p>
-    <w:p>
-      <w:pPr>
-        <w:spacing w:before="288"/>
-        <w:ind w:left="1947"/>
-        <w:rPr>
-          <w:sz w:val="24"/>
-        </w:rPr>
-      </w:pPr>
-      <w:r>
-        <w:rPr>
-          <w:sz w:val="24"/>
-        </w:rPr>
-        <w:t>Рис</w:t>
-      </w:r>
-      <w:r>
-        <w:rPr>
-          <w:spacing w:val="-8"/>
-          <w:sz w:val="24"/>
-        </w:rPr>
-        <w:t xml:space="preserve"> </w:t>
-      </w:r>
-      <w:r>
-        <w:rPr>
-          <w:sz w:val="24"/>
-        </w:rPr>
-        <w:t>1.3.</w:t>
-      </w:r>
-      <w:r>
-        <w:rPr>
-          <w:spacing w:val="-6"/>
-          <w:sz w:val="24"/>
-        </w:rPr>
-        <w:t xml:space="preserve"> </w:t>
-      </w:r>
-      <w:r>
-        <w:rPr>
-          <w:sz w:val="24"/>
-        </w:rPr>
-        <w:t>–</w:t>
-      </w:r>
-      <w:r>
-        <w:rPr>
-          <w:spacing w:val="-6"/>
-          <w:sz w:val="24"/>
-        </w:rPr>
-        <w:t xml:space="preserve"> </w:t>
-      </w:r>
-      <w:r>
-        <w:rPr>
-          <w:sz w:val="24"/>
-        </w:rPr>
-        <w:t>Диаграмма</w:t>
-      </w:r>
-      <w:r>
-        <w:rPr>
-          <w:spacing w:val="-7"/>
-          <w:sz w:val="24"/>
-        </w:rPr>
-        <w:t xml:space="preserve"> </w:t>
-      </w:r>
-      <w:r>
-        <w:rPr>
-          <w:sz w:val="24"/>
-        </w:rPr>
-        <w:t>декомпозиции</w:t>
-      </w:r>
-      <w:r>
-        <w:rPr>
-          <w:spacing w:val="-3"/>
-          <w:sz w:val="24"/>
-        </w:rPr>
-        <w:t xml:space="preserve"> </w:t>
-      </w:r>
-      <w:r>
-        <w:rPr>
-          <w:sz w:val="24"/>
-        </w:rPr>
-        <w:t>первого</w:t>
-      </w:r>
-      <w:r>
-        <w:rPr>
-          <w:spacing w:val="-5"/>
-          <w:sz w:val="24"/>
-        </w:rPr>
-        <w:t xml:space="preserve"> </w:t>
-      </w:r>
-      <w:r>
-        <w:rPr>
-          <w:spacing w:val="-2"/>
-          <w:sz w:val="24"/>
-        </w:rPr>
-        <w:t>уровня</w:t>
-      </w:r>
-    </w:p>
-    <w:p>
-      <w:pPr>
-        <w:pStyle w:val="a3"/>
-        <w:rPr>
-          <w:sz w:val="20"/>
-        </w:rPr>
-      </w:pPr>
-    </w:p>
-    <w:p>
-      <w:pPr>
-        <w:pStyle w:val="a3"/>
-        <w:spacing w:before="57"/>
-        <w:rPr>
-          <w:sz w:val="20"/>
-        </w:rPr>
-      </w:pPr>
-      <w:r>
-        <w:rPr>
-          <w:noProof/>
-          <w:sz w:val="20"/>
-        </w:rPr>
-        <w:drawing>
-          <wp:anchor distT="0" distB="0" distL="0" distR="0" simplePos="0" relativeHeight="487591936" behindDoc="1" locked="0" layoutInCell="1" allowOverlap="1" wp14:anchorId="68357D17" wp14:editId="670CBABD">
-            <wp:simplePos x="0" y="0"/>
-            <wp:positionH relativeFrom="page">
-              <wp:posOffset>1098550</wp:posOffset>
-            </wp:positionH>
-            <wp:positionV relativeFrom="paragraph">
-              <wp:posOffset>198051</wp:posOffset>
-            </wp:positionV>
-            <wp:extent cx="5918333" cy="2190940"/>
-            <wp:effectExtent l="0" t="0" r="0" b="0"/>
-            <wp:wrapTopAndBottom/>
-            <wp:docPr id="14" name="Image 14"/>
-            <wp:cNvGraphicFramePr>
-              <a:graphicFrameLocks xmlns:a="http://schemas.openxmlformats.org/drawingml/2006/main"/>
-            </wp:cNvGraphicFramePr>
-            <a:graphic xmlns:a="http://schemas.openxmlformats.org/drawingml/2006/main">
-              <a:graphicData uri="http://schemas.openxmlformats.org/drawingml/2006/picture">
-                <pic:pic xmlns:pic="http://schemas.openxmlformats.org/drawingml/2006/picture">
-                  <pic:nvPicPr>
-                    <pic:cNvPr id="14" name="Image 14"/>
-                    <pic:cNvPicPr/>
-                  </pic:nvPicPr>
-                  <pic:blipFill>
-                    <a:blip r:embed="rId13" cstate="print"/>
-                    <a:stretch>
-                      <a:fillRect/>
-                    </a:stretch>
-                  </pic:blipFill>
-                  <pic:spPr>
-                    <a:xfrm>
-                      <a:off x="0" y="0"/>
-                      <a:ext cx="5918333" cy="2190940"/>
-                    </a:xfrm>
-                    <a:prstGeom prst="rect">
-                      <a:avLst/>
-                    </a:prstGeom>
-                  </pic:spPr>
-                </pic:pic>
-              </a:graphicData>
-            </a:graphic>
-          </wp:anchor>
-        </w:drawing>
-      </w:r>
-    </w:p>
-    <w:p>
-      <w:pPr>
-        <w:spacing w:before="209"/>
-        <w:ind w:left="718" w:right="443"/>
-        <w:jc w:val="center"/>
-        <w:rPr>
-          <w:sz w:val="24"/>
-        </w:rPr>
-      </w:pPr>
-      <w:r>
-        <w:rPr>
-          <w:sz w:val="24"/>
-        </w:rPr>
-        <w:t>Рисунок</w:t>
-      </w:r>
-      <w:r>
-        <w:rPr>
-          <w:spacing w:val="-10"/>
-          <w:sz w:val="24"/>
-        </w:rPr>
-        <w:t xml:space="preserve"> </w:t>
-      </w:r>
-      <w:r>
-        <w:rPr>
-          <w:sz w:val="24"/>
-        </w:rPr>
-        <w:t>1.4</w:t>
-      </w:r>
-      <w:r>
-        <w:rPr>
-          <w:spacing w:val="-3"/>
-          <w:sz w:val="24"/>
-        </w:rPr>
-        <w:t xml:space="preserve"> </w:t>
-      </w:r>
-      <w:r>
-        <w:rPr>
-          <w:sz w:val="24"/>
-        </w:rPr>
-        <w:t>–</w:t>
-      </w:r>
-      <w:r>
-        <w:rPr>
-          <w:spacing w:val="-2"/>
-          <w:sz w:val="24"/>
-        </w:rPr>
-        <w:t xml:space="preserve"> </w:t>
-      </w:r>
-      <w:r>
-        <w:rPr>
-          <w:sz w:val="24"/>
-        </w:rPr>
-        <w:t>Диаграмма</w:t>
-      </w:r>
-      <w:r>
-        <w:rPr>
-          <w:spacing w:val="-8"/>
-          <w:sz w:val="24"/>
-        </w:rPr>
-        <w:t xml:space="preserve"> </w:t>
-      </w:r>
-      <w:r>
-        <w:rPr>
-          <w:sz w:val="24"/>
-        </w:rPr>
-        <w:t>системы</w:t>
-      </w:r>
-      <w:r>
-        <w:rPr>
-          <w:spacing w:val="-3"/>
-          <w:sz w:val="24"/>
-        </w:rPr>
-        <w:t xml:space="preserve"> </w:t>
-      </w:r>
-      <w:r>
-        <w:rPr>
-          <w:sz w:val="24"/>
-        </w:rPr>
-        <w:t>как</w:t>
-      </w:r>
-      <w:r>
-        <w:rPr>
-          <w:spacing w:val="-3"/>
-          <w:sz w:val="24"/>
-        </w:rPr>
-        <w:t xml:space="preserve"> </w:t>
-      </w:r>
-      <w:r>
-        <w:rPr>
-          <w:sz w:val="24"/>
-        </w:rPr>
-        <w:t>черного</w:t>
-      </w:r>
-      <w:r>
-        <w:rPr>
-          <w:spacing w:val="-2"/>
-          <w:sz w:val="24"/>
-        </w:rPr>
-        <w:t xml:space="preserve"> ящика</w:t>
-      </w:r>
-    </w:p>
-    <w:p>
-      <w:pPr>
-        <w:jc w:val="center"/>
-        <w:rPr>
-          <w:sz w:val="24"/>
-        </w:rPr>
-        <w:sectPr>
-          <w:pgSz w:w="11920" w:h="16840"/>
-          <w:pgMar w:top="1060" w:right="283" w:bottom="960" w:left="1559" w:header="0" w:footer="696" w:gutter="0"/>
-          <w:cols w:space="720"/>
-        </w:sectPr>
-      </w:pPr>
-    </w:p>
-    <w:p>
-      <w:pPr>
         <w:spacing w:line="360" w:lineRule="auto"/>
         <w:ind w:firstLine="720"/>
         <w:jc w:val="both"/>
@@ -6279,9 +5482,11 @@
           <w:szCs w:val="28"/>
         </w:rPr>
       </w:pPr>
-      <w:bookmarkStart w:id="3" w:name="Трассировка_требований"/>
-      <w:bookmarkStart w:id="4" w:name="_Hlk189089956"/>
-      <w:bookmarkEnd w:id="3"/>
+      <w:bookmarkStart w:id="1" w:name="Процесс_деятельности"/>
+      <w:bookmarkStart w:id="2" w:name="Трассировка_требований"/>
+      <w:bookmarkStart w:id="3" w:name="_Hlk189089956"/>
+      <w:bookmarkEnd w:id="1"/>
+      <w:bookmarkEnd w:id="2"/>
       <w:r>
         <w:rPr>
           <w:b/>
@@ -6651,7 +5856,7 @@
     <w:tbl>
       <w:tblPr>
         <w:tblStyle w:val="a8"/>
-        <w:tblW w:w="9351" w:type="dxa"/>
+        <w:tblW w:w="9464" w:type="dxa"/>
         <w:tblLayout w:type="fixed"/>
         <w:tblLook w:val="04A0" w:firstRow="1" w:lastRow="0" w:firstColumn="1" w:lastColumn="0" w:noHBand="0" w:noVBand="1"/>
       </w:tblPr>
@@ -6661,7 +5866,7 @@
         <w:gridCol w:w="1134"/>
         <w:gridCol w:w="1134"/>
         <w:gridCol w:w="1418"/>
-        <w:gridCol w:w="2126"/>
+        <w:gridCol w:w="2239"/>
       </w:tblGrid>
       <w:tr>
         <w:tc>
@@ -6792,7 +5997,7 @@
         </w:tc>
         <w:tc>
           <w:tcPr>
-            <w:tcW w:w="2126" w:type="dxa"/>
+            <w:tcW w:w="2239" w:type="dxa"/>
           </w:tcPr>
           <w:p>
             <w:pPr>
@@ -6848,13 +6053,6 @@
               </w:rPr>
               <w:t>.01</w:t>
             </w:r>
-            <w:r>
-              <w:rPr>
-                <w:sz w:val="28"/>
-                <w:szCs w:val="28"/>
-              </w:rPr>
-              <w:t>.1</w:t>
-            </w:r>
           </w:p>
         </w:tc>
         <w:tc>
@@ -6878,7 +6076,7 @@
                 <w:sz w:val="28"/>
                 <w:szCs w:val="28"/>
               </w:rPr>
-              <w:t>Водители</w:t>
+              <w:t>Участники дорожного движения</w:t>
             </w:r>
           </w:p>
         </w:tc>
@@ -6959,7 +6157,7 @@
         </w:tc>
         <w:tc>
           <w:tcPr>
-            <w:tcW w:w="2126" w:type="dxa"/>
+            <w:tcW w:w="2239" w:type="dxa"/>
           </w:tcPr>
           <w:p>
             <w:pPr>
@@ -7006,21 +6204,14 @@
                 <w:szCs w:val="28"/>
                 <w:lang w:val="en-US"/>
               </w:rPr>
-              <w:t>ST</w:t>
+              <w:t>ST.0</w:t>
             </w:r>
             <w:r>
               <w:rPr>
                 <w:sz w:val="28"/>
                 <w:szCs w:val="28"/>
               </w:rPr>
-              <w:t>.01</w:t>
-            </w:r>
-            <w:r>
-              <w:rPr>
-                <w:sz w:val="28"/>
-                <w:szCs w:val="28"/>
-              </w:rPr>
-              <w:t>.2</w:t>
+              <w:t>2</w:t>
             </w:r>
           </w:p>
         </w:tc>
@@ -7045,7 +6236,7 @@
                 <w:sz w:val="28"/>
                 <w:szCs w:val="28"/>
               </w:rPr>
-              <w:t>Пешеходы</w:t>
+              <w:t>Департамент транспорта</w:t>
             </w:r>
           </w:p>
         </w:tc>
@@ -7070,7 +6261,7 @@
                 <w:sz w:val="28"/>
                 <w:szCs w:val="28"/>
               </w:rPr>
-              <w:t>Нет</w:t>
+              <w:t>Да</w:t>
             </w:r>
           </w:p>
         </w:tc>
@@ -7095,7 +6286,7 @@
                 <w:sz w:val="28"/>
                 <w:szCs w:val="28"/>
               </w:rPr>
-              <w:t>Нет</w:t>
+              <w:t>Да</w:t>
             </w:r>
           </w:p>
         </w:tc>
@@ -7126,7 +6317,7 @@
         </w:tc>
         <w:tc>
           <w:tcPr>
-            <w:tcW w:w="2126" w:type="dxa"/>
+            <w:tcW w:w="2239" w:type="dxa"/>
           </w:tcPr>
           <w:p>
             <w:pPr>
@@ -7145,7 +6336,7 @@
                 <w:sz w:val="28"/>
                 <w:szCs w:val="28"/>
               </w:rPr>
-              <w:t>Требующий</w:t>
+              <w:t>Безусловный</w:t>
             </w:r>
           </w:p>
         </w:tc>
@@ -7173,21 +6364,14 @@
                 <w:szCs w:val="28"/>
                 <w:lang w:val="en-US"/>
               </w:rPr>
-              <w:t>ST</w:t>
+              <w:t>ST.0</w:t>
             </w:r>
             <w:r>
               <w:rPr>
                 <w:sz w:val="28"/>
                 <w:szCs w:val="28"/>
               </w:rPr>
-              <w:t>.01</w:t>
-            </w:r>
-            <w:r>
-              <w:rPr>
-                <w:sz w:val="28"/>
-                <w:szCs w:val="28"/>
-              </w:rPr>
-              <w:t>.3</w:t>
+              <w:t>3</w:t>
             </w:r>
           </w:p>
         </w:tc>
@@ -7212,7 +6396,7 @@
                 <w:sz w:val="28"/>
                 <w:szCs w:val="28"/>
               </w:rPr>
-              <w:t>Экстренные службы</w:t>
+              <w:t>ГИБДД</w:t>
             </w:r>
           </w:p>
         </w:tc>
@@ -7237,7 +6421,7 @@
                 <w:sz w:val="28"/>
                 <w:szCs w:val="28"/>
               </w:rPr>
-              <w:t>Нет</w:t>
+              <w:t>Да</w:t>
             </w:r>
           </w:p>
         </w:tc>
@@ -7262,7 +6446,7 @@
                 <w:sz w:val="28"/>
                 <w:szCs w:val="28"/>
               </w:rPr>
-              <w:t>Нет</w:t>
+              <w:t>Да</w:t>
             </w:r>
           </w:p>
         </w:tc>
@@ -7287,13 +6471,13 @@
                 <w:sz w:val="28"/>
                 <w:szCs w:val="28"/>
               </w:rPr>
-              <w:t>Да</w:t>
+              <w:t>Нет</w:t>
             </w:r>
           </w:p>
         </w:tc>
         <w:tc>
           <w:tcPr>
-            <w:tcW w:w="2126" w:type="dxa"/>
+            <w:tcW w:w="2239" w:type="dxa"/>
           </w:tcPr>
           <w:p>
             <w:pPr>
@@ -7312,7 +6496,7 @@
                 <w:sz w:val="28"/>
                 <w:szCs w:val="28"/>
               </w:rPr>
-              <w:t>Требующий</w:t>
+              <w:t>Доминирующий</w:t>
             </w:r>
           </w:p>
         </w:tc>
@@ -7340,14 +6524,7 @@
                 <w:szCs w:val="28"/>
                 <w:lang w:val="en-US"/>
               </w:rPr>
-              <w:t>ST.0</w:t>
-            </w:r>
-            <w:r>
-              <w:rPr>
-                <w:sz w:val="28"/>
-                <w:szCs w:val="28"/>
-              </w:rPr>
-              <w:t>2</w:t>
+              <w:t>ST.04</w:t>
             </w:r>
           </w:p>
         </w:tc>
@@ -7372,7 +6549,7 @@
                 <w:sz w:val="28"/>
                 <w:szCs w:val="28"/>
               </w:rPr>
-              <w:t>Заказчик (Министерство транспорта)</w:t>
+              <w:t>Инженерная служба</w:t>
             </w:r>
           </w:p>
         </w:tc>
@@ -7397,7 +6574,7 @@
                 <w:sz w:val="28"/>
                 <w:szCs w:val="28"/>
               </w:rPr>
-              <w:t>Да</w:t>
+              <w:t>Нет</w:t>
             </w:r>
           </w:p>
         </w:tc>
@@ -7447,13 +6624,13 @@
                 <w:sz w:val="28"/>
                 <w:szCs w:val="28"/>
               </w:rPr>
-              <w:t>Да</w:t>
+              <w:t>Нет</w:t>
             </w:r>
           </w:p>
         </w:tc>
         <w:tc>
           <w:tcPr>
-            <w:tcW w:w="2126" w:type="dxa"/>
+            <w:tcW w:w="2239" w:type="dxa"/>
           </w:tcPr>
           <w:p>
             <w:pPr>
@@ -7472,319 +6649,6 @@
                 <w:sz w:val="28"/>
                 <w:szCs w:val="28"/>
               </w:rPr>
-              <w:t>Безусловный</w:t>
-            </w:r>
-          </w:p>
-        </w:tc>
-      </w:tr>
-      <w:tr>
-        <w:tc>
-          <w:tcPr>
-            <w:tcW w:w="1124" w:type="dxa"/>
-          </w:tcPr>
-          <w:p>
-            <w:pPr>
-              <w:tabs>
-                <w:tab w:val="left" w:pos="1290"/>
-              </w:tabs>
-              <w:spacing w:line="360" w:lineRule="auto"/>
-              <w:jc w:val="both"/>
-              <w:rPr>
-                <w:sz w:val="28"/>
-                <w:szCs w:val="28"/>
-              </w:rPr>
-            </w:pPr>
-            <w:r>
-              <w:rPr>
-                <w:sz w:val="28"/>
-                <w:szCs w:val="28"/>
-                <w:lang w:val="en-US"/>
-              </w:rPr>
-              <w:t>ST.0</w:t>
-            </w:r>
-            <w:r>
-              <w:rPr>
-                <w:sz w:val="28"/>
-                <w:szCs w:val="28"/>
-              </w:rPr>
-              <w:t>3</w:t>
-            </w:r>
-          </w:p>
-        </w:tc>
-        <w:tc>
-          <w:tcPr>
-            <w:tcW w:w="2415" w:type="dxa"/>
-          </w:tcPr>
-          <w:p>
-            <w:pPr>
-              <w:tabs>
-                <w:tab w:val="left" w:pos="1290"/>
-              </w:tabs>
-              <w:spacing w:line="360" w:lineRule="auto"/>
-              <w:jc w:val="both"/>
-              <w:rPr>
-                <w:sz w:val="28"/>
-                <w:szCs w:val="28"/>
-              </w:rPr>
-            </w:pPr>
-            <w:r>
-              <w:rPr>
-                <w:sz w:val="28"/>
-                <w:szCs w:val="28"/>
-              </w:rPr>
-              <w:t>Разработчик (Подрядчик)</w:t>
-            </w:r>
-          </w:p>
-        </w:tc>
-        <w:tc>
-          <w:tcPr>
-            <w:tcW w:w="1134" w:type="dxa"/>
-          </w:tcPr>
-          <w:p>
-            <w:pPr>
-              <w:tabs>
-                <w:tab w:val="left" w:pos="1290"/>
-              </w:tabs>
-              <w:spacing w:line="360" w:lineRule="auto"/>
-              <w:jc w:val="both"/>
-              <w:rPr>
-                <w:sz w:val="28"/>
-                <w:szCs w:val="28"/>
-              </w:rPr>
-            </w:pPr>
-            <w:r>
-              <w:rPr>
-                <w:sz w:val="28"/>
-                <w:szCs w:val="28"/>
-              </w:rPr>
-              <w:t>Нет</w:t>
-            </w:r>
-          </w:p>
-        </w:tc>
-        <w:tc>
-          <w:tcPr>
-            <w:tcW w:w="1134" w:type="dxa"/>
-          </w:tcPr>
-          <w:p>
-            <w:pPr>
-              <w:tabs>
-                <w:tab w:val="left" w:pos="1290"/>
-              </w:tabs>
-              <w:spacing w:line="360" w:lineRule="auto"/>
-              <w:jc w:val="both"/>
-              <w:rPr>
-                <w:sz w:val="28"/>
-                <w:szCs w:val="28"/>
-              </w:rPr>
-            </w:pPr>
-            <w:r>
-              <w:rPr>
-                <w:sz w:val="28"/>
-                <w:szCs w:val="28"/>
-              </w:rPr>
-              <w:t>Да</w:t>
-            </w:r>
-          </w:p>
-        </w:tc>
-        <w:tc>
-          <w:tcPr>
-            <w:tcW w:w="1418" w:type="dxa"/>
-          </w:tcPr>
-          <w:p>
-            <w:pPr>
-              <w:tabs>
-                <w:tab w:val="left" w:pos="1290"/>
-              </w:tabs>
-              <w:spacing w:line="360" w:lineRule="auto"/>
-              <w:jc w:val="both"/>
-              <w:rPr>
-                <w:sz w:val="28"/>
-                <w:szCs w:val="28"/>
-              </w:rPr>
-            </w:pPr>
-            <w:r>
-              <w:rPr>
-                <w:sz w:val="28"/>
-                <w:szCs w:val="28"/>
-              </w:rPr>
-              <w:t>Нет</w:t>
-            </w:r>
-          </w:p>
-        </w:tc>
-        <w:tc>
-          <w:tcPr>
-            <w:tcW w:w="2126" w:type="dxa"/>
-          </w:tcPr>
-          <w:p>
-            <w:pPr>
-              <w:tabs>
-                <w:tab w:val="left" w:pos="1290"/>
-              </w:tabs>
-              <w:spacing w:line="360" w:lineRule="auto"/>
-              <w:jc w:val="both"/>
-              <w:rPr>
-                <w:sz w:val="28"/>
-                <w:szCs w:val="28"/>
-              </w:rPr>
-            </w:pPr>
-            <w:r>
-              <w:rPr>
-                <w:sz w:val="28"/>
-                <w:szCs w:val="28"/>
-              </w:rPr>
-              <w:t>Самостоятельный</w:t>
-            </w:r>
-          </w:p>
-        </w:tc>
-      </w:tr>
-      <w:tr>
-        <w:tc>
-          <w:tcPr>
-            <w:tcW w:w="1124" w:type="dxa"/>
-          </w:tcPr>
-          <w:p>
-            <w:pPr>
-              <w:tabs>
-                <w:tab w:val="left" w:pos="1290"/>
-              </w:tabs>
-              <w:spacing w:line="360" w:lineRule="auto"/>
-              <w:jc w:val="both"/>
-              <w:rPr>
-                <w:sz w:val="28"/>
-                <w:szCs w:val="28"/>
-              </w:rPr>
-            </w:pPr>
-            <w:r>
-              <w:rPr>
-                <w:sz w:val="28"/>
-                <w:szCs w:val="28"/>
-                <w:lang w:val="en-US"/>
-              </w:rPr>
-              <w:t>ST.04</w:t>
-            </w:r>
-          </w:p>
-        </w:tc>
-        <w:tc>
-          <w:tcPr>
-            <w:tcW w:w="2415" w:type="dxa"/>
-          </w:tcPr>
-          <w:p>
-            <w:pPr>
-              <w:tabs>
-                <w:tab w:val="left" w:pos="1290"/>
-              </w:tabs>
-              <w:spacing w:line="360" w:lineRule="auto"/>
-              <w:jc w:val="both"/>
-              <w:rPr>
-                <w:sz w:val="28"/>
-                <w:szCs w:val="28"/>
-              </w:rPr>
-            </w:pPr>
-            <w:r>
-              <w:rPr>
-                <w:sz w:val="28"/>
-                <w:szCs w:val="28"/>
-              </w:rPr>
-              <w:t>Инженерная служба по поддержке и сопровождению</w:t>
-            </w:r>
-          </w:p>
-        </w:tc>
-        <w:tc>
-          <w:tcPr>
-            <w:tcW w:w="1134" w:type="dxa"/>
-          </w:tcPr>
-          <w:p>
-            <w:pPr>
-              <w:tabs>
-                <w:tab w:val="left" w:pos="1290"/>
-              </w:tabs>
-              <w:spacing w:line="360" w:lineRule="auto"/>
-              <w:jc w:val="both"/>
-              <w:rPr>
-                <w:sz w:val="28"/>
-                <w:szCs w:val="28"/>
-              </w:rPr>
-            </w:pPr>
-            <w:r>
-              <w:rPr>
-                <w:sz w:val="28"/>
-                <w:szCs w:val="28"/>
-              </w:rPr>
-              <w:t>Нет</w:t>
-            </w:r>
-          </w:p>
-        </w:tc>
-        <w:tc>
-          <w:tcPr>
-            <w:tcW w:w="1134" w:type="dxa"/>
-          </w:tcPr>
-          <w:p>
-            <w:pPr>
-              <w:tabs>
-                <w:tab w:val="left" w:pos="1290"/>
-              </w:tabs>
-              <w:spacing w:line="360" w:lineRule="auto"/>
-              <w:jc w:val="both"/>
-              <w:rPr>
-                <w:sz w:val="28"/>
-                <w:szCs w:val="28"/>
-              </w:rPr>
-            </w:pPr>
-            <w:r>
-              <w:rPr>
-                <w:sz w:val="28"/>
-                <w:szCs w:val="28"/>
-              </w:rPr>
-              <w:t>Да</w:t>
-            </w:r>
-          </w:p>
-        </w:tc>
-        <w:tc>
-          <w:tcPr>
-            <w:tcW w:w="1418" w:type="dxa"/>
-          </w:tcPr>
-          <w:p>
-            <w:pPr>
-              <w:tabs>
-                <w:tab w:val="left" w:pos="1290"/>
-              </w:tabs>
-              <w:spacing w:line="360" w:lineRule="auto"/>
-              <w:jc w:val="both"/>
-              <w:rPr>
-                <w:sz w:val="28"/>
-                <w:szCs w:val="28"/>
-              </w:rPr>
-            </w:pPr>
-            <w:r>
-              <w:rPr>
-                <w:sz w:val="28"/>
-                <w:szCs w:val="28"/>
-              </w:rPr>
-              <w:t>Нет</w:t>
-            </w:r>
-          </w:p>
-        </w:tc>
-        <w:tc>
-          <w:tcPr>
-            <w:tcW w:w="2126" w:type="dxa"/>
-          </w:tcPr>
-          <w:p>
-            <w:pPr>
-              <w:tabs>
-                <w:tab w:val="left" w:pos="1290"/>
-              </w:tabs>
-              <w:spacing w:line="360" w:lineRule="auto"/>
-              <w:jc w:val="both"/>
-              <w:rPr>
-                <w:sz w:val="28"/>
-                <w:szCs w:val="28"/>
-              </w:rPr>
-            </w:pPr>
-            <w:r>
-              <w:rPr>
-                <w:sz w:val="28"/>
-                <w:szCs w:val="28"/>
-              </w:rPr>
               <w:t>Самостоятельный</w:t>
             </w:r>
           </w:p>
@@ -7806,6 +6670,21 @@
     </w:p>
     <w:p>
       <w:pPr>
+        <w:rPr>
+          <w:sz w:val="28"/>
+          <w:szCs w:val="28"/>
+        </w:rPr>
+      </w:pPr>
+      <w:r>
+        <w:rPr>
+          <w:sz w:val="28"/>
+          <w:szCs w:val="28"/>
+        </w:rPr>
+        <w:br w:type="page"/>
+      </w:r>
+    </w:p>
+    <w:p>
+      <w:pPr>
         <w:tabs>
           <w:tab w:val="left" w:pos="1290"/>
         </w:tabs>
@@ -7821,6 +6700,7 @@
           <w:sz w:val="28"/>
           <w:szCs w:val="28"/>
         </w:rPr>
+        <w:lastRenderedPageBreak/>
         <w:t>У заинтересованных сторон есть определенные проблемы, которые необходимо решить</w:t>
       </w:r>
     </w:p>
@@ -7886,7 +6766,6 @@
                 <w:sz w:val="28"/>
                 <w:szCs w:val="28"/>
               </w:rPr>
-              <w:lastRenderedPageBreak/>
               <w:t>ID</w:t>
             </w:r>
           </w:p>
@@ -8272,14 +7151,6 @@
           <w:sz w:val="28"/>
           <w:szCs w:val="28"/>
         </w:rPr>
-        <w:br w:type="page"/>
-      </w:r>
-      <w:r>
-        <w:rPr>
-          <w:sz w:val="28"/>
-          <w:szCs w:val="28"/>
-        </w:rPr>
-        <w:lastRenderedPageBreak/>
         <w:t>Проблемы приводят к появлению у заинтересованных сторон потребностей</w:t>
       </w:r>
     </w:p>
@@ -9270,19 +8141,19 @@
           <w:szCs w:val="28"/>
         </w:rPr>
       </w:pPr>
-      <w:r>
+    </w:p>
+    <w:p>
+      <w:pPr>
         <w:rPr>
           <w:sz w:val="28"/>
           <w:szCs w:val="28"/>
         </w:rPr>
-        <w:br w:type="page"/>
-      </w:r>
+      </w:pPr>
       <w:r>
         <w:rPr>
           <w:sz w:val="28"/>
           <w:szCs w:val="28"/>
         </w:rPr>
-        <w:lastRenderedPageBreak/>
         <w:t>На основе потребностей были выявлены требования ЗС</w:t>
       </w:r>
     </w:p>
@@ -9733,7 +8604,7 @@
           </w:p>
         </w:tc>
       </w:tr>
-      <w:bookmarkEnd w:id="4"/>
+      <w:bookmarkEnd w:id="3"/>
     </w:tbl>
     <w:p>
       <w:pPr>
@@ -9790,51 +8661,7 @@
           <w:szCs w:val="28"/>
         </w:rPr>
         <w:lastRenderedPageBreak/>
-        <w:t>Возможности применения (</w:t>
-      </w:r>
-      <w:proofErr w:type="spellStart"/>
-      <w:r>
-        <w:rPr>
-          <w:b/>
-          <w:bCs/>
-          <w:iCs/>
-          <w:sz w:val="28"/>
-          <w:szCs w:val="28"/>
-        </w:rPr>
-        <w:t>Operational</w:t>
-      </w:r>
-      <w:proofErr w:type="spellEnd"/>
-      <w:r>
-        <w:rPr>
-          <w:b/>
-          <w:bCs/>
-          <w:iCs/>
-          <w:sz w:val="28"/>
-          <w:szCs w:val="28"/>
-        </w:rPr>
-        <w:t xml:space="preserve"> </w:t>
-      </w:r>
-      <w:proofErr w:type="spellStart"/>
-      <w:r>
-        <w:rPr>
-          <w:b/>
-          <w:bCs/>
-          <w:iCs/>
-          <w:sz w:val="28"/>
-          <w:szCs w:val="28"/>
-        </w:rPr>
-        <w:t>Capabilities</w:t>
-      </w:r>
-      <w:proofErr w:type="spellEnd"/>
-      <w:r>
-        <w:rPr>
-          <w:b/>
-          <w:bCs/>
-          <w:iCs/>
-          <w:sz w:val="28"/>
-          <w:szCs w:val="28"/>
-        </w:rPr>
-        <w:t>)</w:t>
+        <w:t>Возможности применения (Operational Capabilities)</w:t>
       </w:r>
     </w:p>
     <w:p>
@@ -9900,8 +8727,8 @@
                 <w:lang w:eastAsia="ru-RU"/>
               </w:rPr>
             </w:pPr>
-            <w:bookmarkStart w:id="5" w:name="Сущности_применения_(Operational_Entitie"/>
-            <w:bookmarkEnd w:id="5"/>
+            <w:bookmarkStart w:id="4" w:name="Сущности_применения_(Operational_Entitie"/>
+            <w:bookmarkEnd w:id="4"/>
             <w:r>
               <w:rPr>
                 <w:b/>
@@ -10379,19 +9206,6 @@
     </w:tbl>
     <w:p>
       <w:pPr>
-        <w:pStyle w:val="2"/>
-        <w:spacing w:line="362" w:lineRule="auto"/>
-        <w:rPr>
-          <w:spacing w:val="-2"/>
-          <w:sz w:val="24"/>
-        </w:rPr>
-      </w:pPr>
-      <w:r>
-        <w:br/>
-      </w:r>
-    </w:p>
-    <w:p>
-      <w:pPr>
         <w:rPr>
           <w:spacing w:val="-2"/>
           <w:sz w:val="24"/>
@@ -10410,8 +9224,8 @@
         <w:pStyle w:val="2"/>
         <w:jc w:val="both"/>
       </w:pPr>
-      <w:bookmarkStart w:id="6" w:name="Системные_возможности_(Capabilities)"/>
-      <w:bookmarkEnd w:id="6"/>
+      <w:bookmarkStart w:id="5" w:name="Системные_возможности_(Capabilities)"/>
+      <w:bookmarkEnd w:id="5"/>
       <w:r>
         <w:rPr>
           <w:spacing w:val="-2"/>
@@ -10450,19 +9264,11 @@
         </w:rPr>
         <w:t>Operational C</w:t>
       </w:r>
-      <w:proofErr w:type="spellStart"/>
-      <w:r>
-        <w:rPr>
-          <w:spacing w:val="-2"/>
-        </w:rPr>
-        <w:t>apabilities</w:t>
-      </w:r>
-      <w:proofErr w:type="spellEnd"/>
-      <w:r>
-        <w:rPr>
-          <w:spacing w:val="-2"/>
-        </w:rPr>
-        <w:t>)</w:t>
+      <w:r>
+        <w:rPr>
+          <w:spacing w:val="-2"/>
+        </w:rPr>
+        <w:t>apabilities)</w:t>
       </w:r>
     </w:p>
     <w:p>
@@ -10484,17 +9290,18 @@
           <w:sz w:val="20"/>
         </w:rPr>
       </w:pPr>
-      <w:bookmarkStart w:id="7" w:name="Системные_акторы"/>
-      <w:bookmarkEnd w:id="7"/>
+      <w:bookmarkStart w:id="6" w:name="Системные_акторы"/>
+      <w:bookmarkEnd w:id="6"/>
       <w:r>
         <w:rPr>
           <w:noProof/>
+          <w:lang w:eastAsia="ru-RU"/>
         </w:rPr>
         <w:drawing>
-          <wp:inline distT="0" distB="0" distL="0" distR="0" wp14:anchorId="5267F6E8" wp14:editId="79781511">
-            <wp:extent cx="6399530" cy="4636770"/>
-            <wp:effectExtent l="0" t="0" r="1270" b="0"/>
-            <wp:docPr id="11" name="Рисунок 11"/>
+          <wp:inline distT="0" distB="0" distL="0" distR="0" wp14:anchorId="5B2A0E92" wp14:editId="44A09DED">
+            <wp:extent cx="6399530" cy="2795905"/>
+            <wp:effectExtent l="0" t="0" r="1270" b="4445"/>
+            <wp:docPr id="19" name="Рисунок 19"/>
             <wp:cNvGraphicFramePr>
               <a:graphicFrameLocks xmlns:a="http://schemas.openxmlformats.org/drawingml/2006/main" noChangeAspect="1"/>
             </wp:cNvGraphicFramePr>
@@ -10506,7 +9313,7 @@
                     <pic:cNvPicPr/>
                   </pic:nvPicPr>
                   <pic:blipFill>
-                    <a:blip r:embed="rId14"/>
+                    <a:blip r:embed="rId11"/>
                     <a:stretch>
                       <a:fillRect/>
                     </a:stretch>
@@ -10514,7 +9321,7 @@
                   <pic:spPr>
                     <a:xfrm>
                       <a:off x="0" y="0"/>
-                      <a:ext cx="6399530" cy="4636770"/>
+                      <a:ext cx="6399530" cy="2795905"/>
                     </a:xfrm>
                     <a:prstGeom prst="rect">
                       <a:avLst/>
@@ -10651,6 +9458,7 @@
         <w:rPr>
           <w:noProof/>
           <w:sz w:val="20"/>
+          <w:lang w:eastAsia="ru-RU"/>
         </w:rPr>
         <w:lastRenderedPageBreak/>
         <w:drawing>
@@ -10669,7 +9477,7 @@
                     <pic:cNvPicPr/>
                   </pic:nvPicPr>
                   <pic:blipFill>
-                    <a:blip r:embed="rId15" cstate="print"/>
+                    <a:blip r:embed="rId12" cstate="print"/>
                     <a:stretch>
                       <a:fillRect/>
                     </a:stretch>
@@ -10793,6 +9601,7 @@
         <w:rPr>
           <w:noProof/>
           <w:sz w:val="20"/>
+          <w:lang w:eastAsia="ru-RU"/>
         </w:rPr>
         <w:drawing>
           <wp:inline distT="0" distB="0" distL="0" distR="0" wp14:anchorId="7BB4DE52" wp14:editId="64C1E4D3">
@@ -10810,7 +9619,7 @@
                     <pic:cNvPicPr/>
                   </pic:nvPicPr>
                   <pic:blipFill>
-                    <a:blip r:embed="rId16" cstate="print"/>
+                    <a:blip r:embed="rId13" cstate="print"/>
                     <a:stretch>
                       <a:fillRect/>
                     </a:stretch>
@@ -11087,7 +9896,6 @@
         </w:rPr>
         <w:t xml:space="preserve"> </w:t>
       </w:r>
-      <w:proofErr w:type="gramStart"/>
       <w:r>
         <w:rPr>
           <w:i/>
@@ -11095,7 +9903,6 @@
         </w:rPr>
         <w:t>12.Метрики</w:t>
       </w:r>
-      <w:proofErr w:type="gramEnd"/>
       <w:r>
         <w:rPr>
           <w:i/>
@@ -11148,6 +9955,7 @@
         <w:tc>
           <w:tcPr>
             <w:tcW w:w="1384" w:type="dxa"/>
+            <w:vAlign w:val="center"/>
             <w:hideMark/>
           </w:tcPr>
           <w:p>
@@ -11155,14 +9963,17 @@
               <w:spacing w:line="360" w:lineRule="auto"/>
               <w:jc w:val="both"/>
               <w:rPr>
+                <w:color w:val="000000" w:themeColor="text1"/>
                 <w:sz w:val="28"/>
                 <w:szCs w:val="28"/>
               </w:rPr>
             </w:pPr>
             <w:r>
               <w:rPr>
-                <w:sz w:val="28"/>
-                <w:szCs w:val="28"/>
+                <w:rFonts w:ascii="Segoe UI" w:hAnsi="Segoe UI" w:cs="Segoe UI"/>
+                <w:b/>
+                <w:bCs/>
+                <w:color w:val="000000" w:themeColor="text1"/>
               </w:rPr>
               <w:t>Идентификатор</w:t>
             </w:r>
@@ -11171,6 +9982,7 @@
         <w:tc>
           <w:tcPr>
             <w:tcW w:w="1701" w:type="dxa"/>
+            <w:vAlign w:val="center"/>
             <w:hideMark/>
           </w:tcPr>
           <w:p>
@@ -11178,14 +9990,17 @@
               <w:spacing w:line="360" w:lineRule="auto"/>
               <w:jc w:val="both"/>
               <w:rPr>
+                <w:color w:val="000000" w:themeColor="text1"/>
                 <w:sz w:val="28"/>
                 <w:szCs w:val="28"/>
               </w:rPr>
             </w:pPr>
             <w:r>
               <w:rPr>
-                <w:sz w:val="28"/>
-                <w:szCs w:val="28"/>
+                <w:rFonts w:ascii="Segoe UI" w:hAnsi="Segoe UI" w:cs="Segoe UI"/>
+                <w:b/>
+                <w:bCs/>
+                <w:color w:val="000000" w:themeColor="text1"/>
               </w:rPr>
               <w:t>Метрика достижения цели</w:t>
             </w:r>
@@ -11194,6 +10009,7 @@
         <w:tc>
           <w:tcPr>
             <w:tcW w:w="1418" w:type="dxa"/>
+            <w:vAlign w:val="center"/>
             <w:hideMark/>
           </w:tcPr>
           <w:p>
@@ -11201,14 +10017,17 @@
               <w:spacing w:line="360" w:lineRule="auto"/>
               <w:jc w:val="both"/>
               <w:rPr>
+                <w:color w:val="000000" w:themeColor="text1"/>
                 <w:sz w:val="28"/>
                 <w:szCs w:val="28"/>
               </w:rPr>
             </w:pPr>
             <w:r>
               <w:rPr>
-                <w:sz w:val="28"/>
-                <w:szCs w:val="28"/>
+                <w:rFonts w:ascii="Segoe UI" w:hAnsi="Segoe UI" w:cs="Segoe UI"/>
+                <w:b/>
+                <w:bCs/>
+                <w:color w:val="000000" w:themeColor="text1"/>
               </w:rPr>
               <w:t>Ед. измерения</w:t>
             </w:r>
@@ -11217,6 +10036,7 @@
         <w:tc>
           <w:tcPr>
             <w:tcW w:w="1275" w:type="dxa"/>
+            <w:vAlign w:val="center"/>
             <w:hideMark/>
           </w:tcPr>
           <w:p>
@@ -11224,14 +10044,17 @@
               <w:spacing w:line="360" w:lineRule="auto"/>
               <w:jc w:val="both"/>
               <w:rPr>
+                <w:color w:val="000000" w:themeColor="text1"/>
                 <w:sz w:val="28"/>
                 <w:szCs w:val="28"/>
               </w:rPr>
             </w:pPr>
             <w:r>
               <w:rPr>
-                <w:sz w:val="28"/>
-                <w:szCs w:val="28"/>
+                <w:rFonts w:ascii="Segoe UI" w:hAnsi="Segoe UI" w:cs="Segoe UI"/>
+                <w:b/>
+                <w:bCs/>
+                <w:color w:val="000000" w:themeColor="text1"/>
               </w:rPr>
               <w:t>Мин. значение</w:t>
             </w:r>
@@ -11240,6 +10063,7 @@
         <w:tc>
           <w:tcPr>
             <w:tcW w:w="1276" w:type="dxa"/>
+            <w:vAlign w:val="center"/>
             <w:hideMark/>
           </w:tcPr>
           <w:p>
@@ -11247,14 +10071,17 @@
               <w:spacing w:line="360" w:lineRule="auto"/>
               <w:jc w:val="both"/>
               <w:rPr>
+                <w:color w:val="000000" w:themeColor="text1"/>
                 <w:sz w:val="28"/>
                 <w:szCs w:val="28"/>
               </w:rPr>
             </w:pPr>
             <w:r>
               <w:rPr>
-                <w:sz w:val="28"/>
-                <w:szCs w:val="28"/>
+                <w:rFonts w:ascii="Segoe UI" w:hAnsi="Segoe UI" w:cs="Segoe UI"/>
+                <w:b/>
+                <w:bCs/>
+                <w:color w:val="000000" w:themeColor="text1"/>
               </w:rPr>
               <w:t>Макс. значение</w:t>
             </w:r>
@@ -11263,6 +10090,7 @@
         <w:tc>
           <w:tcPr>
             <w:tcW w:w="1276" w:type="dxa"/>
+            <w:vAlign w:val="center"/>
             <w:hideMark/>
           </w:tcPr>
           <w:p>
@@ -11270,31 +10098,26 @@
               <w:spacing w:line="360" w:lineRule="auto"/>
               <w:jc w:val="both"/>
               <w:rPr>
+                <w:color w:val="000000" w:themeColor="text1"/>
                 <w:sz w:val="28"/>
                 <w:szCs w:val="28"/>
               </w:rPr>
             </w:pPr>
-            <w:proofErr w:type="spellStart"/>
-            <w:r>
-              <w:rPr>
-                <w:sz w:val="28"/>
-                <w:szCs w:val="28"/>
-              </w:rPr>
-              <w:t>Жел</w:t>
-            </w:r>
-            <w:proofErr w:type="spellEnd"/>
-            <w:r>
-              <w:rPr>
-                <w:sz w:val="28"/>
-                <w:szCs w:val="28"/>
-              </w:rPr>
-              <w:t>. значение</w:t>
+            <w:r>
+              <w:rPr>
+                <w:rFonts w:ascii="Segoe UI" w:hAnsi="Segoe UI" w:cs="Segoe UI"/>
+                <w:b/>
+                <w:bCs/>
+                <w:color w:val="000000" w:themeColor="text1"/>
+              </w:rPr>
+              <w:t>Жел. значение</w:t>
             </w:r>
           </w:p>
         </w:tc>
         <w:tc>
           <w:tcPr>
             <w:tcW w:w="1276" w:type="dxa"/>
+            <w:vAlign w:val="center"/>
             <w:hideMark/>
           </w:tcPr>
           <w:p>
@@ -11302,16 +10125,19 @@
               <w:spacing w:line="360" w:lineRule="auto"/>
               <w:jc w:val="both"/>
               <w:rPr>
+                <w:color w:val="000000" w:themeColor="text1"/>
                 <w:sz w:val="28"/>
                 <w:szCs w:val="28"/>
               </w:rPr>
             </w:pPr>
             <w:r>
               <w:rPr>
-                <w:sz w:val="28"/>
-                <w:szCs w:val="28"/>
-              </w:rPr>
-              <w:t>Трассировка</w:t>
+                <w:rFonts w:ascii="Segoe UI" w:hAnsi="Segoe UI" w:cs="Segoe UI"/>
+                <w:b/>
+                <w:bCs/>
+                <w:color w:val="000000" w:themeColor="text1"/>
+              </w:rPr>
+              <w:t>Трассировка к целям</w:t>
             </w:r>
           </w:p>
         </w:tc>
@@ -11320,6 +10146,7 @@
         <w:tc>
           <w:tcPr>
             <w:tcW w:w="1384" w:type="dxa"/>
+            <w:vAlign w:val="center"/>
             <w:hideMark/>
           </w:tcPr>
           <w:p>
@@ -11327,14 +10154,16 @@
               <w:spacing w:line="360" w:lineRule="auto"/>
               <w:jc w:val="both"/>
               <w:rPr>
+                <w:color w:val="000000" w:themeColor="text1"/>
                 <w:sz w:val="28"/>
                 <w:szCs w:val="28"/>
               </w:rPr>
             </w:pPr>
             <w:r>
               <w:rPr>
-                <w:sz w:val="28"/>
-                <w:szCs w:val="28"/>
+                <w:rStyle w:val="a9"/>
+                <w:rFonts w:ascii="Segoe UI" w:hAnsi="Segoe UI" w:cs="Segoe UI"/>
+                <w:color w:val="000000" w:themeColor="text1"/>
               </w:rPr>
               <w:t>M.1</w:t>
             </w:r>
@@ -11343,6 +10172,7 @@
         <w:tc>
           <w:tcPr>
             <w:tcW w:w="1701" w:type="dxa"/>
+            <w:vAlign w:val="center"/>
             <w:hideMark/>
           </w:tcPr>
           <w:p>
@@ -11350,22 +10180,24 @@
               <w:spacing w:line="360" w:lineRule="auto"/>
               <w:jc w:val="both"/>
               <w:rPr>
+                <w:color w:val="000000" w:themeColor="text1"/>
                 <w:sz w:val="28"/>
                 <w:szCs w:val="28"/>
               </w:rPr>
             </w:pPr>
             <w:r>
               <w:rPr>
-                <w:sz w:val="28"/>
-                <w:szCs w:val="28"/>
-              </w:rPr>
-              <w:t>Количество ДТП на перекрёстке в месяц</w:t>
+                <w:rFonts w:ascii="Segoe UI" w:hAnsi="Segoe UI" w:cs="Segoe UI"/>
+                <w:color w:val="000000" w:themeColor="text1"/>
+              </w:rPr>
+              <w:t>Среднее время ожидания на перекрёстке</w:t>
             </w:r>
           </w:p>
         </w:tc>
         <w:tc>
           <w:tcPr>
             <w:tcW w:w="1418" w:type="dxa"/>
+            <w:vAlign w:val="center"/>
             <w:hideMark/>
           </w:tcPr>
           <w:p>
@@ -11373,22 +10205,24 @@
               <w:spacing w:line="360" w:lineRule="auto"/>
               <w:jc w:val="both"/>
               <w:rPr>
+                <w:color w:val="000000" w:themeColor="text1"/>
                 <w:sz w:val="28"/>
                 <w:szCs w:val="28"/>
               </w:rPr>
             </w:pPr>
             <w:r>
               <w:rPr>
-                <w:sz w:val="28"/>
-                <w:szCs w:val="28"/>
-              </w:rPr>
-              <w:t>ед.</w:t>
+                <w:rFonts w:ascii="Segoe UI" w:hAnsi="Segoe UI" w:cs="Segoe UI"/>
+                <w:color w:val="000000" w:themeColor="text1"/>
+              </w:rPr>
+              <w:t>сек</w:t>
             </w:r>
           </w:p>
         </w:tc>
         <w:tc>
           <w:tcPr>
             <w:tcW w:w="1275" w:type="dxa"/>
+            <w:vAlign w:val="center"/>
             <w:hideMark/>
           </w:tcPr>
           <w:p>
@@ -11396,22 +10230,24 @@
               <w:spacing w:line="360" w:lineRule="auto"/>
               <w:jc w:val="both"/>
               <w:rPr>
+                <w:color w:val="000000" w:themeColor="text1"/>
                 <w:sz w:val="28"/>
                 <w:szCs w:val="28"/>
               </w:rPr>
             </w:pPr>
             <w:r>
               <w:rPr>
-                <w:sz w:val="28"/>
-                <w:szCs w:val="28"/>
-              </w:rPr>
-              <w:t>0</w:t>
+                <w:rFonts w:ascii="Segoe UI" w:hAnsi="Segoe UI" w:cs="Segoe UI"/>
+                <w:color w:val="000000" w:themeColor="text1"/>
+              </w:rPr>
+              <w:t>10</w:t>
             </w:r>
           </w:p>
         </w:tc>
         <w:tc>
           <w:tcPr>
             <w:tcW w:w="1276" w:type="dxa"/>
+            <w:vAlign w:val="center"/>
             <w:hideMark/>
           </w:tcPr>
           <w:p>
@@ -11419,22 +10255,24 @@
               <w:spacing w:line="360" w:lineRule="auto"/>
               <w:jc w:val="both"/>
               <w:rPr>
+                <w:color w:val="000000" w:themeColor="text1"/>
                 <w:sz w:val="28"/>
                 <w:szCs w:val="28"/>
               </w:rPr>
             </w:pPr>
             <w:r>
               <w:rPr>
-                <w:sz w:val="28"/>
-                <w:szCs w:val="28"/>
-              </w:rPr>
-              <w:t>5</w:t>
+                <w:rFonts w:ascii="Segoe UI" w:hAnsi="Segoe UI" w:cs="Segoe UI"/>
+                <w:color w:val="000000" w:themeColor="text1"/>
+              </w:rPr>
+              <w:t>60</w:t>
             </w:r>
           </w:p>
         </w:tc>
         <w:tc>
           <w:tcPr>
             <w:tcW w:w="1276" w:type="dxa"/>
+            <w:vAlign w:val="center"/>
             <w:hideMark/>
           </w:tcPr>
           <w:p>
@@ -11442,22 +10280,24 @@
               <w:spacing w:line="360" w:lineRule="auto"/>
               <w:jc w:val="both"/>
               <w:rPr>
+                <w:color w:val="000000" w:themeColor="text1"/>
                 <w:sz w:val="28"/>
                 <w:szCs w:val="28"/>
               </w:rPr>
             </w:pPr>
             <w:r>
               <w:rPr>
-                <w:sz w:val="28"/>
-                <w:szCs w:val="28"/>
-              </w:rPr>
-              <w:t>1</w:t>
+                <w:rFonts w:ascii="Segoe UI" w:hAnsi="Segoe UI" w:cs="Segoe UI"/>
+                <w:color w:val="000000" w:themeColor="text1"/>
+              </w:rPr>
+              <w:t>20</w:t>
             </w:r>
           </w:p>
         </w:tc>
         <w:tc>
           <w:tcPr>
             <w:tcW w:w="1276" w:type="dxa"/>
+            <w:vAlign w:val="center"/>
             <w:hideMark/>
           </w:tcPr>
           <w:p>
@@ -11465,14 +10305,16 @@
               <w:spacing w:line="360" w:lineRule="auto"/>
               <w:jc w:val="both"/>
               <w:rPr>
+                <w:color w:val="000000" w:themeColor="text1"/>
                 <w:sz w:val="28"/>
                 <w:szCs w:val="28"/>
               </w:rPr>
             </w:pPr>
             <w:r>
               <w:rPr>
-                <w:sz w:val="28"/>
-                <w:szCs w:val="28"/>
+                <w:rStyle w:val="a9"/>
+                <w:rFonts w:ascii="Segoe UI" w:hAnsi="Segoe UI" w:cs="Segoe UI"/>
+                <w:color w:val="000000" w:themeColor="text1"/>
               </w:rPr>
               <w:t>StG.01</w:t>
             </w:r>
@@ -11483,6 +10325,7 @@
         <w:tc>
           <w:tcPr>
             <w:tcW w:w="1384" w:type="dxa"/>
+            <w:vAlign w:val="center"/>
             <w:hideMark/>
           </w:tcPr>
           <w:p>
@@ -11490,14 +10333,16 @@
               <w:spacing w:line="360" w:lineRule="auto"/>
               <w:jc w:val="both"/>
               <w:rPr>
+                <w:color w:val="000000" w:themeColor="text1"/>
                 <w:sz w:val="28"/>
                 <w:szCs w:val="28"/>
               </w:rPr>
             </w:pPr>
             <w:r>
               <w:rPr>
-                <w:sz w:val="28"/>
-                <w:szCs w:val="28"/>
+                <w:rStyle w:val="a9"/>
+                <w:rFonts w:ascii="Segoe UI" w:hAnsi="Segoe UI" w:cs="Segoe UI"/>
+                <w:color w:val="000000" w:themeColor="text1"/>
               </w:rPr>
               <w:t>M.2</w:t>
             </w:r>
@@ -11506,6 +10351,7 @@
         <w:tc>
           <w:tcPr>
             <w:tcW w:w="1701" w:type="dxa"/>
+            <w:vAlign w:val="center"/>
             <w:hideMark/>
           </w:tcPr>
           <w:p>
@@ -11513,22 +10359,24 @@
               <w:spacing w:line="360" w:lineRule="auto"/>
               <w:jc w:val="both"/>
               <w:rPr>
+                <w:color w:val="000000" w:themeColor="text1"/>
                 <w:sz w:val="28"/>
                 <w:szCs w:val="28"/>
               </w:rPr>
             </w:pPr>
             <w:r>
               <w:rPr>
-                <w:sz w:val="28"/>
-                <w:szCs w:val="28"/>
-              </w:rPr>
-              <w:t>Среднее время ожидания на перекрёстке</w:t>
+                <w:rFonts w:ascii="Segoe UI" w:hAnsi="Segoe UI" w:cs="Segoe UI"/>
+                <w:color w:val="000000" w:themeColor="text1"/>
+              </w:rPr>
+              <w:t>Время активации удалённого управления светофором</w:t>
             </w:r>
           </w:p>
         </w:tc>
         <w:tc>
           <w:tcPr>
             <w:tcW w:w="1418" w:type="dxa"/>
+            <w:vAlign w:val="center"/>
             <w:hideMark/>
           </w:tcPr>
           <w:p>
@@ -11536,14 +10384,15 @@
               <w:spacing w:line="360" w:lineRule="auto"/>
               <w:jc w:val="both"/>
               <w:rPr>
+                <w:color w:val="000000" w:themeColor="text1"/>
                 <w:sz w:val="28"/>
                 <w:szCs w:val="28"/>
               </w:rPr>
             </w:pPr>
             <w:r>
               <w:rPr>
-                <w:sz w:val="28"/>
-                <w:szCs w:val="28"/>
+                <w:rFonts w:ascii="Segoe UI" w:hAnsi="Segoe UI" w:cs="Segoe UI"/>
+                <w:color w:val="000000" w:themeColor="text1"/>
               </w:rPr>
               <w:t>сек</w:t>
             </w:r>
@@ -11552,6 +10401,7 @@
         <w:tc>
           <w:tcPr>
             <w:tcW w:w="1275" w:type="dxa"/>
+            <w:vAlign w:val="center"/>
             <w:hideMark/>
           </w:tcPr>
           <w:p>
@@ -11559,22 +10409,24 @@
               <w:spacing w:line="360" w:lineRule="auto"/>
               <w:jc w:val="both"/>
               <w:rPr>
+                <w:color w:val="000000" w:themeColor="text1"/>
                 <w:sz w:val="28"/>
                 <w:szCs w:val="28"/>
               </w:rPr>
             </w:pPr>
             <w:r>
               <w:rPr>
-                <w:sz w:val="28"/>
-                <w:szCs w:val="28"/>
-              </w:rPr>
-              <w:t>10</w:t>
+                <w:rFonts w:ascii="Segoe UI" w:hAnsi="Segoe UI" w:cs="Segoe UI"/>
+                <w:color w:val="000000" w:themeColor="text1"/>
+              </w:rPr>
+              <w:t>5</w:t>
             </w:r>
           </w:p>
         </w:tc>
         <w:tc>
           <w:tcPr>
             <w:tcW w:w="1276" w:type="dxa"/>
+            <w:vAlign w:val="center"/>
             <w:hideMark/>
           </w:tcPr>
           <w:p>
@@ -11582,22 +10434,24 @@
               <w:spacing w:line="360" w:lineRule="auto"/>
               <w:jc w:val="both"/>
               <w:rPr>
+                <w:color w:val="000000" w:themeColor="text1"/>
                 <w:sz w:val="28"/>
                 <w:szCs w:val="28"/>
               </w:rPr>
             </w:pPr>
             <w:r>
               <w:rPr>
-                <w:sz w:val="28"/>
-                <w:szCs w:val="28"/>
-              </w:rPr>
-              <w:t>60</w:t>
+                <w:rFonts w:ascii="Segoe UI" w:hAnsi="Segoe UI" w:cs="Segoe UI"/>
+                <w:color w:val="000000" w:themeColor="text1"/>
+              </w:rPr>
+              <w:t>30</w:t>
             </w:r>
           </w:p>
         </w:tc>
         <w:tc>
           <w:tcPr>
             <w:tcW w:w="1276" w:type="dxa"/>
+            <w:vAlign w:val="center"/>
             <w:hideMark/>
           </w:tcPr>
           <w:p>
@@ -11605,22 +10459,24 @@
               <w:spacing w:line="360" w:lineRule="auto"/>
               <w:jc w:val="both"/>
               <w:rPr>
+                <w:color w:val="000000" w:themeColor="text1"/>
                 <w:sz w:val="28"/>
                 <w:szCs w:val="28"/>
               </w:rPr>
             </w:pPr>
             <w:r>
               <w:rPr>
-                <w:sz w:val="28"/>
-                <w:szCs w:val="28"/>
-              </w:rPr>
-              <w:t>20</w:t>
+                <w:rFonts w:ascii="Segoe UI" w:hAnsi="Segoe UI" w:cs="Segoe UI"/>
+                <w:color w:val="000000" w:themeColor="text1"/>
+              </w:rPr>
+              <w:t>10</w:t>
             </w:r>
           </w:p>
         </w:tc>
         <w:tc>
           <w:tcPr>
             <w:tcW w:w="1276" w:type="dxa"/>
+            <w:vAlign w:val="center"/>
             <w:hideMark/>
           </w:tcPr>
           <w:p>
@@ -11628,14 +10484,16 @@
               <w:spacing w:line="360" w:lineRule="auto"/>
               <w:jc w:val="both"/>
               <w:rPr>
+                <w:color w:val="000000" w:themeColor="text1"/>
                 <w:sz w:val="28"/>
                 <w:szCs w:val="28"/>
               </w:rPr>
             </w:pPr>
             <w:r>
               <w:rPr>
-                <w:sz w:val="28"/>
-                <w:szCs w:val="28"/>
+                <w:rStyle w:val="a9"/>
+                <w:rFonts w:ascii="Segoe UI" w:hAnsi="Segoe UI" w:cs="Segoe UI"/>
+                <w:color w:val="000000" w:themeColor="text1"/>
               </w:rPr>
               <w:t>StG.02</w:t>
             </w:r>
@@ -11646,6 +10504,7 @@
         <w:tc>
           <w:tcPr>
             <w:tcW w:w="1384" w:type="dxa"/>
+            <w:vAlign w:val="center"/>
             <w:hideMark/>
           </w:tcPr>
           <w:p>
@@ -11653,14 +10512,16 @@
               <w:spacing w:line="360" w:lineRule="auto"/>
               <w:jc w:val="both"/>
               <w:rPr>
+                <w:color w:val="000000" w:themeColor="text1"/>
                 <w:sz w:val="28"/>
                 <w:szCs w:val="28"/>
               </w:rPr>
             </w:pPr>
             <w:r>
               <w:rPr>
-                <w:sz w:val="28"/>
-                <w:szCs w:val="28"/>
+                <w:rStyle w:val="a9"/>
+                <w:rFonts w:ascii="Segoe UI" w:hAnsi="Segoe UI" w:cs="Segoe UI"/>
+                <w:color w:val="000000" w:themeColor="text1"/>
               </w:rPr>
               <w:t>M.3</w:t>
             </w:r>
@@ -11669,6 +10530,7 @@
         <w:tc>
           <w:tcPr>
             <w:tcW w:w="1701" w:type="dxa"/>
+            <w:vAlign w:val="center"/>
             <w:hideMark/>
           </w:tcPr>
           <w:p>
@@ -11676,22 +10538,24 @@
               <w:spacing w:line="360" w:lineRule="auto"/>
               <w:jc w:val="both"/>
               <w:rPr>
+                <w:color w:val="000000" w:themeColor="text1"/>
                 <w:sz w:val="28"/>
                 <w:szCs w:val="28"/>
               </w:rPr>
             </w:pPr>
             <w:r>
               <w:rPr>
-                <w:sz w:val="28"/>
-                <w:szCs w:val="28"/>
-              </w:rPr>
-              <w:t>Среднее время перехода пешехода через перекрёсток</w:t>
+                <w:rFonts w:ascii="Segoe UI" w:hAnsi="Segoe UI" w:cs="Segoe UI"/>
+                <w:color w:val="000000" w:themeColor="text1"/>
+              </w:rPr>
+              <w:t>Точность аналитики для оптимизации циклов</w:t>
             </w:r>
           </w:p>
         </w:tc>
         <w:tc>
           <w:tcPr>
             <w:tcW w:w="1418" w:type="dxa"/>
+            <w:vAlign w:val="center"/>
             <w:hideMark/>
           </w:tcPr>
           <w:p>
@@ -11699,22 +10563,24 @@
               <w:spacing w:line="360" w:lineRule="auto"/>
               <w:jc w:val="both"/>
               <w:rPr>
+                <w:color w:val="000000" w:themeColor="text1"/>
                 <w:sz w:val="28"/>
                 <w:szCs w:val="28"/>
               </w:rPr>
             </w:pPr>
             <w:r>
               <w:rPr>
-                <w:sz w:val="28"/>
-                <w:szCs w:val="28"/>
-              </w:rPr>
-              <w:t>сек</w:t>
+                <w:rFonts w:ascii="Segoe UI" w:hAnsi="Segoe UI" w:cs="Segoe UI"/>
+                <w:color w:val="000000" w:themeColor="text1"/>
+              </w:rPr>
+              <w:t>%</w:t>
             </w:r>
           </w:p>
         </w:tc>
         <w:tc>
           <w:tcPr>
             <w:tcW w:w="1275" w:type="dxa"/>
+            <w:vAlign w:val="center"/>
             <w:hideMark/>
           </w:tcPr>
           <w:p>
@@ -11722,22 +10588,24 @@
               <w:spacing w:line="360" w:lineRule="auto"/>
               <w:jc w:val="both"/>
               <w:rPr>
+                <w:color w:val="000000" w:themeColor="text1"/>
                 <w:sz w:val="28"/>
                 <w:szCs w:val="28"/>
               </w:rPr>
             </w:pPr>
             <w:r>
               <w:rPr>
-                <w:sz w:val="28"/>
-                <w:szCs w:val="28"/>
-              </w:rPr>
-              <w:t>10</w:t>
+                <w:rFonts w:ascii="Segoe UI" w:hAnsi="Segoe UI" w:cs="Segoe UI"/>
+                <w:color w:val="000000" w:themeColor="text1"/>
+              </w:rPr>
+              <w:t>85</w:t>
             </w:r>
           </w:p>
         </w:tc>
         <w:tc>
           <w:tcPr>
             <w:tcW w:w="1276" w:type="dxa"/>
+            <w:vAlign w:val="center"/>
             <w:hideMark/>
           </w:tcPr>
           <w:p>
@@ -11745,22 +10613,24 @@
               <w:spacing w:line="360" w:lineRule="auto"/>
               <w:jc w:val="both"/>
               <w:rPr>
+                <w:color w:val="000000" w:themeColor="text1"/>
                 <w:sz w:val="28"/>
                 <w:szCs w:val="28"/>
               </w:rPr>
             </w:pPr>
             <w:r>
               <w:rPr>
-                <w:sz w:val="28"/>
-                <w:szCs w:val="28"/>
-              </w:rPr>
-              <w:t>30</w:t>
+                <w:rFonts w:ascii="Segoe UI" w:hAnsi="Segoe UI" w:cs="Segoe UI"/>
+                <w:color w:val="000000" w:themeColor="text1"/>
+              </w:rPr>
+              <w:t>100</w:t>
             </w:r>
           </w:p>
         </w:tc>
         <w:tc>
           <w:tcPr>
             <w:tcW w:w="1276" w:type="dxa"/>
+            <w:vAlign w:val="center"/>
             <w:hideMark/>
           </w:tcPr>
           <w:p>
@@ -11768,22 +10638,24 @@
               <w:spacing w:line="360" w:lineRule="auto"/>
               <w:jc w:val="both"/>
               <w:rPr>
+                <w:color w:val="000000" w:themeColor="text1"/>
                 <w:sz w:val="28"/>
                 <w:szCs w:val="28"/>
               </w:rPr>
             </w:pPr>
             <w:r>
               <w:rPr>
-                <w:sz w:val="28"/>
-                <w:szCs w:val="28"/>
-              </w:rPr>
-              <w:t>15</w:t>
+                <w:rFonts w:ascii="Segoe UI" w:hAnsi="Segoe UI" w:cs="Segoe UI"/>
+                <w:color w:val="000000" w:themeColor="text1"/>
+              </w:rPr>
+              <w:t>95</w:t>
             </w:r>
           </w:p>
         </w:tc>
         <w:tc>
           <w:tcPr>
             <w:tcW w:w="1276" w:type="dxa"/>
+            <w:vAlign w:val="center"/>
             <w:hideMark/>
           </w:tcPr>
           <w:p>
@@ -11791,14 +10663,16 @@
               <w:spacing w:line="360" w:lineRule="auto"/>
               <w:jc w:val="both"/>
               <w:rPr>
+                <w:color w:val="000000" w:themeColor="text1"/>
                 <w:sz w:val="28"/>
                 <w:szCs w:val="28"/>
               </w:rPr>
             </w:pPr>
             <w:r>
               <w:rPr>
-                <w:sz w:val="28"/>
-                <w:szCs w:val="28"/>
+                <w:rStyle w:val="a9"/>
+                <w:rFonts w:ascii="Segoe UI" w:hAnsi="Segoe UI" w:cs="Segoe UI"/>
+                <w:color w:val="000000" w:themeColor="text1"/>
               </w:rPr>
               <w:t>StG.03</w:t>
             </w:r>
@@ -11809,6 +10683,7 @@
         <w:tc>
           <w:tcPr>
             <w:tcW w:w="1384" w:type="dxa"/>
+            <w:vAlign w:val="center"/>
             <w:hideMark/>
           </w:tcPr>
           <w:p>
@@ -11816,14 +10691,16 @@
               <w:spacing w:line="360" w:lineRule="auto"/>
               <w:jc w:val="both"/>
               <w:rPr>
+                <w:color w:val="000000" w:themeColor="text1"/>
                 <w:sz w:val="28"/>
                 <w:szCs w:val="28"/>
               </w:rPr>
             </w:pPr>
             <w:r>
               <w:rPr>
-                <w:sz w:val="28"/>
-                <w:szCs w:val="28"/>
+                <w:rStyle w:val="a9"/>
+                <w:rFonts w:ascii="Segoe UI" w:hAnsi="Segoe UI" w:cs="Segoe UI"/>
+                <w:color w:val="000000" w:themeColor="text1"/>
               </w:rPr>
               <w:t>M.4</w:t>
             </w:r>
@@ -11832,6 +10709,7 @@
         <w:tc>
           <w:tcPr>
             <w:tcW w:w="1701" w:type="dxa"/>
+            <w:vAlign w:val="center"/>
             <w:hideMark/>
           </w:tcPr>
           <w:p>
@@ -11839,22 +10717,24 @@
               <w:spacing w:line="360" w:lineRule="auto"/>
               <w:jc w:val="both"/>
               <w:rPr>
+                <w:color w:val="000000" w:themeColor="text1"/>
                 <w:sz w:val="28"/>
                 <w:szCs w:val="28"/>
               </w:rPr>
             </w:pPr>
             <w:r>
               <w:rPr>
-                <w:sz w:val="28"/>
-                <w:szCs w:val="28"/>
-              </w:rPr>
-              <w:t>Время предоставления приоритета спецтранспорту</w:t>
+                <w:rFonts w:ascii="Segoe UI" w:hAnsi="Segoe UI" w:cs="Segoe UI"/>
+                <w:color w:val="000000" w:themeColor="text1"/>
+              </w:rPr>
+              <w:t>Частота ложных срабатываний диагностики</w:t>
             </w:r>
           </w:p>
         </w:tc>
         <w:tc>
           <w:tcPr>
             <w:tcW w:w="1418" w:type="dxa"/>
+            <w:vAlign w:val="center"/>
             <w:hideMark/>
           </w:tcPr>
           <w:p>
@@ -11862,22 +10742,24 @@
               <w:spacing w:line="360" w:lineRule="auto"/>
               <w:jc w:val="both"/>
               <w:rPr>
+                <w:color w:val="000000" w:themeColor="text1"/>
                 <w:sz w:val="28"/>
                 <w:szCs w:val="28"/>
               </w:rPr>
             </w:pPr>
             <w:r>
               <w:rPr>
-                <w:sz w:val="28"/>
-                <w:szCs w:val="28"/>
-              </w:rPr>
-              <w:t>сек</w:t>
+                <w:rFonts w:ascii="Segoe UI" w:hAnsi="Segoe UI" w:cs="Segoe UI"/>
+                <w:color w:val="000000" w:themeColor="text1"/>
+              </w:rPr>
+              <w:t>раз/месяц</w:t>
             </w:r>
           </w:p>
         </w:tc>
         <w:tc>
           <w:tcPr>
             <w:tcW w:w="1275" w:type="dxa"/>
+            <w:vAlign w:val="center"/>
             <w:hideMark/>
           </w:tcPr>
           <w:p>
@@ -11885,22 +10767,24 @@
               <w:spacing w:line="360" w:lineRule="auto"/>
               <w:jc w:val="both"/>
               <w:rPr>
+                <w:color w:val="000000" w:themeColor="text1"/>
                 <w:sz w:val="28"/>
                 <w:szCs w:val="28"/>
               </w:rPr>
             </w:pPr>
             <w:r>
               <w:rPr>
-                <w:sz w:val="28"/>
-                <w:szCs w:val="28"/>
-              </w:rPr>
-              <w:t>5</w:t>
+                <w:rFonts w:ascii="Segoe UI" w:hAnsi="Segoe UI" w:cs="Segoe UI"/>
+                <w:color w:val="000000" w:themeColor="text1"/>
+              </w:rPr>
+              <w:t>0</w:t>
             </w:r>
           </w:p>
         </w:tc>
         <w:tc>
           <w:tcPr>
             <w:tcW w:w="1276" w:type="dxa"/>
+            <w:vAlign w:val="center"/>
             <w:hideMark/>
           </w:tcPr>
           <w:p>
@@ -11908,22 +10792,24 @@
               <w:spacing w:line="360" w:lineRule="auto"/>
               <w:jc w:val="both"/>
               <w:rPr>
+                <w:color w:val="000000" w:themeColor="text1"/>
                 <w:sz w:val="28"/>
                 <w:szCs w:val="28"/>
               </w:rPr>
             </w:pPr>
             <w:r>
               <w:rPr>
-                <w:sz w:val="28"/>
-                <w:szCs w:val="28"/>
-              </w:rPr>
-              <w:t>15</w:t>
+                <w:rFonts w:ascii="Segoe UI" w:hAnsi="Segoe UI" w:cs="Segoe UI"/>
+                <w:color w:val="000000" w:themeColor="text1"/>
+              </w:rPr>
+              <w:t>5</w:t>
             </w:r>
           </w:p>
         </w:tc>
         <w:tc>
           <w:tcPr>
             <w:tcW w:w="1276" w:type="dxa"/>
+            <w:vAlign w:val="center"/>
             <w:hideMark/>
           </w:tcPr>
           <w:p>
@@ -11931,22 +10817,24 @@
               <w:spacing w:line="360" w:lineRule="auto"/>
               <w:jc w:val="both"/>
               <w:rPr>
+                <w:color w:val="000000" w:themeColor="text1"/>
                 <w:sz w:val="28"/>
                 <w:szCs w:val="28"/>
               </w:rPr>
             </w:pPr>
             <w:r>
               <w:rPr>
-                <w:sz w:val="28"/>
-                <w:szCs w:val="28"/>
-              </w:rPr>
-              <w:t>7</w:t>
+                <w:rFonts w:ascii="Segoe UI" w:hAnsi="Segoe UI" w:cs="Segoe UI"/>
+                <w:color w:val="000000" w:themeColor="text1"/>
+              </w:rPr>
+              <w:t>2</w:t>
             </w:r>
           </w:p>
         </w:tc>
         <w:tc>
           <w:tcPr>
             <w:tcW w:w="1276" w:type="dxa"/>
+            <w:vAlign w:val="center"/>
             <w:hideMark/>
           </w:tcPr>
           <w:p>
@@ -11954,14 +10842,16 @@
               <w:spacing w:line="360" w:lineRule="auto"/>
               <w:jc w:val="both"/>
               <w:rPr>
+                <w:color w:val="000000" w:themeColor="text1"/>
                 <w:sz w:val="28"/>
                 <w:szCs w:val="28"/>
               </w:rPr>
             </w:pPr>
             <w:r>
               <w:rPr>
-                <w:sz w:val="28"/>
-                <w:szCs w:val="28"/>
+                <w:rStyle w:val="a9"/>
+                <w:rFonts w:ascii="Segoe UI" w:hAnsi="Segoe UI" w:cs="Segoe UI"/>
+                <w:color w:val="000000" w:themeColor="text1"/>
               </w:rPr>
               <w:t>StG.04</w:t>
             </w:r>
@@ -11972,6 +10862,7 @@
         <w:tc>
           <w:tcPr>
             <w:tcW w:w="1384" w:type="dxa"/>
+            <w:vAlign w:val="center"/>
             <w:hideMark/>
           </w:tcPr>
           <w:p>
@@ -11979,14 +10870,16 @@
               <w:spacing w:line="360" w:lineRule="auto"/>
               <w:jc w:val="both"/>
               <w:rPr>
+                <w:color w:val="000000" w:themeColor="text1"/>
                 <w:sz w:val="28"/>
                 <w:szCs w:val="28"/>
               </w:rPr>
             </w:pPr>
             <w:r>
               <w:rPr>
-                <w:sz w:val="28"/>
-                <w:szCs w:val="28"/>
+                <w:rStyle w:val="a9"/>
+                <w:rFonts w:ascii="Segoe UI" w:hAnsi="Segoe UI" w:cs="Segoe UI"/>
+                <w:color w:val="000000" w:themeColor="text1"/>
               </w:rPr>
               <w:t>M.5</w:t>
             </w:r>
@@ -11995,6 +10888,7 @@
         <w:tc>
           <w:tcPr>
             <w:tcW w:w="1701" w:type="dxa"/>
+            <w:vAlign w:val="center"/>
             <w:hideMark/>
           </w:tcPr>
           <w:p>
@@ -12002,30 +10896,24 @@
               <w:spacing w:line="360" w:lineRule="auto"/>
               <w:jc w:val="both"/>
               <w:rPr>
+                <w:color w:val="000000" w:themeColor="text1"/>
                 <w:sz w:val="28"/>
                 <w:szCs w:val="28"/>
               </w:rPr>
             </w:pPr>
             <w:r>
               <w:rPr>
-                <w:sz w:val="28"/>
-                <w:szCs w:val="28"/>
-              </w:rPr>
-              <w:t xml:space="preserve">Точность работы системы в сложных </w:t>
-            </w:r>
-            <w:r>
-              <w:rPr>
-                <w:sz w:val="28"/>
-                <w:szCs w:val="28"/>
-              </w:rPr>
-              <w:lastRenderedPageBreak/>
-              <w:t>погодных условиях</w:t>
+                <w:rFonts w:ascii="Segoe UI" w:hAnsi="Segoe UI" w:cs="Segoe UI"/>
+                <w:color w:val="000000" w:themeColor="text1"/>
+              </w:rPr>
+              <w:t>Время предоставления приоритета спецтранспорту</w:t>
             </w:r>
           </w:p>
         </w:tc>
         <w:tc>
           <w:tcPr>
             <w:tcW w:w="1418" w:type="dxa"/>
+            <w:vAlign w:val="center"/>
             <w:hideMark/>
           </w:tcPr>
           <w:p>
@@ -12033,23 +10921,24 @@
               <w:spacing w:line="360" w:lineRule="auto"/>
               <w:jc w:val="both"/>
               <w:rPr>
+                <w:color w:val="000000" w:themeColor="text1"/>
                 <w:sz w:val="28"/>
                 <w:szCs w:val="28"/>
               </w:rPr>
             </w:pPr>
             <w:r>
               <w:rPr>
-                <w:sz w:val="28"/>
-                <w:szCs w:val="28"/>
-              </w:rPr>
-              <w:lastRenderedPageBreak/>
-              <w:t>%</w:t>
+                <w:rFonts w:ascii="Segoe UI" w:hAnsi="Segoe UI" w:cs="Segoe UI"/>
+                <w:color w:val="000000" w:themeColor="text1"/>
+              </w:rPr>
+              <w:t>сек</w:t>
             </w:r>
           </w:p>
         </w:tc>
         <w:tc>
           <w:tcPr>
             <w:tcW w:w="1275" w:type="dxa"/>
+            <w:vAlign w:val="center"/>
             <w:hideMark/>
           </w:tcPr>
           <w:p>
@@ -12057,22 +10946,24 @@
               <w:spacing w:line="360" w:lineRule="auto"/>
               <w:jc w:val="both"/>
               <w:rPr>
+                <w:color w:val="000000" w:themeColor="text1"/>
                 <w:sz w:val="28"/>
                 <w:szCs w:val="28"/>
               </w:rPr>
             </w:pPr>
             <w:r>
               <w:rPr>
-                <w:sz w:val="28"/>
-                <w:szCs w:val="28"/>
-              </w:rPr>
-              <w:t>80</w:t>
+                <w:rFonts w:ascii="Segoe UI" w:hAnsi="Segoe UI" w:cs="Segoe UI"/>
+                <w:color w:val="000000" w:themeColor="text1"/>
+              </w:rPr>
+              <w:t>3</w:t>
             </w:r>
           </w:p>
         </w:tc>
         <w:tc>
           <w:tcPr>
             <w:tcW w:w="1276" w:type="dxa"/>
+            <w:vAlign w:val="center"/>
             <w:hideMark/>
           </w:tcPr>
           <w:p>
@@ -12080,22 +10971,24 @@
               <w:spacing w:line="360" w:lineRule="auto"/>
               <w:jc w:val="both"/>
               <w:rPr>
+                <w:color w:val="000000" w:themeColor="text1"/>
                 <w:sz w:val="28"/>
                 <w:szCs w:val="28"/>
               </w:rPr>
             </w:pPr>
             <w:r>
               <w:rPr>
-                <w:sz w:val="28"/>
-                <w:szCs w:val="28"/>
-              </w:rPr>
-              <w:t>100</w:t>
+                <w:rFonts w:ascii="Segoe UI" w:hAnsi="Segoe UI" w:cs="Segoe UI"/>
+                <w:color w:val="000000" w:themeColor="text1"/>
+              </w:rPr>
+              <w:t>15</w:t>
             </w:r>
           </w:p>
         </w:tc>
         <w:tc>
           <w:tcPr>
             <w:tcW w:w="1276" w:type="dxa"/>
+            <w:vAlign w:val="center"/>
             <w:hideMark/>
           </w:tcPr>
           <w:p>
@@ -12103,22 +10996,24 @@
               <w:spacing w:line="360" w:lineRule="auto"/>
               <w:jc w:val="both"/>
               <w:rPr>
+                <w:color w:val="000000" w:themeColor="text1"/>
                 <w:sz w:val="28"/>
                 <w:szCs w:val="28"/>
               </w:rPr>
             </w:pPr>
             <w:r>
               <w:rPr>
-                <w:sz w:val="28"/>
-                <w:szCs w:val="28"/>
-              </w:rPr>
-              <w:t>95</w:t>
+                <w:rFonts w:ascii="Segoe UI" w:hAnsi="Segoe UI" w:cs="Segoe UI"/>
+                <w:color w:val="000000" w:themeColor="text1"/>
+              </w:rPr>
+              <w:t>5</w:t>
             </w:r>
           </w:p>
         </w:tc>
         <w:tc>
           <w:tcPr>
             <w:tcW w:w="1276" w:type="dxa"/>
+            <w:vAlign w:val="center"/>
             <w:hideMark/>
           </w:tcPr>
           <w:p>
@@ -12126,16 +11021,18 @@
               <w:spacing w:line="360" w:lineRule="auto"/>
               <w:jc w:val="both"/>
               <w:rPr>
+                <w:color w:val="000000" w:themeColor="text1"/>
                 <w:sz w:val="28"/>
                 <w:szCs w:val="28"/>
               </w:rPr>
             </w:pPr>
             <w:r>
               <w:rPr>
-                <w:sz w:val="28"/>
-                <w:szCs w:val="28"/>
-              </w:rPr>
-              <w:t>StG.06</w:t>
+                <w:rStyle w:val="a9"/>
+                <w:rFonts w:ascii="Segoe UI" w:hAnsi="Segoe UI" w:cs="Segoe UI"/>
+                <w:color w:val="000000" w:themeColor="text1"/>
+              </w:rPr>
+              <w:t>StR.02</w:t>
             </w:r>
           </w:p>
         </w:tc>
@@ -12144,6 +11041,7 @@
         <w:tc>
           <w:tcPr>
             <w:tcW w:w="1384" w:type="dxa"/>
+            <w:vAlign w:val="center"/>
             <w:hideMark/>
           </w:tcPr>
           <w:p>
@@ -12151,14 +11049,16 @@
               <w:spacing w:line="360" w:lineRule="auto"/>
               <w:jc w:val="both"/>
               <w:rPr>
+                <w:color w:val="000000" w:themeColor="text1"/>
                 <w:sz w:val="28"/>
                 <w:szCs w:val="28"/>
               </w:rPr>
             </w:pPr>
             <w:r>
               <w:rPr>
-                <w:sz w:val="28"/>
-                <w:szCs w:val="28"/>
+                <w:rStyle w:val="a9"/>
+                <w:rFonts w:ascii="Segoe UI" w:hAnsi="Segoe UI" w:cs="Segoe UI"/>
+                <w:color w:val="000000" w:themeColor="text1"/>
               </w:rPr>
               <w:t>M.6</w:t>
             </w:r>
@@ -12167,6 +11067,7 @@
         <w:tc>
           <w:tcPr>
             <w:tcW w:w="1701" w:type="dxa"/>
+            <w:vAlign w:val="center"/>
             <w:hideMark/>
           </w:tcPr>
           <w:p>
@@ -12174,22 +11075,24 @@
               <w:spacing w:line="360" w:lineRule="auto"/>
               <w:jc w:val="both"/>
               <w:rPr>
+                <w:color w:val="000000" w:themeColor="text1"/>
                 <w:sz w:val="28"/>
                 <w:szCs w:val="28"/>
               </w:rPr>
             </w:pPr>
             <w:r>
               <w:rPr>
-                <w:sz w:val="28"/>
-                <w:szCs w:val="28"/>
-              </w:rPr>
-              <w:t>Время реакции на неисправность системы</w:t>
+                <w:rFonts w:ascii="Segoe UI" w:hAnsi="Segoe UI" w:cs="Segoe UI"/>
+                <w:color w:val="000000" w:themeColor="text1"/>
+              </w:rPr>
+              <w:t>Устойчивость системы к погодным условиям</w:t>
             </w:r>
           </w:p>
         </w:tc>
         <w:tc>
           <w:tcPr>
             <w:tcW w:w="1418" w:type="dxa"/>
+            <w:vAlign w:val="center"/>
             <w:hideMark/>
           </w:tcPr>
           <w:p>
@@ -12197,22 +11100,24 @@
               <w:spacing w:line="360" w:lineRule="auto"/>
               <w:jc w:val="both"/>
               <w:rPr>
+                <w:color w:val="000000" w:themeColor="text1"/>
                 <w:sz w:val="28"/>
                 <w:szCs w:val="28"/>
               </w:rPr>
             </w:pPr>
             <w:r>
               <w:rPr>
-                <w:sz w:val="28"/>
-                <w:szCs w:val="28"/>
-              </w:rPr>
-              <w:t>мин</w:t>
+                <w:rFonts w:ascii="Segoe UI" w:hAnsi="Segoe UI" w:cs="Segoe UI"/>
+                <w:color w:val="000000" w:themeColor="text1"/>
+              </w:rPr>
+              <w:t>%</w:t>
             </w:r>
           </w:p>
         </w:tc>
         <w:tc>
           <w:tcPr>
             <w:tcW w:w="1275" w:type="dxa"/>
+            <w:vAlign w:val="center"/>
             <w:hideMark/>
           </w:tcPr>
           <w:p>
@@ -12220,22 +11125,24 @@
               <w:spacing w:line="360" w:lineRule="auto"/>
               <w:jc w:val="both"/>
               <w:rPr>
+                <w:color w:val="000000" w:themeColor="text1"/>
                 <w:sz w:val="28"/>
                 <w:szCs w:val="28"/>
               </w:rPr>
             </w:pPr>
             <w:r>
               <w:rPr>
-                <w:sz w:val="28"/>
-                <w:szCs w:val="28"/>
-              </w:rPr>
-              <w:t>5</w:t>
+                <w:rFonts w:ascii="Segoe UI" w:hAnsi="Segoe UI" w:cs="Segoe UI"/>
+                <w:color w:val="000000" w:themeColor="text1"/>
+              </w:rPr>
+              <w:t>90</w:t>
             </w:r>
           </w:p>
         </w:tc>
         <w:tc>
           <w:tcPr>
             <w:tcW w:w="1276" w:type="dxa"/>
+            <w:vAlign w:val="center"/>
             <w:hideMark/>
           </w:tcPr>
           <w:p>
@@ -12243,22 +11150,24 @@
               <w:spacing w:line="360" w:lineRule="auto"/>
               <w:jc w:val="both"/>
               <w:rPr>
+                <w:color w:val="000000" w:themeColor="text1"/>
                 <w:sz w:val="28"/>
                 <w:szCs w:val="28"/>
               </w:rPr>
             </w:pPr>
             <w:r>
               <w:rPr>
-                <w:sz w:val="28"/>
-                <w:szCs w:val="28"/>
-              </w:rPr>
-              <w:t>60</w:t>
+                <w:rFonts w:ascii="Segoe UI" w:hAnsi="Segoe UI" w:cs="Segoe UI"/>
+                <w:color w:val="000000" w:themeColor="text1"/>
+              </w:rPr>
+              <w:t>100</w:t>
             </w:r>
           </w:p>
         </w:tc>
         <w:tc>
           <w:tcPr>
             <w:tcW w:w="1276" w:type="dxa"/>
+            <w:vAlign w:val="center"/>
             <w:hideMark/>
           </w:tcPr>
           <w:p>
@@ -12266,22 +11175,24 @@
               <w:spacing w:line="360" w:lineRule="auto"/>
               <w:jc w:val="both"/>
               <w:rPr>
+                <w:color w:val="000000" w:themeColor="text1"/>
                 <w:sz w:val="28"/>
                 <w:szCs w:val="28"/>
               </w:rPr>
             </w:pPr>
             <w:r>
               <w:rPr>
-                <w:sz w:val="28"/>
-                <w:szCs w:val="28"/>
-              </w:rPr>
-              <w:t>15</w:t>
+                <w:rFonts w:ascii="Segoe UI" w:hAnsi="Segoe UI" w:cs="Segoe UI"/>
+                <w:color w:val="000000" w:themeColor="text1"/>
+              </w:rPr>
+              <w:t>98</w:t>
             </w:r>
           </w:p>
         </w:tc>
         <w:tc>
           <w:tcPr>
             <w:tcW w:w="1276" w:type="dxa"/>
+            <w:vAlign w:val="center"/>
             <w:hideMark/>
           </w:tcPr>
           <w:p>
@@ -12289,16 +11200,18 @@
               <w:spacing w:line="360" w:lineRule="auto"/>
               <w:jc w:val="both"/>
               <w:rPr>
+                <w:color w:val="000000" w:themeColor="text1"/>
                 <w:sz w:val="28"/>
                 <w:szCs w:val="28"/>
               </w:rPr>
             </w:pPr>
             <w:r>
               <w:rPr>
-                <w:sz w:val="28"/>
-                <w:szCs w:val="28"/>
-              </w:rPr>
-              <w:t>StG.07</w:t>
+                <w:rStyle w:val="a9"/>
+                <w:rFonts w:ascii="Segoe UI" w:hAnsi="Segoe UI" w:cs="Segoe UI"/>
+                <w:color w:val="000000" w:themeColor="text1"/>
+              </w:rPr>
+              <w:t>StG.05</w:t>
             </w:r>
           </w:p>
         </w:tc>
@@ -13726,6 +12639,7 @@
         <w:tc>
           <w:tcPr>
             <w:tcW w:w="826" w:type="dxa"/>
+            <w:vAlign w:val="center"/>
           </w:tcPr>
           <w:p>
             <w:pPr>
@@ -13734,13 +12648,16 @@
               <w:ind w:left="114" w:right="1"/>
               <w:jc w:val="center"/>
               <w:rPr>
-                <w:sz w:val="28"/>
-              </w:rPr>
-            </w:pPr>
-            <w:r>
-              <w:rPr>
-                <w:spacing w:val="-5"/>
-                <w:sz w:val="28"/>
+                <w:color w:val="000000" w:themeColor="text1"/>
+                <w:sz w:val="28"/>
+              </w:rPr>
+            </w:pPr>
+            <w:r>
+              <w:rPr>
+                <w:rFonts w:ascii="Segoe UI" w:hAnsi="Segoe UI" w:cs="Segoe UI"/>
+                <w:b/>
+                <w:bCs/>
+                <w:color w:val="000000" w:themeColor="text1"/>
               </w:rPr>
               <w:t>ID</w:t>
             </w:r>
@@ -13749,6 +12666,7 @@
         <w:tc>
           <w:tcPr>
             <w:tcW w:w="3402" w:type="dxa"/>
+            <w:vAlign w:val="center"/>
           </w:tcPr>
           <w:p>
             <w:pPr>
@@ -13756,13 +12674,16 @@
               <w:spacing w:before="108"/>
               <w:ind w:left="1055"/>
               <w:rPr>
-                <w:sz w:val="28"/>
-              </w:rPr>
-            </w:pPr>
-            <w:r>
-              <w:rPr>
-                <w:spacing w:val="-2"/>
-                <w:sz w:val="28"/>
+                <w:color w:val="000000" w:themeColor="text1"/>
+                <w:sz w:val="28"/>
+              </w:rPr>
+            </w:pPr>
+            <w:r>
+              <w:rPr>
+                <w:rFonts w:ascii="Segoe UI" w:hAnsi="Segoe UI" w:cs="Segoe UI"/>
+                <w:b/>
+                <w:bCs/>
+                <w:color w:val="000000" w:themeColor="text1"/>
               </w:rPr>
               <w:t>Требование</w:t>
             </w:r>
@@ -13771,6 +12692,7 @@
         <w:tc>
           <w:tcPr>
             <w:tcW w:w="2996" w:type="dxa"/>
+            <w:vAlign w:val="center"/>
           </w:tcPr>
           <w:p>
             <w:pPr>
@@ -13778,41 +12700,25 @@
               <w:spacing w:before="90" w:line="320" w:lineRule="exact"/>
               <w:ind w:left="309" w:right="283" w:firstLine="275"/>
               <w:rPr>
-                <w:sz w:val="28"/>
-              </w:rPr>
-            </w:pPr>
-            <w:r>
-              <w:rPr>
-                <w:sz w:val="28"/>
-              </w:rPr>
-              <w:t xml:space="preserve">Трассировка на </w:t>
-            </w:r>
-            <w:r>
-              <w:rPr>
-                <w:spacing w:val="-2"/>
-                <w:sz w:val="28"/>
-              </w:rPr>
-              <w:t>системные</w:t>
-            </w:r>
-            <w:r>
-              <w:rPr>
-                <w:spacing w:val="-16"/>
-                <w:sz w:val="28"/>
-              </w:rPr>
-              <w:t xml:space="preserve"> </w:t>
-            </w:r>
-            <w:r>
-              <w:rPr>
-                <w:spacing w:val="-2"/>
-                <w:sz w:val="28"/>
-              </w:rPr>
-              <w:t>функции</w:t>
+                <w:color w:val="000000" w:themeColor="text1"/>
+                <w:sz w:val="28"/>
+              </w:rPr>
+            </w:pPr>
+            <w:r>
+              <w:rPr>
+                <w:rFonts w:ascii="Segoe UI" w:hAnsi="Segoe UI" w:cs="Segoe UI"/>
+                <w:b/>
+                <w:bCs/>
+                <w:color w:val="000000" w:themeColor="text1"/>
+              </w:rPr>
+              <w:t>Системные функции</w:t>
             </w:r>
           </w:p>
         </w:tc>
         <w:tc>
           <w:tcPr>
             <w:tcW w:w="2536" w:type="dxa"/>
+            <w:vAlign w:val="center"/>
           </w:tcPr>
           <w:p>
             <w:pPr>
@@ -13820,41 +12726,18 @@
               <w:spacing w:before="108"/>
               <w:ind w:left="159"/>
               <w:rPr>
-                <w:sz w:val="28"/>
-              </w:rPr>
-            </w:pPr>
-            <w:r>
-              <w:rPr>
-                <w:sz w:val="28"/>
-              </w:rPr>
-              <w:t>Трассировка</w:t>
-            </w:r>
-            <w:r>
-              <w:rPr>
-                <w:spacing w:val="-18"/>
-                <w:sz w:val="28"/>
-              </w:rPr>
-              <w:t xml:space="preserve"> </w:t>
-            </w:r>
-            <w:r>
-              <w:rPr>
-                <w:sz w:val="28"/>
-              </w:rPr>
-              <w:t>на</w:t>
-            </w:r>
-            <w:r>
-              <w:rPr>
-                <w:spacing w:val="-16"/>
-                <w:sz w:val="28"/>
-              </w:rPr>
-              <w:t xml:space="preserve"> </w:t>
-            </w:r>
-            <w:r>
-              <w:rPr>
-                <w:spacing w:val="-5"/>
-                <w:sz w:val="28"/>
-              </w:rPr>
-              <w:t>ЗС</w:t>
+                <w:color w:val="000000" w:themeColor="text1"/>
+                <w:sz w:val="28"/>
+              </w:rPr>
+            </w:pPr>
+            <w:r>
+              <w:rPr>
+                <w:rFonts w:ascii="Segoe UI" w:hAnsi="Segoe UI" w:cs="Segoe UI"/>
+                <w:b/>
+                <w:bCs/>
+                <w:color w:val="000000" w:themeColor="text1"/>
+              </w:rPr>
+              <w:t>Затронутые ЗС</w:t>
             </w:r>
           </w:p>
         </w:tc>
@@ -13866,6 +12749,7 @@
         <w:tc>
           <w:tcPr>
             <w:tcW w:w="826" w:type="dxa"/>
+            <w:vAlign w:val="center"/>
           </w:tcPr>
           <w:p>
             <w:pPr>
@@ -13874,13 +12758,14 @@
               <w:ind w:left="114"/>
               <w:jc w:val="center"/>
               <w:rPr>
-                <w:sz w:val="28"/>
-              </w:rPr>
-            </w:pPr>
-            <w:r>
-              <w:rPr>
-                <w:spacing w:val="-5"/>
-                <w:sz w:val="28"/>
+                <w:color w:val="000000" w:themeColor="text1"/>
+                <w:sz w:val="28"/>
+              </w:rPr>
+            </w:pPr>
+            <w:r>
+              <w:rPr>
+                <w:rFonts w:ascii="Segoe UI" w:hAnsi="Segoe UI" w:cs="Segoe UI"/>
+                <w:color w:val="000000" w:themeColor="text1"/>
               </w:rPr>
               <w:t>Q.1</w:t>
             </w:r>
@@ -13889,39 +12774,8 @@
         <w:tc>
           <w:tcPr>
             <w:tcW w:w="3402" w:type="dxa"/>
+            <w:vAlign w:val="center"/>
           </w:tcPr>
-          <w:p>
-            <w:pPr>
-              <w:pStyle w:val="TableParagraph"/>
-              <w:spacing w:before="118" w:line="321" w:lineRule="exact"/>
-              <w:ind w:left="101"/>
-              <w:jc w:val="center"/>
-              <w:rPr>
-                <w:sz w:val="28"/>
-              </w:rPr>
-            </w:pPr>
-            <w:r>
-              <w:rPr>
-                <w:spacing w:val="-2"/>
-                <w:sz w:val="28"/>
-              </w:rPr>
-              <w:t>Срок</w:t>
-            </w:r>
-            <w:r>
-              <w:rPr>
-                <w:spacing w:val="-16"/>
-                <w:sz w:val="28"/>
-              </w:rPr>
-              <w:t xml:space="preserve"> </w:t>
-            </w:r>
-            <w:r>
-              <w:rPr>
-                <w:spacing w:val="-2"/>
-                <w:sz w:val="28"/>
-              </w:rPr>
-              <w:t>эксплуатации</w:t>
-            </w:r>
-          </w:p>
           <w:p>
             <w:pPr>
               <w:pStyle w:val="TableParagraph"/>
@@ -13929,59 +12783,23 @@
               <w:ind w:left="269" w:right="161"/>
               <w:jc w:val="center"/>
               <w:rPr>
-                <w:sz w:val="28"/>
-              </w:rPr>
-            </w:pPr>
-            <w:r>
-              <w:rPr>
-                <w:sz w:val="28"/>
-              </w:rPr>
-              <w:t>системы</w:t>
-            </w:r>
-            <w:r>
-              <w:rPr>
-                <w:spacing w:val="-18"/>
-                <w:sz w:val="28"/>
-              </w:rPr>
-              <w:t xml:space="preserve"> </w:t>
-            </w:r>
-            <w:r>
-              <w:rPr>
-                <w:sz w:val="28"/>
-              </w:rPr>
-              <w:t>должен</w:t>
-            </w:r>
-            <w:r>
-              <w:rPr>
-                <w:spacing w:val="-17"/>
-                <w:sz w:val="28"/>
-              </w:rPr>
-              <w:t xml:space="preserve"> </w:t>
-            </w:r>
-            <w:r>
-              <w:rPr>
-                <w:sz w:val="28"/>
-              </w:rPr>
-              <w:t>быть</w:t>
-            </w:r>
-            <w:r>
-              <w:rPr>
-                <w:spacing w:val="-18"/>
-                <w:sz w:val="28"/>
-              </w:rPr>
-              <w:t xml:space="preserve"> </w:t>
-            </w:r>
-            <w:r>
-              <w:rPr>
-                <w:sz w:val="28"/>
-              </w:rPr>
-              <w:t>не меньше 15 лет</w:t>
+                <w:color w:val="000000" w:themeColor="text1"/>
+                <w:sz w:val="28"/>
+              </w:rPr>
+            </w:pPr>
+            <w:r>
+              <w:rPr>
+                <w:rFonts w:ascii="Segoe UI" w:hAnsi="Segoe UI" w:cs="Segoe UI"/>
+                <w:color w:val="000000" w:themeColor="text1"/>
+              </w:rPr>
+              <w:t>Система должна работать без капитального ремонта ≥15 лет</w:t>
             </w:r>
           </w:p>
         </w:tc>
         <w:tc>
           <w:tcPr>
             <w:tcW w:w="2996" w:type="dxa"/>
+            <w:vAlign w:val="center"/>
           </w:tcPr>
           <w:p>
             <w:pPr>
@@ -13989,40 +12807,23 @@
               <w:spacing w:before="113"/>
               <w:ind w:left="939" w:right="283" w:hanging="371"/>
               <w:rPr>
-                <w:sz w:val="28"/>
-              </w:rPr>
-            </w:pPr>
-            <w:r>
-              <w:rPr>
-                <w:sz w:val="28"/>
-              </w:rPr>
-              <w:t>Все</w:t>
-            </w:r>
-            <w:r>
-              <w:rPr>
-                <w:spacing w:val="-18"/>
-                <w:sz w:val="28"/>
-              </w:rPr>
-              <w:t xml:space="preserve"> </w:t>
-            </w:r>
-            <w:r>
-              <w:rPr>
-                <w:sz w:val="28"/>
-              </w:rPr>
-              <w:t xml:space="preserve">системные </w:t>
-            </w:r>
-            <w:r>
-              <w:rPr>
-                <w:spacing w:val="-2"/>
-                <w:sz w:val="28"/>
-              </w:rPr>
-              <w:t>функции</w:t>
+                <w:color w:val="000000" w:themeColor="text1"/>
+                <w:sz w:val="28"/>
+              </w:rPr>
+            </w:pPr>
+            <w:r>
+              <w:rPr>
+                <w:rFonts w:ascii="Segoe UI" w:hAnsi="Segoe UI" w:cs="Segoe UI"/>
+                <w:color w:val="000000" w:themeColor="text1"/>
+              </w:rPr>
+              <w:t>Обновление железа, мониторинг износа</w:t>
             </w:r>
           </w:p>
         </w:tc>
         <w:tc>
           <w:tcPr>
             <w:tcW w:w="2536" w:type="dxa"/>
+            <w:vAlign w:val="center"/>
           </w:tcPr>
           <w:p>
             <w:pPr>
@@ -14031,22 +12832,39 @@
               <w:ind w:left="157" w:right="139"/>
               <w:jc w:val="center"/>
               <w:rPr>
-                <w:sz w:val="28"/>
-              </w:rPr>
-            </w:pPr>
-            <w:r>
-              <w:rPr>
-                <w:spacing w:val="-2"/>
-                <w:sz w:val="28"/>
-              </w:rPr>
-              <w:t>ST.0</w:t>
-            </w:r>
-            <w:r>
-              <w:rPr>
-                <w:spacing w:val="-2"/>
-                <w:sz w:val="28"/>
-              </w:rPr>
-              <w:t>3</w:t>
+                <w:color w:val="000000" w:themeColor="text1"/>
+                <w:sz w:val="28"/>
+              </w:rPr>
+            </w:pPr>
+            <w:r>
+              <w:rPr>
+                <w:rStyle w:val="a9"/>
+                <w:rFonts w:ascii="Segoe UI" w:hAnsi="Segoe UI" w:cs="Segoe UI"/>
+                <w:color w:val="000000" w:themeColor="text1"/>
+              </w:rPr>
+              <w:t>ST.03</w:t>
+            </w:r>
+            <w:r>
+              <w:rPr>
+                <w:rFonts w:ascii="Segoe UI" w:hAnsi="Segoe UI" w:cs="Segoe UI"/>
+                <w:color w:val="000000" w:themeColor="text1"/>
+              </w:rPr>
+              <w:t> (Департамент), </w:t>
+            </w:r>
+            <w:r>
+              <w:rPr>
+                <w:rStyle w:val="a9"/>
+                <w:rFonts w:ascii="Segoe UI" w:hAnsi="Segoe UI" w:cs="Segoe UI"/>
+                <w:color w:val="000000" w:themeColor="text1"/>
+              </w:rPr>
+              <w:t>ST.04</w:t>
+            </w:r>
+            <w:r>
+              <w:rPr>
+                <w:rFonts w:ascii="Segoe UI" w:hAnsi="Segoe UI" w:cs="Segoe UI"/>
+                <w:color w:val="000000" w:themeColor="text1"/>
+              </w:rPr>
+              <w:t> (Инженеры)</w:t>
             </w:r>
           </w:p>
         </w:tc>
@@ -14058,6 +12876,7 @@
         <w:tc>
           <w:tcPr>
             <w:tcW w:w="826" w:type="dxa"/>
+            <w:vAlign w:val="center"/>
           </w:tcPr>
           <w:p>
             <w:pPr>
@@ -14066,96 +12885,24 @@
               <w:ind w:left="114"/>
               <w:jc w:val="center"/>
               <w:rPr>
-                <w:sz w:val="28"/>
-              </w:rPr>
-            </w:pPr>
-            <w:r>
-              <w:rPr>
-                <w:spacing w:val="-5"/>
-                <w:sz w:val="28"/>
-              </w:rPr>
-              <w:t>Q.3</w:t>
+                <w:color w:val="000000" w:themeColor="text1"/>
+                <w:sz w:val="28"/>
+              </w:rPr>
+            </w:pPr>
+            <w:r>
+              <w:rPr>
+                <w:rFonts w:ascii="Segoe UI" w:hAnsi="Segoe UI" w:cs="Segoe UI"/>
+                <w:color w:val="000000" w:themeColor="text1"/>
+              </w:rPr>
+              <w:t>Q.2</w:t>
             </w:r>
           </w:p>
         </w:tc>
         <w:tc>
           <w:tcPr>
             <w:tcW w:w="3402" w:type="dxa"/>
+            <w:vAlign w:val="center"/>
           </w:tcPr>
-          <w:p>
-            <w:pPr>
-              <w:pStyle w:val="TableParagraph"/>
-              <w:spacing w:before="114"/>
-              <w:ind w:left="179" w:right="137" w:hanging="2"/>
-              <w:jc w:val="center"/>
-              <w:rPr>
-                <w:sz w:val="28"/>
-              </w:rPr>
-            </w:pPr>
-            <w:r>
-              <w:rPr>
-                <w:sz w:val="28"/>
-              </w:rPr>
-              <w:t>Некорректные действия пользователей</w:t>
-            </w:r>
-            <w:r>
-              <w:rPr>
-                <w:spacing w:val="-18"/>
-                <w:sz w:val="28"/>
-              </w:rPr>
-              <w:t xml:space="preserve"> </w:t>
-            </w:r>
-            <w:r>
-              <w:rPr>
-                <w:sz w:val="28"/>
-              </w:rPr>
-              <w:t>не</w:t>
-            </w:r>
-            <w:r>
-              <w:rPr>
-                <w:spacing w:val="-20"/>
-                <w:sz w:val="28"/>
-              </w:rPr>
-              <w:t xml:space="preserve"> </w:t>
-            </w:r>
-            <w:r>
-              <w:rPr>
-                <w:sz w:val="28"/>
-              </w:rPr>
-              <w:t>должны приводить к</w:t>
-            </w:r>
-          </w:p>
-          <w:p>
-            <w:pPr>
-              <w:pStyle w:val="TableParagraph"/>
-              <w:spacing w:line="316" w:lineRule="exact"/>
-              <w:ind w:left="45"/>
-              <w:jc w:val="center"/>
-              <w:rPr>
-                <w:sz w:val="28"/>
-              </w:rPr>
-            </w:pPr>
-            <w:r>
-              <w:rPr>
-                <w:sz w:val="28"/>
-              </w:rPr>
-              <w:t>возникновению</w:t>
-            </w:r>
-            <w:r>
-              <w:rPr>
-                <w:spacing w:val="-11"/>
-                <w:sz w:val="28"/>
-              </w:rPr>
-              <w:t xml:space="preserve"> </w:t>
-            </w:r>
-            <w:r>
-              <w:rPr>
-                <w:spacing w:val="-2"/>
-                <w:sz w:val="28"/>
-              </w:rPr>
-              <w:t>аварийной</w:t>
-            </w:r>
-          </w:p>
           <w:p>
             <w:pPr>
               <w:pStyle w:val="TableParagraph"/>
@@ -14163,21 +12910,23 @@
               <w:ind w:left="177" w:right="130"/>
               <w:jc w:val="center"/>
               <w:rPr>
-                <w:sz w:val="28"/>
-              </w:rPr>
-            </w:pPr>
-            <w:r>
-              <w:rPr>
-                <w:spacing w:val="-2"/>
-                <w:sz w:val="28"/>
-              </w:rPr>
-              <w:t>ситуации</w:t>
+                <w:color w:val="000000" w:themeColor="text1"/>
+                <w:sz w:val="28"/>
+              </w:rPr>
+            </w:pPr>
+            <w:r>
+              <w:rPr>
+                <w:rFonts w:ascii="Segoe UI" w:hAnsi="Segoe UI" w:cs="Segoe UI"/>
+                <w:color w:val="000000" w:themeColor="text1"/>
+              </w:rPr>
+              <w:t>При сбое система переходит в безопасный режим за ≤2 сек</w:t>
             </w:r>
           </w:p>
         </w:tc>
         <w:tc>
           <w:tcPr>
             <w:tcW w:w="2996" w:type="dxa"/>
+            <w:vAlign w:val="center"/>
           </w:tcPr>
           <w:p>
             <w:pPr>
@@ -14185,40 +12934,23 @@
               <w:spacing w:before="114"/>
               <w:ind w:left="939" w:right="283" w:hanging="371"/>
               <w:rPr>
-                <w:sz w:val="28"/>
-              </w:rPr>
-            </w:pPr>
-            <w:r>
-              <w:rPr>
-                <w:sz w:val="28"/>
-              </w:rPr>
-              <w:t>Все</w:t>
-            </w:r>
-            <w:r>
-              <w:rPr>
-                <w:spacing w:val="-18"/>
-                <w:sz w:val="28"/>
-              </w:rPr>
-              <w:t xml:space="preserve"> </w:t>
-            </w:r>
-            <w:r>
-              <w:rPr>
-                <w:sz w:val="28"/>
-              </w:rPr>
-              <w:t xml:space="preserve">системные </w:t>
-            </w:r>
-            <w:r>
-              <w:rPr>
-                <w:spacing w:val="-2"/>
-                <w:sz w:val="28"/>
-              </w:rPr>
-              <w:t>функции</w:t>
+                <w:color w:val="000000" w:themeColor="text1"/>
+                <w:sz w:val="28"/>
+              </w:rPr>
+            </w:pPr>
+            <w:r>
+              <w:rPr>
+                <w:rFonts w:ascii="Segoe UI" w:hAnsi="Segoe UI" w:cs="Segoe UI"/>
+                <w:color w:val="000000" w:themeColor="text1"/>
+              </w:rPr>
+              <w:t>Аварийное управление, логирование</w:t>
             </w:r>
           </w:p>
         </w:tc>
         <w:tc>
           <w:tcPr>
             <w:tcW w:w="2536" w:type="dxa"/>
+            <w:vAlign w:val="center"/>
           </w:tcPr>
           <w:p>
             <w:pPr>
@@ -14227,15 +12959,39 @@
               <w:ind w:left="157" w:right="139"/>
               <w:jc w:val="center"/>
               <w:rPr>
-                <w:sz w:val="28"/>
-              </w:rPr>
-            </w:pPr>
-            <w:r>
-              <w:rPr>
-                <w:spacing w:val="-2"/>
-                <w:sz w:val="28"/>
+                <w:color w:val="000000" w:themeColor="text1"/>
+                <w:sz w:val="28"/>
+              </w:rPr>
+            </w:pPr>
+            <w:r>
+              <w:rPr>
+                <w:rStyle w:val="a9"/>
+                <w:rFonts w:ascii="Segoe UI" w:hAnsi="Segoe UI" w:cs="Segoe UI"/>
+                <w:color w:val="000000" w:themeColor="text1"/>
               </w:rPr>
               <w:t>ST.01</w:t>
+            </w:r>
+            <w:r>
+              <w:rPr>
+                <w:rFonts w:ascii="Segoe UI" w:hAnsi="Segoe UI" w:cs="Segoe UI"/>
+                <w:color w:val="000000" w:themeColor="text1"/>
+              </w:rPr>
+              <w:t> (Водители), </w:t>
+            </w:r>
+            <w:r>
+              <w:rPr>
+                <w:rStyle w:val="a9"/>
+                <w:rFonts w:ascii="Segoe UI" w:hAnsi="Segoe UI" w:cs="Segoe UI"/>
+                <w:color w:val="000000" w:themeColor="text1"/>
+              </w:rPr>
+              <w:t>ST.02</w:t>
+            </w:r>
+            <w:r>
+              <w:rPr>
+                <w:rFonts w:ascii="Segoe UI" w:hAnsi="Segoe UI" w:cs="Segoe UI"/>
+                <w:color w:val="000000" w:themeColor="text1"/>
+              </w:rPr>
+              <w:t> (ГИБДД)</w:t>
             </w:r>
           </w:p>
         </w:tc>
@@ -14247,6 +13003,7 @@
         <w:tc>
           <w:tcPr>
             <w:tcW w:w="826" w:type="dxa"/>
+            <w:vAlign w:val="center"/>
           </w:tcPr>
           <w:p>
             <w:pPr>
@@ -14255,21 +13012,23 @@
               <w:ind w:left="114"/>
               <w:jc w:val="center"/>
               <w:rPr>
-                <w:sz w:val="28"/>
-              </w:rPr>
-            </w:pPr>
-            <w:r>
-              <w:rPr>
-                <w:spacing w:val="-5"/>
-                <w:sz w:val="28"/>
-              </w:rPr>
-              <w:t>Q.4</w:t>
+                <w:color w:val="000000" w:themeColor="text1"/>
+                <w:sz w:val="28"/>
+              </w:rPr>
+            </w:pPr>
+            <w:r>
+              <w:rPr>
+                <w:rFonts w:ascii="Segoe UI" w:hAnsi="Segoe UI" w:cs="Segoe UI"/>
+                <w:color w:val="000000" w:themeColor="text1"/>
+              </w:rPr>
+              <w:t>Q.3</w:t>
             </w:r>
           </w:p>
         </w:tc>
         <w:tc>
           <w:tcPr>
             <w:tcW w:w="3402" w:type="dxa"/>
+            <w:vAlign w:val="center"/>
           </w:tcPr>
           <w:p>
             <w:pPr>
@@ -14278,59 +13037,23 @@
               <w:ind w:left="134" w:right="9" w:hanging="25"/>
               <w:jc w:val="both"/>
               <w:rPr>
-                <w:sz w:val="28"/>
-              </w:rPr>
-            </w:pPr>
-            <w:r>
-              <w:rPr>
-                <w:sz w:val="28"/>
-              </w:rPr>
-              <w:t>Допустимая</w:t>
-            </w:r>
-            <w:r>
-              <w:rPr>
-                <w:spacing w:val="-18"/>
-                <w:sz w:val="28"/>
-              </w:rPr>
-              <w:t xml:space="preserve"> </w:t>
-            </w:r>
-            <w:r>
-              <w:rPr>
-                <w:sz w:val="28"/>
-              </w:rPr>
-              <w:t>относительная погрешность</w:t>
-            </w:r>
-            <w:r>
-              <w:rPr>
-                <w:spacing w:val="-18"/>
-                <w:sz w:val="28"/>
-              </w:rPr>
-              <w:t xml:space="preserve"> </w:t>
-            </w:r>
-            <w:r>
-              <w:rPr>
-                <w:sz w:val="28"/>
-              </w:rPr>
-              <w:t>измерений</w:t>
-            </w:r>
-            <w:r>
-              <w:rPr>
-                <w:spacing w:val="-17"/>
-                <w:sz w:val="28"/>
-              </w:rPr>
-              <w:t xml:space="preserve"> </w:t>
-            </w:r>
-            <w:r>
-              <w:rPr>
-                <w:sz w:val="28"/>
-              </w:rPr>
-              <w:t>не должна быть больше 5%</w:t>
+                <w:color w:val="000000" w:themeColor="text1"/>
+                <w:sz w:val="28"/>
+              </w:rPr>
+            </w:pPr>
+            <w:r>
+              <w:rPr>
+                <w:rFonts w:ascii="Segoe UI" w:hAnsi="Segoe UI" w:cs="Segoe UI"/>
+                <w:color w:val="000000" w:themeColor="text1"/>
+              </w:rPr>
+              <w:t>Погрешность измерений трафика ≤5%</w:t>
             </w:r>
           </w:p>
         </w:tc>
         <w:tc>
           <w:tcPr>
             <w:tcW w:w="2996" w:type="dxa"/>
+            <w:vAlign w:val="center"/>
           </w:tcPr>
           <w:p>
             <w:pPr>
@@ -14339,21 +13062,23 @@
               <w:ind w:left="53"/>
               <w:jc w:val="center"/>
               <w:rPr>
-                <w:sz w:val="28"/>
-              </w:rPr>
-            </w:pPr>
-            <w:r>
-              <w:rPr>
-                <w:spacing w:val="-2"/>
-                <w:sz w:val="28"/>
-              </w:rPr>
-              <w:t>SF.03</w:t>
+                <w:color w:val="000000" w:themeColor="text1"/>
+                <w:sz w:val="28"/>
+              </w:rPr>
+            </w:pPr>
+            <w:r>
+              <w:rPr>
+                <w:rFonts w:ascii="Segoe UI" w:hAnsi="Segoe UI" w:cs="Segoe UI"/>
+                <w:color w:val="000000" w:themeColor="text1"/>
+              </w:rPr>
+              <w:t>Анализ данных с камер/датчиков</w:t>
             </w:r>
           </w:p>
         </w:tc>
         <w:tc>
           <w:tcPr>
             <w:tcW w:w="2536" w:type="dxa"/>
+            <w:vAlign w:val="center"/>
           </w:tcPr>
           <w:p>
             <w:pPr>
@@ -14362,15 +13087,171 @@
               <w:ind w:left="157" w:right="139"/>
               <w:jc w:val="center"/>
               <w:rPr>
-                <w:sz w:val="28"/>
-              </w:rPr>
-            </w:pPr>
-            <w:r>
-              <w:rPr>
+                <w:color w:val="000000" w:themeColor="text1"/>
+                <w:sz w:val="28"/>
+              </w:rPr>
+            </w:pPr>
+            <w:r>
+              <w:rPr>
+                <w:rStyle w:val="a9"/>
+                <w:rFonts w:ascii="Segoe UI" w:hAnsi="Segoe UI" w:cs="Segoe UI"/>
+                <w:color w:val="000000" w:themeColor="text1"/>
+              </w:rPr>
+              <w:t>ST.01</w:t>
+            </w:r>
+            <w:r>
+              <w:rPr>
+                <w:rFonts w:ascii="Segoe UI" w:hAnsi="Segoe UI" w:cs="Segoe UI"/>
+                <w:color w:val="000000" w:themeColor="text1"/>
+              </w:rPr>
+              <w:t>, </w:t>
+            </w:r>
+            <w:r>
+              <w:rPr>
+                <w:rStyle w:val="a9"/>
+                <w:rFonts w:ascii="Segoe UI" w:hAnsi="Segoe UI" w:cs="Segoe UI"/>
+                <w:color w:val="000000" w:themeColor="text1"/>
+              </w:rPr>
+              <w:t>ST.03</w:t>
+            </w:r>
+            <w:r>
+              <w:rPr>
+                <w:rFonts w:ascii="Segoe UI" w:hAnsi="Segoe UI" w:cs="Segoe UI"/>
+                <w:color w:val="000000" w:themeColor="text1"/>
+              </w:rPr>
+              <w:t>, </w:t>
+            </w:r>
+            <w:r>
+              <w:rPr>
+                <w:rStyle w:val="a9"/>
+                <w:rFonts w:ascii="Segoe UI" w:hAnsi="Segoe UI" w:cs="Segoe UI"/>
+                <w:color w:val="000000" w:themeColor="text1"/>
+              </w:rPr>
+              <w:t>ST.04</w:t>
+            </w:r>
+          </w:p>
+        </w:tc>
+      </w:tr>
+      <w:tr>
+        <w:trPr>
+          <w:trHeight w:val="1160"/>
+        </w:trPr>
+        <w:tc>
+          <w:tcPr>
+            <w:tcW w:w="826" w:type="dxa"/>
+            <w:vAlign w:val="center"/>
+          </w:tcPr>
+          <w:p>
+            <w:pPr>
+              <w:pStyle w:val="TableParagraph"/>
+              <w:spacing w:before="109"/>
+              <w:ind w:left="114"/>
+              <w:jc w:val="center"/>
+              <w:rPr>
+                <w:color w:val="000000" w:themeColor="text1"/>
+                <w:spacing w:val="-5"/>
+                <w:sz w:val="28"/>
+              </w:rPr>
+            </w:pPr>
+            <w:r>
+              <w:rPr>
+                <w:rFonts w:ascii="Segoe UI" w:hAnsi="Segoe UI" w:cs="Segoe UI"/>
+                <w:color w:val="000000" w:themeColor="text1"/>
+              </w:rPr>
+              <w:t>Q.4</w:t>
+            </w:r>
+          </w:p>
+        </w:tc>
+        <w:tc>
+          <w:tcPr>
+            <w:tcW w:w="3402" w:type="dxa"/>
+            <w:vAlign w:val="center"/>
+          </w:tcPr>
+          <w:p>
+            <w:pPr>
+              <w:pStyle w:val="TableParagraph"/>
+              <w:spacing w:before="109"/>
+              <w:ind w:left="134" w:right="9" w:hanging="25"/>
+              <w:jc w:val="both"/>
+              <w:rPr>
+                <w:color w:val="000000" w:themeColor="text1"/>
+                <w:sz w:val="28"/>
+              </w:rPr>
+            </w:pPr>
+            <w:r>
+              <w:rPr>
+                <w:rFonts w:ascii="Segoe UI" w:hAnsi="Segoe UI" w:cs="Segoe UI"/>
+                <w:color w:val="000000" w:themeColor="text1"/>
+              </w:rPr>
+              <w:t>Интерфейс управления доступен только авторизованным службам</w:t>
+            </w:r>
+          </w:p>
+        </w:tc>
+        <w:tc>
+          <w:tcPr>
+            <w:tcW w:w="2996" w:type="dxa"/>
+            <w:vAlign w:val="center"/>
+          </w:tcPr>
+          <w:p>
+            <w:pPr>
+              <w:pStyle w:val="TableParagraph"/>
+              <w:spacing w:before="114"/>
+              <w:ind w:left="53"/>
+              <w:jc w:val="center"/>
+              <w:rPr>
+                <w:color w:val="000000" w:themeColor="text1"/>
                 <w:spacing w:val="-2"/>
                 <w:sz w:val="28"/>
               </w:rPr>
-              <w:t>ST.01</w:t>
+            </w:pPr>
+            <w:r>
+              <w:rPr>
+                <w:rFonts w:ascii="Segoe UI" w:hAnsi="Segoe UI" w:cs="Segoe UI"/>
+                <w:color w:val="000000" w:themeColor="text1"/>
+              </w:rPr>
+              <w:t>Аутентификация, разделение прав</w:t>
+            </w:r>
+          </w:p>
+        </w:tc>
+        <w:tc>
+          <w:tcPr>
+            <w:tcW w:w="2536" w:type="dxa"/>
+            <w:vAlign w:val="center"/>
+          </w:tcPr>
+          <w:p>
+            <w:pPr>
+              <w:pStyle w:val="TableParagraph"/>
+              <w:spacing w:line="321" w:lineRule="exact"/>
+              <w:ind w:left="157" w:right="139"/>
+              <w:jc w:val="center"/>
+              <w:rPr>
+                <w:color w:val="000000" w:themeColor="text1"/>
+                <w:spacing w:val="-2"/>
+                <w:sz w:val="28"/>
+              </w:rPr>
+            </w:pPr>
+            <w:r>
+              <w:rPr>
+                <w:rStyle w:val="a9"/>
+                <w:rFonts w:ascii="Segoe UI" w:hAnsi="Segoe UI" w:cs="Segoe UI"/>
+                <w:color w:val="000000" w:themeColor="text1"/>
+              </w:rPr>
+              <w:t>ST.02</w:t>
+            </w:r>
+            <w:r>
+              <w:rPr>
+                <w:rFonts w:ascii="Segoe UI" w:hAnsi="Segoe UI" w:cs="Segoe UI"/>
+                <w:color w:val="000000" w:themeColor="text1"/>
+              </w:rPr>
+              <w:t>, </w:t>
+            </w:r>
+            <w:r>
+              <w:rPr>
+                <w:rStyle w:val="a9"/>
+                <w:rFonts w:ascii="Segoe UI" w:hAnsi="Segoe UI" w:cs="Segoe UI"/>
+                <w:color w:val="000000" w:themeColor="text1"/>
+              </w:rPr>
+              <w:t>ST.03</w:t>
             </w:r>
           </w:p>
         </w:tc>
@@ -15053,6 +13934,7 @@
           <w:sz w:val="28"/>
         </w:rPr>
       </w:pPr>
+      <w:bookmarkStart w:id="7" w:name="_GoBack"/>
       <w:r>
         <w:rPr>
           <w:i/>
@@ -15068,7 +13950,6 @@
         </w:rPr>
         <w:t xml:space="preserve"> </w:t>
       </w:r>
-      <w:proofErr w:type="gramStart"/>
       <w:r>
         <w:rPr>
           <w:i/>
@@ -15076,7 +13957,6 @@
         </w:rPr>
         <w:t>18.Ограничение</w:t>
       </w:r>
-      <w:proofErr w:type="gramEnd"/>
       <w:r>
         <w:rPr>
           <w:i/>
@@ -16194,6 +15074,7 @@
         <w:rPr>
           <w:noProof/>
           <w:sz w:val="14"/>
+          <w:lang w:eastAsia="ru-RU"/>
         </w:rPr>
         <w:drawing>
           <wp:anchor distT="0" distB="0" distL="0" distR="0" simplePos="0" relativeHeight="487592448" behindDoc="1" locked="0" layoutInCell="1" allowOverlap="1" wp14:anchorId="6A9B1FF7" wp14:editId="5C263938">
@@ -16219,7 +15100,7 @@
                     <pic:cNvPicPr/>
                   </pic:nvPicPr>
                   <pic:blipFill>
-                    <a:blip r:embed="rId17" cstate="print"/>
+                    <a:blip r:embed="rId14" cstate="print"/>
                     <a:stretch>
                       <a:fillRect/>
                     </a:stretch>
@@ -19986,11 +18867,9 @@
         </w:rPr>
         <w:t xml:space="preserve"> </w:t>
       </w:r>
-      <w:proofErr w:type="spellStart"/>
       <w:r>
         <w:t>приб</w:t>
       </w:r>
-      <w:proofErr w:type="spellEnd"/>
       <w:r>
         <w:rPr>
           <w:spacing w:val="-4"/>
@@ -37109,13 +35988,8 @@
         <w:spacing w:line="360" w:lineRule="auto"/>
         <w:ind w:left="141" w:right="1655"/>
       </w:pPr>
-      <w:proofErr w:type="spellStart"/>
-      <w:r>
-        <w:t>Гауссметр</w:t>
-      </w:r>
-      <w:proofErr w:type="spellEnd"/>
-      <w:r>
-        <w:t xml:space="preserve"> для контроля уровня внешнего магнитного поля. Осциллограф</w:t>
+      <w:r>
+        <w:t>Гауссметр для контроля уровня внешнего магнитного поля. Осциллограф</w:t>
       </w:r>
       <w:r>
         <w:rPr>
@@ -37214,11 +36088,9 @@
         </w:rPr>
         <w:t xml:space="preserve"> </w:t>
       </w:r>
-      <w:proofErr w:type="spellStart"/>
       <w:r>
         <w:t>поверены</w:t>
       </w:r>
-      <w:proofErr w:type="spellEnd"/>
       <w:r>
         <w:rPr>
           <w:spacing w:val="-12"/>
@@ -41299,14 +40171,7 @@
         <w:rPr>
           <w:b/>
         </w:rPr>
-        <w:t>Вопрос</w:t>
-      </w:r>
-      <w:proofErr w:type="gramStart"/>
-      <w:r>
-        <w:rPr>
-          <w:b/>
-        </w:rPr>
-        <w:t>:</w:t>
+        <w:t>Вопрос:</w:t>
       </w:r>
       <w:r>
         <w:rPr>
@@ -41316,11 +40181,7 @@
         <w:t xml:space="preserve"> </w:t>
       </w:r>
       <w:r>
-        <w:t>Что</w:t>
-      </w:r>
-      <w:proofErr w:type="gramEnd"/>
-      <w:r>
-        <w:t>,</w:t>
+        <w:t>Что,</w:t>
       </w:r>
       <w:r>
         <w:rPr>
@@ -41390,21 +40251,10 @@
         <w:rPr>
           <w:b/>
         </w:rPr>
-        <w:t>Ответ</w:t>
-      </w:r>
-      <w:proofErr w:type="gramStart"/>
-      <w:r>
-        <w:rPr>
-          <w:b/>
-        </w:rPr>
-        <w:t xml:space="preserve">: </w:t>
-      </w:r>
-      <w:r>
-        <w:t>Автоматизировать</w:t>
-      </w:r>
-      <w:proofErr w:type="gramEnd"/>
-      <w:r>
-        <w:t xml:space="preserve"> процесс измерения порога захвата лазерного гироскопа</w:t>
+        <w:t xml:space="preserve">Ответ: </w:t>
+      </w:r>
+      <w:r>
+        <w:t>Автоматизировать процесс измерения порога захвата лазерного гироскопа</w:t>
       </w:r>
       <w:r>
         <w:rPr>
@@ -45810,21 +44660,12 @@
         </w:rPr>
         <w:t xml:space="preserve">требованиями </w:t>
       </w:r>
-      <w:proofErr w:type="spellStart"/>
-      <w:r>
-        <w:rPr>
-          <w:spacing w:val="-2"/>
-          <w:sz w:val="28"/>
-        </w:rPr>
-        <w:t>вышеперечисленныхГОСТ’ов</w:t>
-      </w:r>
-      <w:proofErr w:type="spellEnd"/>
-      <w:r>
-        <w:rPr>
-          <w:spacing w:val="-2"/>
-          <w:sz w:val="28"/>
-        </w:rPr>
-        <w:t>.</w:t>
+      <w:r>
+        <w:rPr>
+          <w:spacing w:val="-2"/>
+          <w:sz w:val="28"/>
+        </w:rPr>
+        <w:t>вышеперечисленныхГОСТ’ов.</w:t>
       </w:r>
     </w:p>
     <w:p>
@@ -48851,13 +47692,8 @@
         <w:t xml:space="preserve"> </w:t>
       </w:r>
       <w:r>
-        <w:t xml:space="preserve">соответствует) требованиям п. 6.a «Технические средства, используемые </w:t>
-      </w:r>
-      <w:proofErr w:type="gramStart"/>
-      <w:r>
-        <w:t>во время</w:t>
-      </w:r>
-      <w:proofErr w:type="gramEnd"/>
+        <w:t>соответствует) требованиям п. 6.a «Технические средства, используемые во время</w:t>
+      </w:r>
     </w:p>
     <w:p>
       <w:pPr>
@@ -48928,7 +47764,6 @@
         </w:rPr>
         <w:t xml:space="preserve"> </w:t>
       </w:r>
-      <w:proofErr w:type="gramStart"/>
       <w:r>
         <w:t>во</w:t>
       </w:r>
@@ -48938,7 +47773,6 @@
         </w:rPr>
         <w:t xml:space="preserve"> время</w:t>
       </w:r>
-      <w:proofErr w:type="gramEnd"/>
     </w:p>
     <w:p>
       <w:pPr>
@@ -49457,11 +48291,7 @@
         <w:ind w:left="141" w:right="598"/>
       </w:pPr>
       <w:r>
-        <w:t xml:space="preserve">Испытания проводились с «» _ </w:t>
-      </w:r>
-      <w:proofErr w:type="gramStart"/>
-      <w:r>
-        <w:t>20</w:t>
+        <w:t>Испытания проводились с «» _ 20</w:t>
       </w:r>
       <w:r>
         <w:rPr>
@@ -49471,11 +48301,7 @@
         <w:t xml:space="preserve">  </w:t>
       </w:r>
       <w:r>
-        <w:t>г.</w:t>
-      </w:r>
-      <w:proofErr w:type="gramEnd"/>
-      <w:r>
-        <w:t xml:space="preserve"> по «» _ 20</w:t>
+        <w:t>г. по «» _ 20</w:t>
       </w:r>
       <w:r>
         <w:rPr>
@@ -50921,6 +49747,7 @@
       <w:r>
         <w:t>Подпись, расшифровка</w:t>
       </w:r>
+      <w:bookmarkEnd w:id="7"/>
     </w:p>
     <w:sectPr>
       <w:pgSz w:w="11920" w:h="16840"/>
@@ -50932,7 +49759,7 @@
 </file>
 
 <file path=word/endnotes.xml><?xml version="1.0" encoding="utf-8"?>
-<w:endnotes xmlns:wpc="http://schemas.microsoft.com/office/word/2010/wordprocessingCanvas" xmlns:cx="http://schemas.microsoft.com/office/drawing/2014/chartex" xmlns:cx1="http://schemas.microsoft.com/office/drawing/2015/9/8/chartex" xmlns:cx2="http://schemas.microsoft.com/office/drawing/2015/10/21/chartex" xmlns:cx3="http://schemas.microsoft.com/office/drawing/2016/5/9/chartex" xmlns:cx4="http://schemas.microsoft.com/office/drawing/2016/5/10/chartex" xmlns:cx5="http://schemas.microsoft.com/office/drawing/2016/5/11/chartex" xmlns:cx6="http://schemas.microsoft.com/office/drawing/2016/5/12/chartex" xmlns:cx7="http://schemas.microsoft.com/office/drawing/2016/5/13/chartex" xmlns:cx8="http://schemas.microsoft.com/office/drawing/2016/5/14/chartex" xmlns:mc="http://schemas.openxmlformats.org/markup-compatibility/2006" xmlns:aink="http://schemas.microsoft.com/office/drawing/2016/ink" xmlns:am3d="http://schemas.microsoft.com/office/drawing/2017/model3d" xmlns:o="urn:schemas-microsoft-com:office:office" xmlns:r="http://schemas.openxmlformats.org/officeDocument/2006/relationships" xmlns:m="http://schemas.openxmlformats.org/officeDocument/2006/math" xmlns:v="urn:schemas-microsoft-com:vml" xmlns:wp14="http://schemas.microsoft.com/office/word/2010/wordprocessingDrawing" xmlns:wp="http://schemas.openxmlformats.org/drawingml/2006/wordprocessingDrawing" xmlns:w10="urn:schemas-microsoft-com:office:word" xmlns:w="http://schemas.openxmlformats.org/wordprocessingml/2006/main" xmlns:w14="http://schemas.microsoft.com/office/word/2010/wordml" xmlns:w15="http://schemas.microsoft.com/office/word/2012/wordml" xmlns:w16cex="http://schemas.microsoft.com/office/word/2018/wordml/cex" xmlns:w16cid="http://schemas.microsoft.com/office/word/2016/wordml/cid" xmlns:w16="http://schemas.microsoft.com/office/word/2018/wordml" xmlns:w16sdtdh="http://schemas.microsoft.com/office/word/2020/wordml/sdtdatahash" xmlns:w16se="http://schemas.microsoft.com/office/word/2015/wordml/symex" xmlns:wpg="http://schemas.microsoft.com/office/word/2010/wordprocessingGroup" xmlns:wpi="http://schemas.microsoft.com/office/word/2010/wordprocessingInk" xmlns:wne="http://schemas.microsoft.com/office/word/2006/wordml" xmlns:wps="http://schemas.microsoft.com/office/word/2010/wordprocessingShape" mc:Ignorable="w14 w15 w16se w16cid w16 w16cex w16sdtdh wp14">
+<w:endnotes xmlns:wpc="http://schemas.microsoft.com/office/word/2010/wordprocessingCanvas" xmlns:cx="http://schemas.microsoft.com/office/drawing/2014/chartex" xmlns:mc="http://schemas.openxmlformats.org/markup-compatibility/2006" xmlns:o="urn:schemas-microsoft-com:office:office" xmlns:r="http://schemas.openxmlformats.org/officeDocument/2006/relationships" xmlns:m="http://schemas.openxmlformats.org/officeDocument/2006/math" xmlns:v="urn:schemas-microsoft-com:vml" xmlns:wp14="http://schemas.microsoft.com/office/word/2010/wordprocessingDrawing" xmlns:wp="http://schemas.openxmlformats.org/drawingml/2006/wordprocessingDrawing" xmlns:w10="urn:schemas-microsoft-com:office:word" xmlns:w="http://schemas.openxmlformats.org/wordprocessingml/2006/main" xmlns:w14="http://schemas.microsoft.com/office/word/2010/wordml" xmlns:w15="http://schemas.microsoft.com/office/word/2012/wordml" xmlns:w16se="http://schemas.microsoft.com/office/word/2015/wordml/symex" xmlns:wpg="http://schemas.microsoft.com/office/word/2010/wordprocessingGroup" xmlns:wpi="http://schemas.microsoft.com/office/word/2010/wordprocessingInk" xmlns:wne="http://schemas.microsoft.com/office/word/2006/wordml" xmlns:wps="http://schemas.microsoft.com/office/word/2010/wordprocessingShape" mc:Ignorable="w14 w15 w16se wp14">
   <w:endnote w:type="separator" w:id="-1">
     <w:p>
       <w:r>
@@ -50951,7 +49778,7 @@
 </file>
 
 <file path=word/footer1.xml><?xml version="1.0" encoding="utf-8"?>
-<w:ftr xmlns:wpc="http://schemas.microsoft.com/office/word/2010/wordprocessingCanvas" xmlns:cx="http://schemas.microsoft.com/office/drawing/2014/chartex" xmlns:cx1="http://schemas.microsoft.com/office/drawing/2015/9/8/chartex" xmlns:cx2="http://schemas.microsoft.com/office/drawing/2015/10/21/chartex" xmlns:cx3="http://schemas.microsoft.com/office/drawing/2016/5/9/chartex" xmlns:cx4="http://schemas.microsoft.com/office/drawing/2016/5/10/chartex" xmlns:cx5="http://schemas.microsoft.com/office/drawing/2016/5/11/chartex" xmlns:cx6="http://schemas.microsoft.com/office/drawing/2016/5/12/chartex" xmlns:cx7="http://schemas.microsoft.com/office/drawing/2016/5/13/chartex" xmlns:cx8="http://schemas.microsoft.com/office/drawing/2016/5/14/chartex" xmlns:mc="http://schemas.openxmlformats.org/markup-compatibility/2006" xmlns:aink="http://schemas.microsoft.com/office/drawing/2016/ink" xmlns:am3d="http://schemas.microsoft.com/office/drawing/2017/model3d" xmlns:o="urn:schemas-microsoft-com:office:office" xmlns:r="http://schemas.openxmlformats.org/officeDocument/2006/relationships" xmlns:m="http://schemas.openxmlformats.org/officeDocument/2006/math" xmlns:v="urn:schemas-microsoft-com:vml" xmlns:wp14="http://schemas.microsoft.com/office/word/2010/wordprocessingDrawing" xmlns:wp="http://schemas.openxmlformats.org/drawingml/2006/wordprocessingDrawing" xmlns:w10="urn:schemas-microsoft-com:office:word" xmlns:w="http://schemas.openxmlformats.org/wordprocessingml/2006/main" xmlns:w14="http://schemas.microsoft.com/office/word/2010/wordml" xmlns:w15="http://schemas.microsoft.com/office/word/2012/wordml" xmlns:w16cex="http://schemas.microsoft.com/office/word/2018/wordml/cex" xmlns:w16cid="http://schemas.microsoft.com/office/word/2016/wordml/cid" xmlns:w16="http://schemas.microsoft.com/office/word/2018/wordml" xmlns:w16sdtdh="http://schemas.microsoft.com/office/word/2020/wordml/sdtdatahash" xmlns:w16se="http://schemas.microsoft.com/office/word/2015/wordml/symex" xmlns:wpg="http://schemas.microsoft.com/office/word/2010/wordprocessingGroup" xmlns:wpi="http://schemas.microsoft.com/office/word/2010/wordprocessingInk" xmlns:wne="http://schemas.microsoft.com/office/word/2006/wordml" xmlns:wps="http://schemas.microsoft.com/office/word/2010/wordprocessingShape" mc:Ignorable="w14 w15 w16se w16cid w16 w16cex w16sdtdh wp14">
+<w:ftr xmlns:wpc="http://schemas.microsoft.com/office/word/2010/wordprocessingCanvas" xmlns:cx="http://schemas.microsoft.com/office/drawing/2014/chartex" xmlns:mc="http://schemas.openxmlformats.org/markup-compatibility/2006" xmlns:o="urn:schemas-microsoft-com:office:office" xmlns:r="http://schemas.openxmlformats.org/officeDocument/2006/relationships" xmlns:m="http://schemas.openxmlformats.org/officeDocument/2006/math" xmlns:v="urn:schemas-microsoft-com:vml" xmlns:wp14="http://schemas.microsoft.com/office/word/2010/wordprocessingDrawing" xmlns:wp="http://schemas.openxmlformats.org/drawingml/2006/wordprocessingDrawing" xmlns:w10="urn:schemas-microsoft-com:office:word" xmlns:w="http://schemas.openxmlformats.org/wordprocessingml/2006/main" xmlns:w14="http://schemas.microsoft.com/office/word/2010/wordml" xmlns:w15="http://schemas.microsoft.com/office/word/2012/wordml" xmlns:w16se="http://schemas.microsoft.com/office/word/2015/wordml/symex" xmlns:wpg="http://schemas.microsoft.com/office/word/2010/wordprocessingGroup" xmlns:wpi="http://schemas.microsoft.com/office/word/2010/wordprocessingInk" xmlns:wne="http://schemas.microsoft.com/office/word/2006/wordml" xmlns:wps="http://schemas.microsoft.com/office/word/2010/wordprocessingShape" mc:Ignorable="w14 w15 w16se wp14">
   <w:p>
     <w:pPr>
       <w:pStyle w:val="a3"/>
@@ -50964,6 +49791,7 @@
       <w:rPr>
         <w:noProof/>
         <w:sz w:val="20"/>
+        <w:lang w:eastAsia="ru-RU"/>
       </w:rPr>
       <mc:AlternateContent>
         <mc:Choice Requires="wps">
@@ -51031,10 +49859,11 @@
                           </w:r>
                           <w:r>
                             <w:rPr>
+                              <w:noProof/>
                               <w:spacing w:val="-5"/>
                               <w:sz w:val="24"/>
                             </w:rPr>
-                            <w:t>32</w:t>
+                            <w:t>15</w:t>
                           </w:r>
                           <w:r>
                             <w:rPr>
@@ -51061,7 +49890,8 @@
               <v:stroke joinstyle="miter"/>
               <v:path gradientshapeok="t" o:connecttype="rect"/>
             </v:shapetype>
-            <v:shape id="Textbox 10" o:spid="_x0000_s1027" type="#_x0000_t202" style="position:absolute;margin-left:310.15pt;margin-top:792.8pt;width:15.5pt;height:15.3pt;z-index:-251658240;visibility:visible;mso-wrap-style:square;mso-wrap-distance-left:0;mso-wrap-distance-top:0;mso-wrap-distance-right:0;mso-wrap-distance-bottom:0;mso-position-horizontal:absolute;mso-position-horizontal-relative:page;mso-position-vertical:absolute;mso-position-vertical-relative:page;v-text-anchor:top" o:gfxdata="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" filled="f" stroked="f">
+            <v:shape id="Textbox 10" o:spid="_x0000_s1027" type="#_x0000_t202" style="position:absolute;margin-left:310.15pt;margin-top:792.8pt;width:15.5pt;height:15.3pt;z-index:-251658240;visibility:visible;mso-wrap-style:square;mso-wrap-distance-left:0;mso-wrap-distance-top:0;mso-wrap-distance-right:0;mso-wrap-distance-bottom:0;mso-position-horizontal:absolute;mso-position-horizontal-relative:page;mso-position-vertical:absolute;mso-position-vertical-relative:page;v-text-anchor:top" o:gfxdata="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" filled="f" stroked="f">
+              <v:path arrowok="t"/>
               <v:textbox inset="0,0,0,0">
                 <w:txbxContent>
                   <w:p>
@@ -51095,10 +49925,11 @@
                     </w:r>
                     <w:r>
                       <w:rPr>
+                        <w:noProof/>
                         <w:spacing w:val="-5"/>
                         <w:sz w:val="24"/>
                       </w:rPr>
-                      <w:t>32</w:t>
+                      <w:t>15</w:t>
                     </w:r>
                     <w:r>
                       <w:rPr>
@@ -51121,7 +49952,7 @@
 </file>
 
 <file path=word/footnotes.xml><?xml version="1.0" encoding="utf-8"?>
-<w:footnotes xmlns:wpc="http://schemas.microsoft.com/office/word/2010/wordprocessingCanvas" xmlns:cx="http://schemas.microsoft.com/office/drawing/2014/chartex" xmlns:cx1="http://schemas.microsoft.com/office/drawing/2015/9/8/chartex" xmlns:cx2="http://schemas.microsoft.com/office/drawing/2015/10/21/chartex" xmlns:cx3="http://schemas.microsoft.com/office/drawing/2016/5/9/chartex" xmlns:cx4="http://schemas.microsoft.com/office/drawing/2016/5/10/chartex" xmlns:cx5="http://schemas.microsoft.com/office/drawing/2016/5/11/chartex" xmlns:cx6="http://schemas.microsoft.com/office/drawing/2016/5/12/chartex" xmlns:cx7="http://schemas.microsoft.com/office/drawing/2016/5/13/chartex" xmlns:cx8="http://schemas.microsoft.com/office/drawing/2016/5/14/chartex" xmlns:mc="http://schemas.openxmlformats.org/markup-compatibility/2006" xmlns:aink="http://schemas.microsoft.com/office/drawing/2016/ink" xmlns:am3d="http://schemas.microsoft.com/office/drawing/2017/model3d" xmlns:o="urn:schemas-microsoft-com:office:office" xmlns:r="http://schemas.openxmlformats.org/officeDocument/2006/relationships" xmlns:m="http://schemas.openxmlformats.org/officeDocument/2006/math" xmlns:v="urn:schemas-microsoft-com:vml" xmlns:wp14="http://schemas.microsoft.com/office/word/2010/wordprocessingDrawing" xmlns:wp="http://schemas.openxmlformats.org/drawingml/2006/wordprocessingDrawing" xmlns:w10="urn:schemas-microsoft-com:office:word" xmlns:w="http://schemas.openxmlformats.org/wordprocessingml/2006/main" xmlns:w14="http://schemas.microsoft.com/office/word/2010/wordml" xmlns:w15="http://schemas.microsoft.com/office/word/2012/wordml" xmlns:w16cex="http://schemas.microsoft.com/office/word/2018/wordml/cex" xmlns:w16cid="http://schemas.microsoft.com/office/word/2016/wordml/cid" xmlns:w16="http://schemas.microsoft.com/office/word/2018/wordml" xmlns:w16sdtdh="http://schemas.microsoft.com/office/word/2020/wordml/sdtdatahash" xmlns:w16se="http://schemas.microsoft.com/office/word/2015/wordml/symex" xmlns:wpg="http://schemas.microsoft.com/office/word/2010/wordprocessingGroup" xmlns:wpi="http://schemas.microsoft.com/office/word/2010/wordprocessingInk" xmlns:wne="http://schemas.microsoft.com/office/word/2006/wordml" xmlns:wps="http://schemas.microsoft.com/office/word/2010/wordprocessingShape" mc:Ignorable="w14 w15 w16se w16cid w16 w16cex w16sdtdh wp14">
+<w:footnotes xmlns:wpc="http://schemas.microsoft.com/office/word/2010/wordprocessingCanvas" xmlns:cx="http://schemas.microsoft.com/office/drawing/2014/chartex" xmlns:mc="http://schemas.openxmlformats.org/markup-compatibility/2006" xmlns:o="urn:schemas-microsoft-com:office:office" xmlns:r="http://schemas.openxmlformats.org/officeDocument/2006/relationships" xmlns:m="http://schemas.openxmlformats.org/officeDocument/2006/math" xmlns:v="urn:schemas-microsoft-com:vml" xmlns:wp14="http://schemas.microsoft.com/office/word/2010/wordprocessingDrawing" xmlns:wp="http://schemas.openxmlformats.org/drawingml/2006/wordprocessingDrawing" xmlns:w10="urn:schemas-microsoft-com:office:word" xmlns:w="http://schemas.openxmlformats.org/wordprocessingml/2006/main" xmlns:w14="http://schemas.microsoft.com/office/word/2010/wordml" xmlns:w15="http://schemas.microsoft.com/office/word/2012/wordml" xmlns:w16se="http://schemas.microsoft.com/office/word/2015/wordml/symex" xmlns:wpg="http://schemas.microsoft.com/office/word/2010/wordprocessingGroup" xmlns:wpi="http://schemas.microsoft.com/office/word/2010/wordprocessingInk" xmlns:wne="http://schemas.microsoft.com/office/word/2006/wordml" xmlns:wps="http://schemas.microsoft.com/office/word/2010/wordprocessingShape" mc:Ignorable="w14 w15 w16se wp14">
   <w:footnote w:type="separator" w:id="-1">
     <w:p>
       <w:r>
@@ -51140,7 +49971,7 @@
 </file>
 
 <file path=word/numbering.xml><?xml version="1.0" encoding="utf-8"?>
-<w:numbering xmlns:wpc="http://schemas.microsoft.com/office/word/2010/wordprocessingCanvas" xmlns:cx="http://schemas.microsoft.com/office/drawing/2014/chartex" xmlns:cx1="http://schemas.microsoft.com/office/drawing/2015/9/8/chartex" xmlns:cx2="http://schemas.microsoft.com/office/drawing/2015/10/21/chartex" xmlns:cx3="http://schemas.microsoft.com/office/drawing/2016/5/9/chartex" xmlns:cx4="http://schemas.microsoft.com/office/drawing/2016/5/10/chartex" xmlns:cx5="http://schemas.microsoft.com/office/drawing/2016/5/11/chartex" xmlns:cx6="http://schemas.microsoft.com/office/drawing/2016/5/12/chartex" xmlns:cx7="http://schemas.microsoft.com/office/drawing/2016/5/13/chartex" xmlns:cx8="http://schemas.microsoft.com/office/drawing/2016/5/14/chartex" xmlns:mc="http://schemas.openxmlformats.org/markup-compatibility/2006" xmlns:aink="http://schemas.microsoft.com/office/drawing/2016/ink" xmlns:am3d="http://schemas.microsoft.com/office/drawing/2017/model3d" xmlns:o="urn:schemas-microsoft-com:office:office" xmlns:r="http://schemas.openxmlformats.org/officeDocument/2006/relationships" xmlns:m="http://schemas.openxmlformats.org/officeDocument/2006/math" xmlns:v="urn:schemas-microsoft-com:vml" xmlns:wp14="http://schemas.microsoft.com/office/word/2010/wordprocessingDrawing" xmlns:wp="http://schemas.openxmlformats.org/drawingml/2006/wordprocessingDrawing" xmlns:w10="urn:schemas-microsoft-com:office:word" xmlns:w="http://schemas.openxmlformats.org/wordprocessingml/2006/main" xmlns:w14="http://schemas.microsoft.com/office/word/2010/wordml" xmlns:w15="http://schemas.microsoft.com/office/word/2012/wordml" xmlns:w16cex="http://schemas.microsoft.com/office/word/2018/wordml/cex" xmlns:w16cid="http://schemas.microsoft.com/office/word/2016/wordml/cid" xmlns:w16="http://schemas.microsoft.com/office/word/2018/wordml" xmlns:w16sdtdh="http://schemas.microsoft.com/office/word/2020/wordml/sdtdatahash" xmlns:w16se="http://schemas.microsoft.com/office/word/2015/wordml/symex" xmlns:wpg="http://schemas.microsoft.com/office/word/2010/wordprocessingGroup" xmlns:wpi="http://schemas.microsoft.com/office/word/2010/wordprocessingInk" xmlns:wne="http://schemas.microsoft.com/office/word/2006/wordml" xmlns:wps="http://schemas.microsoft.com/office/word/2010/wordprocessingShape" mc:Ignorable="w14 w15 w16se w16cid w16 w16cex w16sdtdh wp14">
+<w:numbering xmlns:wpc="http://schemas.microsoft.com/office/word/2010/wordprocessingCanvas" xmlns:cx="http://schemas.microsoft.com/office/drawing/2014/chartex" xmlns:mc="http://schemas.openxmlformats.org/markup-compatibility/2006" xmlns:o="urn:schemas-microsoft-com:office:office" xmlns:r="http://schemas.openxmlformats.org/officeDocument/2006/relationships" xmlns:m="http://schemas.openxmlformats.org/officeDocument/2006/math" xmlns:v="urn:schemas-microsoft-com:vml" xmlns:wp14="http://schemas.microsoft.com/office/word/2010/wordprocessingDrawing" xmlns:wp="http://schemas.openxmlformats.org/drawingml/2006/wordprocessingDrawing" xmlns:w10="urn:schemas-microsoft-com:office:word" xmlns:w="http://schemas.openxmlformats.org/wordprocessingml/2006/main" xmlns:w14="http://schemas.microsoft.com/office/word/2010/wordml" xmlns:w15="http://schemas.microsoft.com/office/word/2012/wordml" xmlns:w16se="http://schemas.microsoft.com/office/word/2015/wordml/symex" xmlns:wpg="http://schemas.microsoft.com/office/word/2010/wordprocessingGroup" xmlns:wpi="http://schemas.microsoft.com/office/word/2010/wordprocessingInk" xmlns:wne="http://schemas.microsoft.com/office/word/2006/wordml" xmlns:wps="http://schemas.microsoft.com/office/word/2010/wordprocessingShape" mc:Ignorable="w14 w15 w16se wp14">
   <w:abstractNum w:abstractNumId="0" w15:restartNumberingAfterBreak="0">
     <w:nsid w:val="014150C6"/>
     <w:multiLevelType w:val="hybridMultilevel"/>
@@ -53673,7 +52504,7 @@
 </file>
 
 <file path=word/styles.xml><?xml version="1.0" encoding="utf-8"?>
-<w:styles xmlns:mc="http://schemas.openxmlformats.org/markup-compatibility/2006" xmlns:r="http://schemas.openxmlformats.org/officeDocument/2006/relationships" xmlns:w="http://schemas.openxmlformats.org/wordprocessingml/2006/main" xmlns:w14="http://schemas.microsoft.com/office/word/2010/wordml" xmlns:w15="http://schemas.microsoft.com/office/word/2012/wordml" xmlns:w16cex="http://schemas.microsoft.com/office/word/2018/wordml/cex" xmlns:w16cid="http://schemas.microsoft.com/office/word/2016/wordml/cid" xmlns:w16="http://schemas.microsoft.com/office/word/2018/wordml" xmlns:w16sdtdh="http://schemas.microsoft.com/office/word/2020/wordml/sdtdatahash" xmlns:w16se="http://schemas.microsoft.com/office/word/2015/wordml/symex" mc:Ignorable="w14 w15 w16se w16cid w16 w16cex w16sdtdh">
+<w:styles xmlns:mc="http://schemas.openxmlformats.org/markup-compatibility/2006" xmlns:r="http://schemas.openxmlformats.org/officeDocument/2006/relationships" xmlns:w="http://schemas.openxmlformats.org/wordprocessingml/2006/main" xmlns:w14="http://schemas.microsoft.com/office/word/2010/wordml" xmlns:w15="http://schemas.microsoft.com/office/word/2012/wordml" xmlns:w16se="http://schemas.microsoft.com/office/word/2015/wordml/symex" mc:Ignorable="w14 w15 w16se">
   <w:docDefaults>
     <w:rPrDefault>
       <w:rPr>
@@ -53691,7 +52522,7 @@
       </w:pPr>
     </w:pPrDefault>
   </w:docDefaults>
-  <w:latentStyles w:defLockedState="0" w:defUIPriority="99" w:defSemiHidden="0" w:defUnhideWhenUsed="0" w:defQFormat="0" w:count="376">
+  <w:latentStyles w:defLockedState="0" w:defUIPriority="99" w:defSemiHidden="0" w:defUnhideWhenUsed="0" w:defQFormat="0" w:count="371">
     <w:lsdException w:name="Normal" w:uiPriority="0" w:qFormat="1"/>
     <w:lsdException w:name="heading 1" w:uiPriority="9" w:qFormat="1"/>
     <w:lsdException w:name="heading 2" w:semiHidden="1" w:uiPriority="9" w:unhideWhenUsed="1" w:qFormat="1"/>
@@ -54063,11 +52894,6 @@
     <w:lsdException w:name="List Table 5 Dark Accent 6" w:uiPriority="50"/>
     <w:lsdException w:name="List Table 6 Colorful Accent 6" w:uiPriority="51"/>
     <w:lsdException w:name="List Table 7 Colorful Accent 6" w:uiPriority="52"/>
-    <w:lsdException w:name="Mention" w:semiHidden="1" w:unhideWhenUsed="1"/>
-    <w:lsdException w:name="Smart Hyperlink" w:semiHidden="1" w:unhideWhenUsed="1"/>
-    <w:lsdException w:name="Hashtag" w:semiHidden="1" w:unhideWhenUsed="1"/>
-    <w:lsdException w:name="Unresolved Mention" w:semiHidden="1" w:unhideWhenUsed="1"/>
-    <w:lsdException w:name="Smart Link" w:semiHidden="1" w:unhideWhenUsed="1"/>
   </w:latentStyles>
   <w:style w:type="paragraph" w:default="1" w:styleId="a">
     <w:name w:val="Normal"/>
